--- a/Шумов В Отчёт.docx
+++ b/Шумов В Отчёт.docx
@@ -231,10 +231,7 @@
               <w:fldChar w:fldCharType="begin"/>
             </w:r>
             <w:r>
-              <w:instrText xml:space="preserve"> PAGEREF _T</w:instrText>
-            </w:r>
-            <w:r>
-              <w:instrText xml:space="preserve">oc214279678 \h </w:instrText>
+              <w:instrText xml:space="preserve"> PAGEREF _Toc214279678 \h </w:instrText>
             </w:r>
             <w:r>
               <w:fldChar w:fldCharType="separate"/>
@@ -535,10 +532,7 @@
               <w:fldChar w:fldCharType="begin"/>
             </w:r>
             <w:r>
-              <w:instrText xml:space="preserve"> PAGEREF _Toc2</w:instrText>
-            </w:r>
-            <w:r>
-              <w:instrText xml:space="preserve">14279684 \h </w:instrText>
+              <w:instrText xml:space="preserve"> PAGEREF _Toc214279684 \h </w:instrText>
             </w:r>
             <w:r>
               <w:fldChar w:fldCharType="separate"/>
@@ -605,10 +599,7 @@
       </w:pPr>
       <w:bookmarkStart w:id="1" w:name="_Toc214279676"/>
       <w:r>
-        <w:t xml:space="preserve">Этапы </w:t>
-      </w:r>
-      <w:r>
-        <w:t>выполнения функционального анализа</w:t>
+        <w:t>Этапы выполнения функционального анализа</w:t>
       </w:r>
       <w:bookmarkEnd w:id="1"/>
     </w:p>
@@ -629,6 +620,10 @@
         <w:jc w:val="center"/>
       </w:pPr>
       <w:r>
+        <w:rPr>
+          <w:noProof/>
+          <w:lang w:eastAsia="ru-RU"/>
+        </w:rPr>
         <w:drawing>
           <wp:inline distT="0" distB="0" distL="0" distR="0" wp14:anchorId="6CDF3C1E" wp14:editId="631E619B">
             <wp:extent cx="5210175" cy="3245290"/>
@@ -712,6 +707,10 @@
         <w:jc w:val="center"/>
       </w:pPr>
       <w:r>
+        <w:rPr>
+          <w:noProof/>
+          <w:lang w:eastAsia="ru-RU"/>
+        </w:rPr>
         <w:drawing>
           <wp:inline distT="0" distB="0" distL="0" distR="0" wp14:anchorId="34BAF051" wp14:editId="70D9AACA">
             <wp:extent cx="5886450" cy="2632700"/>
@@ -784,10 +783,7 @@
       <w:bookmarkStart w:id="5" w:name="_Toc214279679"/>
       <w:bookmarkEnd w:id="4"/>
       <w:r>
-        <w:t xml:space="preserve">2.1.3. Определение бизнес-процессов </w:t>
-      </w:r>
-      <w:r>
-        <w:t>и ЦКП</w:t>
+        <w:t>2.1.3. Определение бизнес-процессов и ЦКП</w:t>
       </w:r>
       <w:bookmarkEnd w:id="5"/>
     </w:p>
@@ -836,13 +832,7 @@
         <w:rPr>
           <w:szCs w:val="24"/>
         </w:rPr>
-        <w:t>Таблица №1 «Общее представление бизнес-процессо</w:t>
-      </w:r>
-      <w:r>
-        <w:rPr>
-          <w:szCs w:val="24"/>
-        </w:rPr>
-        <w:t>в»</w:t>
+        <w:t>Таблица №1 «Общее представление бизнес-процессов»</w:t>
       </w:r>
     </w:p>
     <w:tbl>
@@ -1276,8 +1266,11 @@
         <w:spacing w:after="0"/>
         <w:jc w:val="center"/>
       </w:pPr>
-      <w:bookmarkStart w:id="6" w:name="_GoBack"/>
       <w:r>
+        <w:rPr>
+          <w:noProof/>
+          <w:lang w:eastAsia="ru-RU"/>
+        </w:rPr>
         <w:drawing>
           <wp:inline distT="0" distB="0" distL="0" distR="0" wp14:anchorId="03CC70CB" wp14:editId="5CDDB4BC">
             <wp:extent cx="2162175" cy="4571298"/>
@@ -1314,7 +1307,6 @@
           </wp:inline>
         </w:drawing>
       </w:r>
-      <w:bookmarkEnd w:id="6"/>
     </w:p>
     <w:p>
       <w:pPr>
@@ -1604,7 +1596,7 @@
               <w:rPr>
                 <w:szCs w:val="24"/>
               </w:rPr>
-              <w:t>Регистрация пользователя</w:t>
+              <w:t>Сбор ответов</w:t>
             </w:r>
           </w:p>
         </w:tc>
@@ -1615,7 +1607,6 @@
           <w:p>
             <w:pPr>
               <w:spacing w:after="0" w:line="240" w:lineRule="auto"/>
-              <w:ind w:firstLine="314"/>
               <w:jc w:val="both"/>
               <w:rPr>
                 <w:szCs w:val="24"/>
@@ -1663,54 +1654,25 @@
         </w:tc>
         <w:tc>
           <w:tcPr>
-            <w:tcW w:w="2533" w:type="dxa"/>
-          </w:tcPr>
-          <w:p>
-            <w:pPr>
-              <w:spacing w:after="0" w:line="240" w:lineRule="auto"/>
-              <w:jc w:val="both"/>
-              <w:rPr>
-                <w:szCs w:val="24"/>
-              </w:rPr>
-            </w:pPr>
-            <w:r>
-              <w:rPr>
-                <w:szCs w:val="24"/>
-              </w:rPr>
-              <w:t>Назначение</w:t>
-            </w:r>
-            <w:r>
-              <w:rPr>
-                <w:szCs w:val="24"/>
-              </w:rPr>
-              <w:t xml:space="preserve"> ролей и прав доступа</w:t>
-            </w:r>
-          </w:p>
-        </w:tc>
-        <w:tc>
-          <w:tcPr>
-            <w:tcW w:w="6408" w:type="dxa"/>
+            <w:tcW w:w="8941" w:type="dxa"/>
+            <w:gridSpan w:val="2"/>
           </w:tcPr>
           <w:p>
             <w:pPr>
               <w:spacing w:after="0" w:line="240" w:lineRule="auto"/>
               <w:ind w:firstLine="172"/>
-              <w:jc w:val="both"/>
-              <w:rPr>
-                <w:szCs w:val="24"/>
-              </w:rPr>
-            </w:pPr>
-            <w:r>
-              <w:rPr>
-                <w:szCs w:val="24"/>
-              </w:rPr>
-              <w:t xml:space="preserve">Задача, распределение ролей (ученик, преподаватель, модератор), выполняет администратор. На основе должности или обязанностей пользователю присваивается </w:t>
-            </w:r>
-            <w:r>
-              <w:rPr>
-                <w:szCs w:val="24"/>
-              </w:rPr>
-              <w:t>соответствующая роль с определёнными правами доступа.</w:t>
+              <w:jc w:val="center"/>
+              <w:rPr>
+                <w:b/>
+                <w:szCs w:val="24"/>
+              </w:rPr>
+            </w:pPr>
+            <w:r>
+              <w:rPr>
+                <w:b/>
+                <w:szCs w:val="24"/>
+              </w:rPr>
+              <w:t>Объекты</w:t>
             </w:r>
           </w:p>
         </w:tc>
@@ -1751,25 +1713,53 @@
         </w:tc>
         <w:tc>
           <w:tcPr>
-            <w:tcW w:w="8941" w:type="dxa"/>
-            <w:gridSpan w:val="2"/>
-          </w:tcPr>
-          <w:p>
-            <w:pPr>
-              <w:spacing w:after="0" w:line="240" w:lineRule="auto"/>
-              <w:ind w:firstLine="172"/>
-              <w:jc w:val="center"/>
-              <w:rPr>
-                <w:b/>
-                <w:szCs w:val="24"/>
-              </w:rPr>
-            </w:pPr>
-            <w:r>
-              <w:rPr>
-                <w:b/>
-                <w:szCs w:val="24"/>
-              </w:rPr>
-              <w:t>Объекты</w:t>
+            <w:tcW w:w="2533" w:type="dxa"/>
+          </w:tcPr>
+          <w:p>
+            <w:pPr>
+              <w:spacing w:after="0" w:line="375" w:lineRule="atLeast"/>
+              <w:jc w:val="both"/>
+              <w:rPr>
+                <w:rFonts w:cs="Times New Roman"/>
+                <w:color w:val="0F1115"/>
+                <w:szCs w:val="24"/>
+              </w:rPr>
+            </w:pPr>
+            <w:r>
+              <w:rPr>
+                <w:rFonts w:cs="Times New Roman"/>
+                <w:color w:val="0F1115"/>
+                <w:szCs w:val="24"/>
+              </w:rPr>
+              <w:t>Ответы студентов</w:t>
+            </w:r>
+          </w:p>
+          <w:p>
+            <w:pPr>
+              <w:spacing w:after="0" w:line="240" w:lineRule="auto"/>
+              <w:rPr>
+                <w:szCs w:val="24"/>
+              </w:rPr>
+            </w:pPr>
+          </w:p>
+        </w:tc>
+        <w:tc>
+          <w:tcPr>
+            <w:tcW w:w="6408" w:type="dxa"/>
+          </w:tcPr>
+          <w:p>
+            <w:pPr>
+              <w:spacing w:after="0" w:line="240" w:lineRule="auto"/>
+              <w:jc w:val="both"/>
+              <w:rPr>
+                <w:szCs w:val="24"/>
+              </w:rPr>
+            </w:pPr>
+            <w:r>
+              <w:t>Д</w:t>
+            </w:r>
+            <w:r>
+              <w:t>анные, введённые студентом в тест, включая варианты ответов, открытые задания и время выполнения.</w:t>
             </w:r>
           </w:p>
         </w:tc>
@@ -1810,54 +1800,25 @@
         </w:tc>
         <w:tc>
           <w:tcPr>
-            <w:tcW w:w="2533" w:type="dxa"/>
-          </w:tcPr>
-          <w:p>
-            <w:pPr>
-              <w:spacing w:after="0" w:line="375" w:lineRule="atLeast"/>
-              <w:jc w:val="both"/>
-              <w:rPr>
-                <w:rFonts w:cs="Times New Roman"/>
-                <w:color w:val="0F1115"/>
-                <w:szCs w:val="24"/>
-              </w:rPr>
-            </w:pPr>
-            <w:r>
-              <w:rPr>
-                <w:rFonts w:cs="Times New Roman"/>
-                <w:color w:val="0F1115"/>
-                <w:szCs w:val="24"/>
-              </w:rPr>
-              <w:t>Учётная запись пользователя</w:t>
-            </w:r>
-          </w:p>
-          <w:p>
-            <w:pPr>
-              <w:spacing w:after="0" w:line="240" w:lineRule="auto"/>
-              <w:rPr>
-                <w:szCs w:val="24"/>
-              </w:rPr>
-            </w:pPr>
-          </w:p>
-        </w:tc>
-        <w:tc>
-          <w:tcPr>
-            <w:tcW w:w="6408" w:type="dxa"/>
+            <w:tcW w:w="8941" w:type="dxa"/>
+            <w:gridSpan w:val="2"/>
           </w:tcPr>
           <w:p>
             <w:pPr>
               <w:spacing w:after="0" w:line="240" w:lineRule="auto"/>
               <w:ind w:firstLine="172"/>
-              <w:jc w:val="both"/>
-              <w:rPr>
-                <w:szCs w:val="24"/>
-              </w:rPr>
-            </w:pPr>
-            <w:r>
-              <w:rPr>
-                <w:szCs w:val="24"/>
-              </w:rPr>
-              <w:t>Документ/запись в базе данных, содержащая личные данные, логин, пароль, роль и статус активности.</w:t>
+              <w:jc w:val="center"/>
+              <w:rPr>
+                <w:b/>
+                <w:szCs w:val="24"/>
+              </w:rPr>
+            </w:pPr>
+            <w:r>
+              <w:rPr>
+                <w:b/>
+                <w:szCs w:val="24"/>
+              </w:rPr>
+              <w:t>Субъекты</w:t>
             </w:r>
           </w:p>
         </w:tc>
@@ -1902,48 +1863,44 @@
           </w:tcPr>
           <w:p>
             <w:pPr>
-              <w:spacing w:after="0" w:line="375" w:lineRule="atLeast"/>
+              <w:spacing w:after="0" w:line="240" w:lineRule="auto"/>
+              <w:rPr>
+                <w:szCs w:val="24"/>
+              </w:rPr>
+            </w:pPr>
+            <w:r>
+              <w:rPr>
+                <w:szCs w:val="24"/>
+              </w:rPr>
+              <w:t>Студент</w:t>
+            </w:r>
+          </w:p>
+        </w:tc>
+        <w:tc>
+          <w:tcPr>
+            <w:tcW w:w="6408" w:type="dxa"/>
+          </w:tcPr>
+          <w:p>
+            <w:pPr>
+              <w:spacing w:after="0" w:line="240" w:lineRule="auto"/>
               <w:jc w:val="both"/>
               <w:rPr>
-                <w:rFonts w:cs="Times New Roman"/>
-                <w:color w:val="0F1115"/>
-                <w:szCs w:val="24"/>
-              </w:rPr>
-            </w:pPr>
-            <w:r>
-              <w:rPr>
-                <w:rFonts w:cs="Times New Roman"/>
-                <w:color w:val="0F1115"/>
-                <w:szCs w:val="24"/>
-              </w:rPr>
-              <w:t>Ролевая модель</w:t>
-            </w:r>
-          </w:p>
-        </w:tc>
-        <w:tc>
-          <w:tcPr>
-            <w:tcW w:w="6408" w:type="dxa"/>
-          </w:tcPr>
-          <w:p>
-            <w:pPr>
-              <w:spacing w:after="0" w:line="240" w:lineRule="auto"/>
-              <w:ind w:firstLine="172"/>
-              <w:jc w:val="both"/>
-              <w:rPr>
-                <w:szCs w:val="24"/>
-              </w:rPr>
-            </w:pPr>
-            <w:r>
-              <w:rPr>
-                <w:szCs w:val="24"/>
-              </w:rPr>
-              <w:t xml:space="preserve">Набор правил, определяющих доступ к </w:t>
-            </w:r>
-            <w:r>
-              <w:rPr>
-                <w:szCs w:val="24"/>
-              </w:rPr>
-              <w:t>функциям системы в зависимости от роли.</w:t>
+                <w:szCs w:val="24"/>
+              </w:rPr>
+            </w:pPr>
+            <w:r>
+              <w:rPr>
+                <w:szCs w:val="24"/>
+              </w:rPr>
+              <w:t>Учащийся уч</w:t>
+            </w:r>
+            <w:bookmarkStart w:id="6" w:name="_GoBack"/>
+            <w:bookmarkEnd w:id="6"/>
+            <w:r>
+              <w:rPr>
+                <w:szCs w:val="24"/>
+              </w:rPr>
+              <w:t>ебного заведения, прошедший тестирование.</w:t>
             </w:r>
           </w:p>
         </w:tc>
@@ -1984,25 +1941,40 @@
         </w:tc>
         <w:tc>
           <w:tcPr>
-            <w:tcW w:w="8941" w:type="dxa"/>
-            <w:gridSpan w:val="2"/>
-          </w:tcPr>
-          <w:p>
-            <w:pPr>
-              <w:spacing w:after="0" w:line="240" w:lineRule="auto"/>
-              <w:ind w:firstLine="172"/>
-              <w:jc w:val="center"/>
-              <w:rPr>
-                <w:b/>
-                <w:szCs w:val="24"/>
-              </w:rPr>
-            </w:pPr>
-            <w:r>
-              <w:rPr>
-                <w:b/>
-                <w:szCs w:val="24"/>
-              </w:rPr>
-              <w:t>Субъекты</w:t>
+            <w:tcW w:w="2533" w:type="dxa"/>
+          </w:tcPr>
+          <w:p>
+            <w:pPr>
+              <w:spacing w:after="0" w:line="240" w:lineRule="auto"/>
+              <w:rPr>
+                <w:szCs w:val="24"/>
+              </w:rPr>
+            </w:pPr>
+            <w:r>
+              <w:rPr>
+                <w:szCs w:val="24"/>
+              </w:rPr>
+              <w:t>Преподаватель</w:t>
+            </w:r>
+          </w:p>
+        </w:tc>
+        <w:tc>
+          <w:tcPr>
+            <w:tcW w:w="6408" w:type="dxa"/>
+          </w:tcPr>
+          <w:p>
+            <w:pPr>
+              <w:spacing w:after="0" w:line="240" w:lineRule="auto"/>
+              <w:jc w:val="both"/>
+              <w:rPr>
+                <w:szCs w:val="24"/>
+              </w:rPr>
+            </w:pPr>
+            <w:r>
+              <w:t>С</w:t>
+            </w:r>
+            <w:r>
+              <w:t>отрудник, ответственный за получение данных тестирования.</w:t>
             </w:r>
           </w:p>
         </w:tc>
@@ -2014,237 +1986,6 @@
         <w:tc>
           <w:tcPr>
             <w:tcW w:w="563" w:type="dxa"/>
-            <w:vMerge/>
-          </w:tcPr>
-          <w:p>
-            <w:pPr>
-              <w:spacing w:after="0" w:line="240" w:lineRule="auto"/>
-              <w:jc w:val="center"/>
-              <w:rPr>
-                <w:szCs w:val="24"/>
-              </w:rPr>
-            </w:pPr>
-          </w:p>
-        </w:tc>
-        <w:tc>
-          <w:tcPr>
-            <w:tcW w:w="1837" w:type="dxa"/>
-            <w:vMerge/>
-          </w:tcPr>
-          <w:p>
-            <w:pPr>
-              <w:spacing w:after="0" w:line="240" w:lineRule="auto"/>
-              <w:jc w:val="center"/>
-              <w:rPr>
-                <w:szCs w:val="24"/>
-              </w:rPr>
-            </w:pPr>
-          </w:p>
-        </w:tc>
-        <w:tc>
-          <w:tcPr>
-            <w:tcW w:w="2533" w:type="dxa"/>
-          </w:tcPr>
-          <w:p>
-            <w:pPr>
-              <w:spacing w:after="0" w:line="240" w:lineRule="auto"/>
-              <w:rPr>
-                <w:szCs w:val="24"/>
-              </w:rPr>
-            </w:pPr>
-            <w:r>
-              <w:rPr>
-                <w:szCs w:val="24"/>
-              </w:rPr>
-              <w:t>Пользователь</w:t>
-            </w:r>
-          </w:p>
-        </w:tc>
-        <w:tc>
-          <w:tcPr>
-            <w:tcW w:w="6408" w:type="dxa"/>
-          </w:tcPr>
-          <w:p>
-            <w:pPr>
-              <w:spacing w:after="0" w:line="240" w:lineRule="auto"/>
-              <w:ind w:firstLine="172"/>
-              <w:jc w:val="both"/>
-              <w:rPr>
-                <w:szCs w:val="24"/>
-              </w:rPr>
-            </w:pPr>
-            <w:r>
-              <w:rPr>
-                <w:szCs w:val="24"/>
-              </w:rPr>
-              <w:t>Физическое лицо, зарегистрированное в системе для прохождения тестов или использования функционала.</w:t>
-            </w:r>
-          </w:p>
-        </w:tc>
-      </w:tr>
-      <w:tr>
-        <w:trPr>
-          <w:trHeight w:val="80"/>
-        </w:trPr>
-        <w:tc>
-          <w:tcPr>
-            <w:tcW w:w="563" w:type="dxa"/>
-            <w:vMerge/>
-          </w:tcPr>
-          <w:p>
-            <w:pPr>
-              <w:spacing w:after="0" w:line="240" w:lineRule="auto"/>
-              <w:jc w:val="center"/>
-              <w:rPr>
-                <w:szCs w:val="24"/>
-              </w:rPr>
-            </w:pPr>
-          </w:p>
-        </w:tc>
-        <w:tc>
-          <w:tcPr>
-            <w:tcW w:w="1837" w:type="dxa"/>
-            <w:vMerge/>
-          </w:tcPr>
-          <w:p>
-            <w:pPr>
-              <w:spacing w:after="0" w:line="240" w:lineRule="auto"/>
-              <w:jc w:val="center"/>
-              <w:rPr>
-                <w:szCs w:val="24"/>
-              </w:rPr>
-            </w:pPr>
-          </w:p>
-        </w:tc>
-        <w:tc>
-          <w:tcPr>
-            <w:tcW w:w="2533" w:type="dxa"/>
-          </w:tcPr>
-          <w:p>
-            <w:pPr>
-              <w:spacing w:after="0" w:line="240" w:lineRule="auto"/>
-              <w:rPr>
-                <w:szCs w:val="24"/>
-              </w:rPr>
-            </w:pPr>
-            <w:r>
-              <w:rPr>
-                <w:szCs w:val="24"/>
-              </w:rPr>
-              <w:t>Администратор</w:t>
-            </w:r>
-          </w:p>
-        </w:tc>
-        <w:tc>
-          <w:tcPr>
-            <w:tcW w:w="6408" w:type="dxa"/>
-          </w:tcPr>
-          <w:p>
-            <w:pPr>
-              <w:spacing w:after="0" w:line="240" w:lineRule="auto"/>
-              <w:ind w:firstLine="172"/>
-              <w:jc w:val="both"/>
-              <w:rPr>
-                <w:szCs w:val="24"/>
-              </w:rPr>
-            </w:pPr>
-            <w:r>
-              <w:rPr>
-                <w:szCs w:val="24"/>
-              </w:rPr>
-              <w:t xml:space="preserve">Сотрудник, ответственный за управление учётными записями, ролями и </w:t>
-            </w:r>
-            <w:r>
-              <w:rPr>
-                <w:szCs w:val="24"/>
-              </w:rPr>
-              <w:t>доступом в системе.</w:t>
-            </w:r>
-          </w:p>
-        </w:tc>
-      </w:tr>
-      <w:tr>
-        <w:trPr>
-          <w:trHeight w:val="80"/>
-        </w:trPr>
-        <w:tc>
-          <w:tcPr>
-            <w:tcW w:w="563" w:type="dxa"/>
-            <w:vMerge/>
-          </w:tcPr>
-          <w:p>
-            <w:pPr>
-              <w:spacing w:after="0" w:line="240" w:lineRule="auto"/>
-              <w:jc w:val="center"/>
-              <w:rPr>
-                <w:szCs w:val="24"/>
-              </w:rPr>
-            </w:pPr>
-          </w:p>
-        </w:tc>
-        <w:tc>
-          <w:tcPr>
-            <w:tcW w:w="1837" w:type="dxa"/>
-            <w:vMerge/>
-          </w:tcPr>
-          <w:p>
-            <w:pPr>
-              <w:spacing w:after="0" w:line="240" w:lineRule="auto"/>
-              <w:jc w:val="center"/>
-              <w:rPr>
-                <w:szCs w:val="24"/>
-              </w:rPr>
-            </w:pPr>
-          </w:p>
-        </w:tc>
-        <w:tc>
-          <w:tcPr>
-            <w:tcW w:w="2533" w:type="dxa"/>
-          </w:tcPr>
-          <w:p>
-            <w:pPr>
-              <w:spacing w:after="0" w:line="240" w:lineRule="auto"/>
-              <w:rPr>
-                <w:szCs w:val="24"/>
-              </w:rPr>
-            </w:pPr>
-            <w:r>
-              <w:rPr>
-                <w:szCs w:val="24"/>
-              </w:rPr>
-              <w:t>Модератор</w:t>
-            </w:r>
-          </w:p>
-        </w:tc>
-        <w:tc>
-          <w:tcPr>
-            <w:tcW w:w="6408" w:type="dxa"/>
-          </w:tcPr>
-          <w:p>
-            <w:pPr>
-              <w:spacing w:after="0" w:line="240" w:lineRule="auto"/>
-              <w:ind w:firstLine="172"/>
-              <w:jc w:val="both"/>
-              <w:rPr>
-                <w:szCs w:val="24"/>
-              </w:rPr>
-            </w:pPr>
-            <w:r>
-              <w:rPr>
-                <w:szCs w:val="24"/>
-              </w:rPr>
-              <w:t>Сотрудник, ответственный за управление тестами, их категориями и тегами.</w:t>
-            </w:r>
-          </w:p>
-        </w:tc>
-      </w:tr>
-      <w:tr>
-        <w:trPr>
-          <w:trHeight w:val="80"/>
-        </w:trPr>
-        <w:tc>
-          <w:tcPr>
-            <w:tcW w:w="563" w:type="dxa"/>
             <w:vMerge w:val="restart"/>
           </w:tcPr>
           <w:p>
@@ -2379,13 +2120,7 @@
               <w:rPr>
                 <w:szCs w:val="24"/>
               </w:rPr>
-              <w:t>Задача, разработка структуры теста, добавление вопросов и вариантов ответов, выполняет</w:t>
-            </w:r>
-            <w:r>
-              <w:rPr>
-                <w:szCs w:val="24"/>
-              </w:rPr>
-              <w:t xml:space="preserve"> преподаватель или модератор. Тест может включать различные типы вопросов (выбор ответа, открытый ответ и др.).</w:t>
+              <w:t>Задача, разработка структуры теста, добавление вопросов и вариантов ответов, выполняет преподаватель или модератор. Тест может включать различные типы вопросов (выбор ответа, открытый ответ и др.).</w:t>
             </w:r>
           </w:p>
         </w:tc>
@@ -2460,13 +2195,7 @@
               <w:rPr>
                 <w:szCs w:val="24"/>
               </w:rPr>
-              <w:t xml:space="preserve">Задача, установка времени прохождения, количества попыток, проходного балла, выполняет преподаватель или </w:t>
-            </w:r>
-            <w:r>
-              <w:rPr>
-                <w:szCs w:val="24"/>
-              </w:rPr>
-              <w:t>модератор.</w:t>
+              <w:t>Задача, установка времени прохождения, количества попыток, проходного балла, выполняет преподаватель или модератор.</w:t>
             </w:r>
           </w:p>
         </w:tc>
@@ -2991,13 +2720,7 @@
               <w:rPr>
                 <w:szCs w:val="24"/>
               </w:rPr>
-              <w:t xml:space="preserve">Выбор </w:t>
-            </w:r>
-            <w:r>
-              <w:rPr>
-                <w:szCs w:val="24"/>
-              </w:rPr>
-              <w:t>теста для прохождения</w:t>
+              <w:t>Выбор теста для прохождения</w:t>
             </w:r>
           </w:p>
         </w:tc>
@@ -3093,13 +2816,7 @@
               <w:rPr>
                 <w:szCs w:val="24"/>
               </w:rPr>
-              <w:t>Задача, ответы на вопросы в установленное время, выполня</w:t>
-            </w:r>
-            <w:r>
-              <w:rPr>
-                <w:szCs w:val="24"/>
-              </w:rPr>
-              <w:t>ет пользователь. Система фиксирует ответы и время выполнения.</w:t>
+              <w:t>Задача, ответы на вопросы в установленное время, выполняет пользователь. Система фиксирует ответы и время выполнения.</w:t>
             </w:r>
           </w:p>
         </w:tc>
@@ -3302,10 +3019,7 @@
               </w:rPr>
             </w:pPr>
             <w:r>
-              <w:t xml:space="preserve">Временная </w:t>
-            </w:r>
-            <w:r>
-              <w:t>запись, содержащая данные о выбранном тесте, ответах пользователя, времени начала и окончания.</w:t>
+              <w:t>Временная запись, содержащая данные о выбранном тесте, ответах пользователя, времени начала и окончания.</w:t>
             </w:r>
           </w:p>
         </w:tc>
@@ -3510,10 +3224,7 @@
               </w:rPr>
             </w:pPr>
             <w:r>
-              <w:t xml:space="preserve">Физическое лицо, проходящее тест для получения оценки </w:t>
-            </w:r>
-            <w:r>
-              <w:t>или сертификата.</w:t>
+              <w:t>Физическое лицо, проходящее тест для получения оценки или сертификата.</w:t>
             </w:r>
           </w:p>
         </w:tc>
@@ -3734,13 +3445,7 @@
               <w:rPr>
                 <w:szCs w:val="24"/>
               </w:rPr>
-              <w:t xml:space="preserve">Задача, генерация статистики по успеваемости, средним баллам, </w:t>
-            </w:r>
-            <w:r>
-              <w:rPr>
-                <w:szCs w:val="24"/>
-              </w:rPr>
-              <w:t>частоте прохождения тестов, выполняет система по запросу преподавателя или администратора.</w:t>
+              <w:t>Задача, генерация статистики по успеваемости, средним баллам, частоте прохождения тестов, выполняет система по запросу преподавателя или администратора.</w:t>
             </w:r>
           </w:p>
         </w:tc>
@@ -4021,13 +3726,7 @@
               <w:rPr>
                 <w:szCs w:val="24"/>
               </w:rPr>
-              <w:t xml:space="preserve">Данные о прохождении конкретного теста: средний балл, количество прошедших, процент </w:t>
-            </w:r>
-            <w:r>
-              <w:rPr>
-                <w:szCs w:val="24"/>
-              </w:rPr>
-              <w:t>успешных завершений.</w:t>
+              <w:t>Данные о прохождении конкретного теста: средний балл, количество прошедших, процент успешных завершений.</w:t>
             </w:r>
           </w:p>
         </w:tc>
@@ -4224,10 +3923,7 @@
               </w:rPr>
             </w:pPr>
             <w:r>
-              <w:t xml:space="preserve">Сотрудник, использующий статистику для мониторинга активности системы и формирования общих </w:t>
-            </w:r>
-            <w:r>
-              <w:t>отчётов.</w:t>
+              <w:t>Сотрудник, использующий статистику для мониторинга активности системы и формирования общих отчётов.</w:t>
             </w:r>
           </w:p>
         </w:tc>
@@ -4391,26 +4087,7 @@
         <w:rPr>
           <w:szCs w:val="24"/>
         </w:rPr>
-        <w:lastRenderedPageBreak/>
-        <w:t>Рис. 4 «Окружение функции «Пр</w:t>
-      </w:r>
-      <w:r>
-        <w:rPr>
-          <w:szCs w:val="24"/>
-        </w:rPr>
-        <w:t>оведение</w:t>
-      </w:r>
-      <w:r>
-        <w:rPr>
-          <w:szCs w:val="24"/>
-        </w:rPr>
-        <w:t xml:space="preserve"> тестирования</w:t>
-      </w:r>
-      <w:r>
-        <w:rPr>
-          <w:szCs w:val="24"/>
-        </w:rPr>
-        <w:t>»»</w:t>
+        <w:t>Рис. 4 «Окружение функции «Проведение тестирования»»</w:t>
       </w:r>
     </w:p>
     <w:p>
@@ -4435,13 +4112,7 @@
         <w:rPr>
           <w:szCs w:val="24"/>
         </w:rPr>
-        <w:t xml:space="preserve">Таблица №3 «Входные </w:t>
-      </w:r>
-      <w:r>
-        <w:rPr>
-          <w:szCs w:val="24"/>
-        </w:rPr>
-        <w:t>данные функций бизнес-процесса»</w:t>
+        <w:t>Таблица №3 «Входные данные функций бизнес-процесса»</w:t>
       </w:r>
     </w:p>
     <w:tbl>
@@ -4618,13 +4289,7 @@
               <w:rPr>
                 <w:szCs w:val="24"/>
               </w:rPr>
-              <w:t>Логин пользователя</w:t>
-            </w:r>
-            <w:r>
-              <w:rPr>
-                <w:szCs w:val="24"/>
-              </w:rPr>
-              <w:t xml:space="preserve"> / ФИО</w:t>
+              <w:t>Логин пользователя / ФИО</w:t>
             </w:r>
           </w:p>
         </w:tc>
@@ -4665,19 +4330,7 @@
               <w:rPr>
                 <w:szCs w:val="24"/>
               </w:rPr>
-              <w:t xml:space="preserve">Необходимы </w:t>
-            </w:r>
-            <w:r>
-              <w:rPr>
-                <w:szCs w:val="24"/>
-              </w:rPr>
-              <w:t xml:space="preserve">данные </w:t>
-            </w:r>
-            <w:r>
-              <w:rPr>
-                <w:szCs w:val="24"/>
-              </w:rPr>
-              <w:t>для создания профиля пользователя в системе</w:t>
+              <w:t>Необходимы данные для создания профиля пользователя в системе</w:t>
             </w:r>
           </w:p>
         </w:tc>
@@ -4763,13 +4416,7 @@
               <w:rPr>
                 <w:szCs w:val="24"/>
               </w:rPr>
-              <w:t>Используются для авторизации</w:t>
-            </w:r>
-            <w:r>
-              <w:rPr>
-                <w:szCs w:val="24"/>
-              </w:rPr>
-              <w:t xml:space="preserve"> и возможной связи</w:t>
+              <w:t>Используются для авторизации и возможной связи</w:t>
             </w:r>
           </w:p>
         </w:tc>
@@ -4820,13 +4467,7 @@
               <w:rPr>
                 <w:szCs w:val="24"/>
               </w:rPr>
-              <w:t>Электронная</w:t>
-            </w:r>
-            <w:r>
-              <w:rPr>
-                <w:szCs w:val="24"/>
-              </w:rPr>
-              <w:t xml:space="preserve"> почта</w:t>
+              <w:t>Электронная почта</w:t>
             </w:r>
           </w:p>
         </w:tc>
@@ -4861,13 +4502,7 @@
               <w:rPr>
                 <w:szCs w:val="24"/>
               </w:rPr>
-              <w:t>Используются для авторизации и возможной связи</w:t>
-            </w:r>
-            <w:r>
-              <w:rPr>
-                <w:szCs w:val="24"/>
-              </w:rPr>
-              <w:t>, в случае отсутствия мобильной связи.</w:t>
+              <w:t>Используются для авторизации и возможной связи, в случае отсутствия мобильной связи.</w:t>
             </w:r>
           </w:p>
         </w:tc>
@@ -4890,6 +4525,7 @@
               <w:rPr>
                 <w:szCs w:val="24"/>
               </w:rPr>
+              <w:lastRenderedPageBreak/>
               <w:t>2</w:t>
             </w:r>
           </w:p>
@@ -4930,19 +4566,7 @@
               <w:rPr>
                 <w:szCs w:val="24"/>
               </w:rPr>
-              <w:t xml:space="preserve">Вопросы </w:t>
-            </w:r>
-            <w:r>
-              <w:rPr>
-                <w:szCs w:val="24"/>
-              </w:rPr>
-              <w:t>и</w:t>
-            </w:r>
-            <w:r>
-              <w:rPr>
-                <w:szCs w:val="24"/>
-              </w:rPr>
-              <w:t xml:space="preserve"> варианты ответов</w:t>
+              <w:t>Вопросы и варианты ответов</w:t>
             </w:r>
           </w:p>
         </w:tc>
@@ -4963,13 +4587,7 @@
               <w:rPr>
                 <w:szCs w:val="24"/>
               </w:rPr>
-              <w:t>Шаблон</w:t>
-            </w:r>
-            <w:r>
-              <w:rPr>
-                <w:szCs w:val="24"/>
-              </w:rPr>
-              <w:t xml:space="preserve"> теста</w:t>
+              <w:t>Шаблон теста</w:t>
             </w:r>
           </w:p>
         </w:tc>
@@ -5040,13 +4658,7 @@
               <w:rPr>
                 <w:szCs w:val="24"/>
               </w:rPr>
-              <w:t>Уровень</w:t>
-            </w:r>
-            <w:r>
-              <w:rPr>
-                <w:szCs w:val="24"/>
-              </w:rPr>
-              <w:t xml:space="preserve"> сложности</w:t>
+              <w:t>Уровень сложности</w:t>
             </w:r>
           </w:p>
         </w:tc>
@@ -5132,13 +4744,7 @@
               <w:rPr>
                 <w:szCs w:val="24"/>
               </w:rPr>
-              <w:t>Правильные</w:t>
-            </w:r>
-            <w:r>
-              <w:rPr>
-                <w:szCs w:val="24"/>
-              </w:rPr>
-              <w:t xml:space="preserve"> ответы</w:t>
+              <w:t>Правильные ответы</w:t>
             </w:r>
           </w:p>
         </w:tc>
@@ -5599,13 +5205,7 @@
               <w:rPr>
                 <w:szCs w:val="24"/>
               </w:rPr>
-              <w:t xml:space="preserve">Определяется </w:t>
-            </w:r>
-            <w:r>
-              <w:rPr>
-                <w:szCs w:val="24"/>
-              </w:rPr>
-              <w:t>результатами</w:t>
+              <w:t>Определяется результатами</w:t>
             </w:r>
           </w:p>
         </w:tc>
@@ -5874,15 +5474,7 @@
           <w:sz w:val="28"/>
           <w:szCs w:val="28"/>
         </w:rPr>
-        <w:t xml:space="preserve">На выбор </w:t>
-      </w:r>
-      <w:r>
-        <w:rPr>
-          <w:color w:val="FF0000"/>
-          <w:sz w:val="28"/>
-          <w:szCs w:val="28"/>
-        </w:rPr>
-        <w:t>проектируем и оформляем:</w:t>
+        <w:t>На выбор проектируем и оформляем:</w:t>
       </w:r>
     </w:p>
     <w:tbl>
@@ -6131,6 +5723,7 @@
               <w:rPr>
                 <w:color w:val="FF0000"/>
               </w:rPr>
+              <w:lastRenderedPageBreak/>
               <w:t>2.</w:t>
             </w:r>
           </w:p>
@@ -7194,7 +6787,7 @@
     <w:lsdException w:name="Table Web 2" w:semiHidden="1" w:unhideWhenUsed="1"/>
     <w:lsdException w:name="Table Web 3" w:semiHidden="1" w:unhideWhenUsed="1"/>
     <w:lsdException w:name="Balloon Text" w:semiHidden="1" w:unhideWhenUsed="1"/>
-    <w:lsdException w:name="Table Grid" w:semiHidden="1" w:uiPriority="39" w:unhideWhenUsed="1"/>
+    <w:lsdException w:name="Table Grid" w:uiPriority="39"/>
     <w:lsdException w:name="Table Theme" w:semiHidden="1" w:unhideWhenUsed="1"/>
     <w:lsdException w:name="Placeholder Text" w:semiHidden="1"/>
     <w:lsdException w:name="Light Shading"/>
@@ -8065,7 +7658,7 @@
 </file>
 
 <file path=customXml/itemProps1.xml><?xml version="1.0" encoding="utf-8"?>
-<ds:datastoreItem xmlns:ds="http://schemas.openxmlformats.org/officeDocument/2006/customXml" ds:itemID="{12BC747F-643B-4385-99D9-0C815CA50884}">
+<ds:datastoreItem xmlns:ds="http://schemas.openxmlformats.org/officeDocument/2006/customXml" ds:itemID="{9FBBB937-1DC8-4B30-AA12-654B188270F5}">
   <ds:schemaRefs>
     <ds:schemaRef ds:uri="http://schemas.openxmlformats.org/officeDocument/2006/bibliography"/>
   </ds:schemaRefs>

--- a/Шумов В Отчёт.docx
+++ b/Шумов В Отчёт.docx
@@ -1613,7 +1613,7 @@
               </w:rPr>
             </w:pPr>
             <w:r>
-              <w:t>Сбор ответов студентов после прохождения теста для проверки.</w:t>
+              <w:t>Физический сбор заполненных студентами листков (бланков) после окончания времени теста.</w:t>
             </w:r>
           </w:p>
         </w:tc>
@@ -1654,25 +1654,32 @@
         </w:tc>
         <w:tc>
           <w:tcPr>
-            <w:tcW w:w="8941" w:type="dxa"/>
-            <w:gridSpan w:val="2"/>
-          </w:tcPr>
-          <w:p>
-            <w:pPr>
-              <w:spacing w:after="0" w:line="240" w:lineRule="auto"/>
-              <w:ind w:firstLine="172"/>
-              <w:jc w:val="center"/>
-              <w:rPr>
-                <w:b/>
-                <w:szCs w:val="24"/>
-              </w:rPr>
-            </w:pPr>
-            <w:r>
-              <w:rPr>
-                <w:b/>
-                <w:szCs w:val="24"/>
-              </w:rPr>
-              <w:t>Объекты</w:t>
+            <w:tcW w:w="2533" w:type="dxa"/>
+          </w:tcPr>
+          <w:p>
+            <w:pPr>
+              <w:spacing w:after="0" w:line="240" w:lineRule="auto"/>
+              <w:jc w:val="both"/>
+              <w:rPr>
+                <w:szCs w:val="24"/>
+              </w:rPr>
+            </w:pPr>
+            <w:r>
+              <w:t>Сортировка работ</w:t>
+            </w:r>
+          </w:p>
+        </w:tc>
+        <w:tc>
+          <w:tcPr>
+            <w:tcW w:w="6408" w:type="dxa"/>
+          </w:tcPr>
+          <w:p>
+            <w:pPr>
+              <w:spacing w:after="0" w:line="240" w:lineRule="auto"/>
+              <w:jc w:val="both"/>
+            </w:pPr>
+            <w:r>
+              <w:t>Группировка собранных листов по алфавиту или по шифру группы для удобства дальнейшей обработки.</w:t>
             </w:r>
           </w:p>
         </w:tc>
@@ -1713,53 +1720,25 @@
         </w:tc>
         <w:tc>
           <w:tcPr>
-            <w:tcW w:w="2533" w:type="dxa"/>
-          </w:tcPr>
-          <w:p>
-            <w:pPr>
-              <w:spacing w:after="0" w:line="375" w:lineRule="atLeast"/>
-              <w:jc w:val="both"/>
-              <w:rPr>
-                <w:rFonts w:cs="Times New Roman"/>
-                <w:color w:val="0F1115"/>
-                <w:szCs w:val="24"/>
-              </w:rPr>
-            </w:pPr>
-            <w:r>
-              <w:rPr>
-                <w:rFonts w:cs="Times New Roman"/>
-                <w:color w:val="0F1115"/>
-                <w:szCs w:val="24"/>
-              </w:rPr>
-              <w:t>Ответы студентов</w:t>
-            </w:r>
-          </w:p>
-          <w:p>
-            <w:pPr>
-              <w:spacing w:after="0" w:line="240" w:lineRule="auto"/>
-              <w:rPr>
-                <w:szCs w:val="24"/>
-              </w:rPr>
-            </w:pPr>
-          </w:p>
-        </w:tc>
-        <w:tc>
-          <w:tcPr>
-            <w:tcW w:w="6408" w:type="dxa"/>
-          </w:tcPr>
-          <w:p>
-            <w:pPr>
-              <w:spacing w:after="0" w:line="240" w:lineRule="auto"/>
-              <w:jc w:val="both"/>
-              <w:rPr>
-                <w:szCs w:val="24"/>
-              </w:rPr>
-            </w:pPr>
-            <w:r>
-              <w:t>Д</w:t>
-            </w:r>
-            <w:r>
-              <w:t>анные, введённые студентом в тест, включая варианты ответов, открытые задания и время выполнения.</w:t>
+            <w:tcW w:w="8941" w:type="dxa"/>
+            <w:gridSpan w:val="2"/>
+          </w:tcPr>
+          <w:p>
+            <w:pPr>
+              <w:spacing w:after="0" w:line="240" w:lineRule="auto"/>
+              <w:ind w:firstLine="172"/>
+              <w:jc w:val="center"/>
+              <w:rPr>
+                <w:b/>
+                <w:szCs w:val="24"/>
+              </w:rPr>
+            </w:pPr>
+            <w:r>
+              <w:rPr>
+                <w:b/>
+                <w:szCs w:val="24"/>
+              </w:rPr>
+              <w:t>Объекты</w:t>
             </w:r>
           </w:p>
         </w:tc>
@@ -1800,25 +1779,34 @@
         </w:tc>
         <w:tc>
           <w:tcPr>
-            <w:tcW w:w="8941" w:type="dxa"/>
-            <w:gridSpan w:val="2"/>
-          </w:tcPr>
-          <w:p>
-            <w:pPr>
-              <w:spacing w:after="0" w:line="240" w:lineRule="auto"/>
-              <w:ind w:firstLine="172"/>
-              <w:jc w:val="center"/>
-              <w:rPr>
-                <w:b/>
-                <w:szCs w:val="24"/>
-              </w:rPr>
-            </w:pPr>
-            <w:r>
-              <w:rPr>
-                <w:b/>
-                <w:szCs w:val="24"/>
-              </w:rPr>
-              <w:t>Субъекты</w:t>
+            <w:tcW w:w="2533" w:type="dxa"/>
+          </w:tcPr>
+          <w:p>
+            <w:pPr>
+              <w:spacing w:after="0" w:line="240" w:lineRule="auto"/>
+              <w:rPr>
+                <w:szCs w:val="24"/>
+              </w:rPr>
+            </w:pPr>
+            <w:r>
+              <w:t>Заполненный бланк ответов</w:t>
+            </w:r>
+          </w:p>
+        </w:tc>
+        <w:tc>
+          <w:tcPr>
+            <w:tcW w:w="6408" w:type="dxa"/>
+          </w:tcPr>
+          <w:p>
+            <w:pPr>
+              <w:spacing w:after="0" w:line="240" w:lineRule="auto"/>
+              <w:jc w:val="both"/>
+              <w:rPr>
+                <w:szCs w:val="24"/>
+              </w:rPr>
+            </w:pPr>
+            <w:r>
+              <w:t>Лист бумаги с вариантами ответов или текстом, написанный рукой студента.</w:t>
             </w:r>
           </w:p>
         </w:tc>
@@ -1864,15 +1852,9 @@
           <w:p>
             <w:pPr>
               <w:spacing w:after="0" w:line="240" w:lineRule="auto"/>
-              <w:rPr>
-                <w:szCs w:val="24"/>
-              </w:rPr>
-            </w:pPr>
-            <w:r>
-              <w:rPr>
-                <w:szCs w:val="24"/>
-              </w:rPr>
-              <w:t>Студент</w:t>
+            </w:pPr>
+            <w:r>
+              <w:t>Список группы</w:t>
             </w:r>
           </w:p>
         </w:tc>
@@ -1884,23 +1866,9 @@
             <w:pPr>
               <w:spacing w:after="0" w:line="240" w:lineRule="auto"/>
               <w:jc w:val="both"/>
-              <w:rPr>
-                <w:szCs w:val="24"/>
-              </w:rPr>
-            </w:pPr>
-            <w:r>
-              <w:rPr>
-                <w:szCs w:val="24"/>
-              </w:rPr>
-              <w:t>Учащийся уч</w:t>
-            </w:r>
-            <w:bookmarkStart w:id="6" w:name="_GoBack"/>
-            <w:bookmarkEnd w:id="6"/>
-            <w:r>
-              <w:rPr>
-                <w:szCs w:val="24"/>
-              </w:rPr>
-              <w:t>ебного заведения, прошедший тестирование.</w:t>
+            </w:pPr>
+            <w:r>
+              <w:t>Бумажный реестр (явочный лист) для отметки тех, кто сдал работу.</w:t>
             </w:r>
           </w:p>
         </w:tc>
@@ -1941,40 +1909,25 @@
         </w:tc>
         <w:tc>
           <w:tcPr>
-            <w:tcW w:w="2533" w:type="dxa"/>
-          </w:tcPr>
-          <w:p>
-            <w:pPr>
-              <w:spacing w:after="0" w:line="240" w:lineRule="auto"/>
-              <w:rPr>
-                <w:szCs w:val="24"/>
-              </w:rPr>
-            </w:pPr>
-            <w:r>
-              <w:rPr>
-                <w:szCs w:val="24"/>
-              </w:rPr>
-              <w:t>Преподаватель</w:t>
-            </w:r>
-          </w:p>
-        </w:tc>
-        <w:tc>
-          <w:tcPr>
-            <w:tcW w:w="6408" w:type="dxa"/>
-          </w:tcPr>
-          <w:p>
-            <w:pPr>
-              <w:spacing w:after="0" w:line="240" w:lineRule="auto"/>
-              <w:jc w:val="both"/>
-              <w:rPr>
-                <w:szCs w:val="24"/>
-              </w:rPr>
-            </w:pPr>
-            <w:r>
-              <w:t>С</w:t>
-            </w:r>
-            <w:r>
-              <w:t>отрудник, ответственный за получение данных тестирования.</w:t>
+            <w:tcW w:w="8941" w:type="dxa"/>
+            <w:gridSpan w:val="2"/>
+          </w:tcPr>
+          <w:p>
+            <w:pPr>
+              <w:spacing w:after="0" w:line="240" w:lineRule="auto"/>
+              <w:ind w:firstLine="172"/>
+              <w:jc w:val="center"/>
+              <w:rPr>
+                <w:b/>
+                <w:szCs w:val="24"/>
+              </w:rPr>
+            </w:pPr>
+            <w:r>
+              <w:rPr>
+                <w:b/>
+                <w:szCs w:val="24"/>
+              </w:rPr>
+              <w:t>Субъекты</w:t>
             </w:r>
           </w:p>
         </w:tc>
@@ -1986,73 +1939,76 @@
         <w:tc>
           <w:tcPr>
             <w:tcW w:w="563" w:type="dxa"/>
-            <w:vMerge w:val="restart"/>
-          </w:tcPr>
-          <w:p>
-            <w:pPr>
-              <w:spacing w:after="0" w:line="240" w:lineRule="auto"/>
-              <w:jc w:val="center"/>
-              <w:rPr>
-                <w:szCs w:val="24"/>
-              </w:rPr>
-            </w:pPr>
-            <w:r>
-              <w:rPr>
-                <w:szCs w:val="24"/>
-              </w:rPr>
-              <w:t>2</w:t>
-            </w:r>
+            <w:vMerge/>
+          </w:tcPr>
+          <w:p>
+            <w:pPr>
+              <w:spacing w:after="0" w:line="240" w:lineRule="auto"/>
+              <w:jc w:val="center"/>
+              <w:rPr>
+                <w:szCs w:val="24"/>
+              </w:rPr>
+            </w:pPr>
           </w:p>
         </w:tc>
         <w:tc>
           <w:tcPr>
             <w:tcW w:w="1837" w:type="dxa"/>
-            <w:vMerge w:val="restart"/>
-          </w:tcPr>
-          <w:p>
-            <w:pPr>
-              <w:spacing w:after="0" w:line="240" w:lineRule="auto"/>
-              <w:jc w:val="center"/>
-              <w:rPr>
-                <w:szCs w:val="24"/>
-              </w:rPr>
-            </w:pPr>
-            <w:r>
-              <w:rPr>
-                <w:szCs w:val="24"/>
-              </w:rPr>
-              <w:t>Управление тестами</w:t>
-            </w:r>
-          </w:p>
-        </w:tc>
-        <w:tc>
-          <w:tcPr>
-            <w:tcW w:w="8941" w:type="dxa"/>
-            <w:gridSpan w:val="2"/>
-          </w:tcPr>
-          <w:p>
-            <w:pPr>
-              <w:spacing w:after="0" w:line="240" w:lineRule="auto"/>
-              <w:ind w:firstLine="172"/>
-              <w:jc w:val="center"/>
-              <w:rPr>
-                <w:b/>
-                <w:szCs w:val="24"/>
-              </w:rPr>
-            </w:pPr>
-            <w:r>
-              <w:rPr>
-                <w:b/>
-                <w:szCs w:val="24"/>
-              </w:rPr>
-              <w:t>Задачи</w:t>
+            <w:vMerge/>
+          </w:tcPr>
+          <w:p>
+            <w:pPr>
+              <w:spacing w:after="0" w:line="240" w:lineRule="auto"/>
+              <w:jc w:val="center"/>
+              <w:rPr>
+                <w:szCs w:val="24"/>
+              </w:rPr>
+            </w:pPr>
+          </w:p>
+        </w:tc>
+        <w:tc>
+          <w:tcPr>
+            <w:tcW w:w="2533" w:type="dxa"/>
+          </w:tcPr>
+          <w:p>
+            <w:pPr>
+              <w:spacing w:after="0" w:line="240" w:lineRule="auto"/>
+              <w:rPr>
+                <w:szCs w:val="24"/>
+              </w:rPr>
+            </w:pPr>
+            <w:r>
+              <w:rPr>
+                <w:szCs w:val="24"/>
+              </w:rPr>
+              <w:t>Студент</w:t>
+            </w:r>
+          </w:p>
+        </w:tc>
+        <w:tc>
+          <w:tcPr>
+            <w:tcW w:w="6408" w:type="dxa"/>
+          </w:tcPr>
+          <w:p>
+            <w:pPr>
+              <w:spacing w:after="0" w:line="240" w:lineRule="auto"/>
+              <w:jc w:val="both"/>
+              <w:rPr>
+                <w:szCs w:val="24"/>
+              </w:rPr>
+            </w:pPr>
+            <w:r>
+              <w:rPr>
+                <w:szCs w:val="24"/>
+              </w:rPr>
+              <w:t>Учащийся учебного заведения, прошедший тестирование.</w:t>
             </w:r>
           </w:p>
         </w:tc>
       </w:tr>
       <w:tr>
         <w:trPr>
-          <w:trHeight w:val="1124"/>
+          <w:trHeight w:val="80"/>
         </w:trPr>
         <w:tc>
           <w:tcPr>
@@ -2099,7 +2055,7 @@
               <w:rPr>
                 <w:szCs w:val="24"/>
               </w:rPr>
-              <w:t>Создание и редактирование теста</w:t>
+              <w:t>Преподаватель</w:t>
             </w:r>
           </w:p>
         </w:tc>
@@ -2110,24 +2066,92 @@
           <w:p>
             <w:pPr>
               <w:spacing w:after="0" w:line="240" w:lineRule="auto"/>
-              <w:ind w:firstLine="172"/>
               <w:jc w:val="both"/>
               <w:rPr>
                 <w:szCs w:val="24"/>
               </w:rPr>
             </w:pPr>
             <w:r>
-              <w:rPr>
-                <w:szCs w:val="24"/>
-              </w:rPr>
-              <w:t>Задача, разработка структуры теста, добавление вопросов и вариантов ответов, выполняет преподаватель или модератор. Тест может включать различные типы вопросов (выбор ответа, открытый ответ и др.).</w:t>
+              <w:t>Лицо, принимающее работы в аудитории.</w:t>
             </w:r>
           </w:p>
         </w:tc>
       </w:tr>
       <w:tr>
         <w:trPr>
-          <w:trHeight w:val="1124"/>
+          <w:trHeight w:val="80"/>
+        </w:trPr>
+        <w:tc>
+          <w:tcPr>
+            <w:tcW w:w="563" w:type="dxa"/>
+            <w:vMerge w:val="restart"/>
+          </w:tcPr>
+          <w:p>
+            <w:pPr>
+              <w:spacing w:after="0" w:line="240" w:lineRule="auto"/>
+              <w:jc w:val="center"/>
+              <w:rPr>
+                <w:szCs w:val="24"/>
+              </w:rPr>
+            </w:pPr>
+            <w:r>
+              <w:rPr>
+                <w:szCs w:val="24"/>
+              </w:rPr>
+              <w:lastRenderedPageBreak/>
+              <w:t>2</w:t>
+            </w:r>
+          </w:p>
+        </w:tc>
+        <w:tc>
+          <w:tcPr>
+            <w:tcW w:w="1837" w:type="dxa"/>
+            <w:vMerge w:val="restart"/>
+          </w:tcPr>
+          <w:p>
+            <w:pPr>
+              <w:spacing w:after="0" w:line="240" w:lineRule="auto"/>
+              <w:jc w:val="center"/>
+              <w:rPr>
+                <w:szCs w:val="24"/>
+              </w:rPr>
+            </w:pPr>
+            <w:r>
+              <w:rPr>
+                <w:szCs w:val="24"/>
+              </w:rPr>
+              <w:t>Ручная проверка результатов</w:t>
+            </w:r>
+          </w:p>
+        </w:tc>
+        <w:tc>
+          <w:tcPr>
+            <w:tcW w:w="8941" w:type="dxa"/>
+            <w:gridSpan w:val="2"/>
+          </w:tcPr>
+          <w:p>
+            <w:pPr>
+              <w:spacing w:after="0" w:line="240" w:lineRule="auto"/>
+              <w:ind w:firstLine="172"/>
+              <w:jc w:val="center"/>
+              <w:rPr>
+                <w:b/>
+                <w:szCs w:val="24"/>
+              </w:rPr>
+            </w:pPr>
+            <w:r>
+              <w:rPr>
+                <w:b/>
+                <w:szCs w:val="24"/>
+              </w:rPr>
+              <w:t>Задачи</w:t>
+            </w:r>
+          </w:p>
+        </w:tc>
+      </w:tr>
+      <w:tr>
+        <w:trPr>
+          <w:trHeight w:val="688"/>
         </w:trPr>
         <w:tc>
           <w:tcPr>
@@ -2171,10 +2195,7 @@
               </w:rPr>
             </w:pPr>
             <w:r>
-              <w:rPr>
-                <w:szCs w:val="24"/>
-              </w:rPr>
-              <w:t>Настройка параметров тестирования</w:t>
+              <w:t>Проверка теста</w:t>
             </w:r>
           </w:p>
         </w:tc>
@@ -2192,10 +2213,76 @@
               </w:rPr>
             </w:pPr>
             <w:r>
-              <w:rPr>
-                <w:szCs w:val="24"/>
-              </w:rPr>
-              <w:t>Задача, установка времени прохождения, количества попыток, проходного балла, выполняет преподаватель или модератор.</w:t>
+              <w:t>Проверка части с тестами с вариантами ответов</w:t>
+            </w:r>
+          </w:p>
+        </w:tc>
+      </w:tr>
+      <w:tr>
+        <w:trPr>
+          <w:trHeight w:val="697"/>
+        </w:trPr>
+        <w:tc>
+          <w:tcPr>
+            <w:tcW w:w="563" w:type="dxa"/>
+            <w:vMerge/>
+          </w:tcPr>
+          <w:p>
+            <w:pPr>
+              <w:spacing w:after="0" w:line="240" w:lineRule="auto"/>
+              <w:jc w:val="center"/>
+              <w:rPr>
+                <w:szCs w:val="24"/>
+              </w:rPr>
+            </w:pPr>
+          </w:p>
+        </w:tc>
+        <w:tc>
+          <w:tcPr>
+            <w:tcW w:w="1837" w:type="dxa"/>
+            <w:vMerge/>
+          </w:tcPr>
+          <w:p>
+            <w:pPr>
+              <w:spacing w:after="0" w:line="240" w:lineRule="auto"/>
+              <w:jc w:val="center"/>
+              <w:rPr>
+                <w:szCs w:val="24"/>
+              </w:rPr>
+            </w:pPr>
+          </w:p>
+        </w:tc>
+        <w:tc>
+          <w:tcPr>
+            <w:tcW w:w="2533" w:type="dxa"/>
+          </w:tcPr>
+          <w:p>
+            <w:pPr>
+              <w:spacing w:after="0" w:line="240" w:lineRule="auto"/>
+              <w:rPr>
+                <w:szCs w:val="24"/>
+              </w:rPr>
+            </w:pPr>
+            <w:r>
+              <w:t>Рецензирование текста</w:t>
+            </w:r>
+          </w:p>
+        </w:tc>
+        <w:tc>
+          <w:tcPr>
+            <w:tcW w:w="6408" w:type="dxa"/>
+          </w:tcPr>
+          <w:p>
+            <w:pPr>
+              <w:spacing w:after="0" w:line="240" w:lineRule="auto"/>
+              <w:ind w:firstLine="172"/>
+              <w:jc w:val="both"/>
+              <w:rPr>
+                <w:szCs w:val="24"/>
+              </w:rPr>
+            </w:pPr>
+            <w:r>
+              <w:t>Чтение развернутых ответов</w:t>
             </w:r>
           </w:p>
         </w:tc>
@@ -2261,7 +2348,7 @@
       </w:tr>
       <w:tr>
         <w:trPr>
-          <w:trHeight w:val="411"/>
+          <w:trHeight w:val="517"/>
         </w:trPr>
         <w:tc>
           <w:tcPr>
@@ -2305,10 +2392,7 @@
               </w:rPr>
             </w:pPr>
             <w:r>
-              <w:rPr>
-                <w:szCs w:val="24"/>
-              </w:rPr>
-              <w:t>База тестов</w:t>
+              <w:t>Заполненный бланк</w:t>
             </w:r>
           </w:p>
         </w:tc>
@@ -2326,17 +2410,14 @@
               </w:rPr>
             </w:pPr>
             <w:r>
-              <w:rPr>
-                <w:szCs w:val="24"/>
-              </w:rPr>
-              <w:t>Коллекция тестов, хранящаяся в системе, с возможностью фильтрации по темам, сложности, автору.</w:t>
+              <w:t>Лист бумаги с вариантами ответов или текстом, написанный рукой студента.</w:t>
             </w:r>
           </w:p>
         </w:tc>
       </w:tr>
       <w:tr>
         <w:trPr>
-          <w:trHeight w:val="517"/>
+          <w:trHeight w:val="421"/>
         </w:trPr>
         <w:tc>
           <w:tcPr>
@@ -2375,15 +2456,9 @@
           <w:p>
             <w:pPr>
               <w:spacing w:after="0" w:line="240" w:lineRule="auto"/>
-              <w:rPr>
-                <w:szCs w:val="24"/>
-              </w:rPr>
-            </w:pPr>
-            <w:r>
-              <w:rPr>
-                <w:szCs w:val="24"/>
-              </w:rPr>
-              <w:t>Вопрос теста</w:t>
+            </w:pPr>
+            <w:r>
+              <w:t>Ключ теста</w:t>
             </w:r>
           </w:p>
         </w:tc>
@@ -2396,15 +2471,9 @@
               <w:spacing w:after="0" w:line="240" w:lineRule="auto"/>
               <w:ind w:firstLine="172"/>
               <w:jc w:val="both"/>
-              <w:rPr>
-                <w:szCs w:val="24"/>
-              </w:rPr>
-            </w:pPr>
-            <w:r>
-              <w:rPr>
-                <w:szCs w:val="24"/>
-              </w:rPr>
-              <w:t>Элемент теста, содержащий формулировку, варианты ответов (если применимо) и правильный ответ.</w:t>
+            </w:pPr>
+            <w:r>
+              <w:t>Список правильных ответов.</w:t>
             </w:r>
           </w:p>
         </w:tc>
@@ -2470,7 +2539,7 @@
       </w:tr>
       <w:tr>
         <w:trPr>
-          <w:trHeight w:val="517"/>
+          <w:trHeight w:val="417"/>
         </w:trPr>
         <w:tc>
           <w:tcPr>
@@ -2531,81 +2600,15 @@
               </w:rPr>
             </w:pPr>
             <w:r>
-              <w:t xml:space="preserve">    Сотрудник, разрабатывающий тесты, назначающий их для прохождения и анализирующий результаты.</w:t>
+              <w:t xml:space="preserve">    Сотрудник, </w:t>
+            </w:r>
+            <w:r>
+              <w:t>проводящий проверку работы</w:t>
             </w:r>
           </w:p>
         </w:tc>
       </w:tr>
       <w:tr>
-        <w:trPr>
-          <w:trHeight w:val="517"/>
-        </w:trPr>
-        <w:tc>
-          <w:tcPr>
-            <w:tcW w:w="563" w:type="dxa"/>
-            <w:vMerge/>
-          </w:tcPr>
-          <w:p>
-            <w:pPr>
-              <w:spacing w:after="0" w:line="240" w:lineRule="auto"/>
-              <w:jc w:val="center"/>
-              <w:rPr>
-                <w:szCs w:val="24"/>
-              </w:rPr>
-            </w:pPr>
-          </w:p>
-        </w:tc>
-        <w:tc>
-          <w:tcPr>
-            <w:tcW w:w="1837" w:type="dxa"/>
-            <w:vMerge/>
-          </w:tcPr>
-          <w:p>
-            <w:pPr>
-              <w:spacing w:after="0" w:line="240" w:lineRule="auto"/>
-              <w:jc w:val="center"/>
-              <w:rPr>
-                <w:szCs w:val="24"/>
-              </w:rPr>
-            </w:pPr>
-          </w:p>
-        </w:tc>
-        <w:tc>
-          <w:tcPr>
-            <w:tcW w:w="2533" w:type="dxa"/>
-          </w:tcPr>
-          <w:p>
-            <w:pPr>
-              <w:spacing w:after="0" w:line="240" w:lineRule="auto"/>
-              <w:rPr>
-                <w:szCs w:val="24"/>
-              </w:rPr>
-            </w:pPr>
-            <w:r>
-              <w:t>Модератор</w:t>
-            </w:r>
-          </w:p>
-        </w:tc>
-        <w:tc>
-          <w:tcPr>
-            <w:tcW w:w="6408" w:type="dxa"/>
-          </w:tcPr>
-          <w:p>
-            <w:pPr>
-              <w:spacing w:after="0" w:line="240" w:lineRule="auto"/>
-              <w:ind w:firstLine="172"/>
-              <w:jc w:val="both"/>
-              <w:rPr>
-                <w:szCs w:val="24"/>
-              </w:rPr>
-            </w:pPr>
-            <w:r>
-              <w:t>Сотрудник, проверяющий корректность тестов, их соответствие стандартам и требованиям.</w:t>
-            </w:r>
-          </w:p>
-        </w:tc>
-      </w:tr>
-      <w:tr>
         <w:tc>
           <w:tcPr>
             <w:tcW w:w="563" w:type="dxa"/>
@@ -2644,7 +2647,7 @@
               <w:rPr>
                 <w:szCs w:val="24"/>
               </w:rPr>
-              <w:t>Проведение тестирования</w:t>
+              <w:t>Формирование итогового результата</w:t>
             </w:r>
           </w:p>
         </w:tc>
@@ -2717,10 +2720,7 @@
               </w:rPr>
             </w:pPr>
             <w:r>
-              <w:rPr>
-                <w:szCs w:val="24"/>
-              </w:rPr>
-              <w:t>Выбор теста для прохождения</w:t>
+              <w:t>Подсчет баллов</w:t>
             </w:r>
           </w:p>
         </w:tc>
@@ -2738,10 +2738,7 @@
               </w:rPr>
             </w:pPr>
             <w:r>
-              <w:rPr>
-                <w:szCs w:val="24"/>
-              </w:rPr>
-              <w:t>Задача, выбор доступного теста из каталога, выполняет пользователь. Тесты могут быть назначены преподавателем или доступны для самостоятельного прохождения.</w:t>
+              <w:t>Арифметическое сложение баллов за каждое задание.</w:t>
             </w:r>
           </w:p>
         </w:tc>
@@ -2867,10 +2864,7 @@
               </w:rPr>
             </w:pPr>
             <w:r>
-              <w:rPr>
-                <w:szCs w:val="24"/>
-              </w:rPr>
-              <w:t>Завершение теста</w:t>
+              <w:t>Определение итоговой суммы</w:t>
             </w:r>
           </w:p>
         </w:tc>
@@ -2888,10 +2882,7 @@
               </w:rPr>
             </w:pPr>
             <w:r>
-              <w:rPr>
-                <w:szCs w:val="24"/>
-              </w:rPr>
-              <w:t>Задача, отправка результатов на обработку, выполняет система автоматически по истечении времени или по команде пользователя.</w:t>
+              <w:t>Выведение общего числа баллов и сравнение его с методическими нормами.</w:t>
             </w:r>
           </w:p>
         </w:tc>
@@ -3001,7 +2992,7 @@
               </w:rPr>
             </w:pPr>
             <w:r>
-              <w:t>Сессия тестирования</w:t>
+              <w:t>Критерии оценивания</w:t>
             </w:r>
           </w:p>
         </w:tc>
@@ -3019,7 +3010,7 @@
               </w:rPr>
             </w:pPr>
             <w:r>
-              <w:t>Временная запись, содержащая данные о выбранном тесте, ответах пользователя, времени начала и окончания.</w:t>
+              <w:t>Документ (методичка), определяющий, сколько баллов нужно на ту или иную оценку.</w:t>
             </w:r>
           </w:p>
         </w:tc>
@@ -3041,83 +3032,6 @@
                 <w:szCs w:val="24"/>
               </w:rPr>
             </w:pPr>
-            <w:bookmarkStart w:id="7" w:name="_Hlk166344136"/>
-          </w:p>
-        </w:tc>
-        <w:tc>
-          <w:tcPr>
-            <w:tcW w:w="1837" w:type="dxa"/>
-            <w:vMerge/>
-          </w:tcPr>
-          <w:p>
-            <w:pPr>
-              <w:spacing w:after="0" w:line="240" w:lineRule="auto"/>
-              <w:jc w:val="center"/>
-              <w:rPr>
-                <w:szCs w:val="24"/>
-              </w:rPr>
-            </w:pPr>
-          </w:p>
-        </w:tc>
-        <w:tc>
-          <w:tcPr>
-            <w:tcW w:w="2533" w:type="dxa"/>
-          </w:tcPr>
-          <w:p>
-            <w:pPr>
-              <w:spacing w:after="0" w:line="240" w:lineRule="auto"/>
-              <w:rPr>
-                <w:szCs w:val="24"/>
-              </w:rPr>
-            </w:pPr>
-            <w:r>
-              <w:rPr>
-                <w:szCs w:val="24"/>
-              </w:rPr>
-              <w:t>Ответ пользователя</w:t>
-            </w:r>
-          </w:p>
-        </w:tc>
-        <w:tc>
-          <w:tcPr>
-            <w:tcW w:w="6408" w:type="dxa"/>
-          </w:tcPr>
-          <w:p>
-            <w:pPr>
-              <w:spacing w:after="0" w:line="240" w:lineRule="auto"/>
-              <w:ind w:firstLine="172"/>
-              <w:jc w:val="both"/>
-              <w:rPr>
-                <w:szCs w:val="24"/>
-              </w:rPr>
-            </w:pPr>
-            <w:r>
-              <w:rPr>
-                <w:szCs w:val="24"/>
-              </w:rPr>
-              <w:t>Данные, введённые пользователем в ответ на вопрос теста.</w:t>
-            </w:r>
-          </w:p>
-        </w:tc>
-      </w:tr>
-      <w:bookmarkEnd w:id="7"/>
-      <w:tr>
-        <w:trPr>
-          <w:trHeight w:val="64"/>
-        </w:trPr>
-        <w:tc>
-          <w:tcPr>
-            <w:tcW w:w="563" w:type="dxa"/>
-            <w:vMerge/>
-          </w:tcPr>
-          <w:p>
-            <w:pPr>
-              <w:spacing w:after="0" w:line="240" w:lineRule="auto"/>
-              <w:jc w:val="center"/>
-              <w:rPr>
-                <w:szCs w:val="24"/>
-              </w:rPr>
-            </w:pPr>
           </w:p>
         </w:tc>
         <w:tc>
@@ -3206,7 +3120,10 @@
               </w:rPr>
             </w:pPr>
             <w:r>
-              <w:t>Пользователь</w:t>
+              <w:rPr>
+                <w:szCs w:val="24"/>
+              </w:rPr>
+              <w:t>Преподаватель</w:t>
             </w:r>
           </w:p>
         </w:tc>
@@ -3224,7 +3141,7 @@
               </w:rPr>
             </w:pPr>
             <w:r>
-              <w:t>Физическое лицо, проходящее тест для получения оценки или сертификата.</w:t>
+              <w:t>Сотрудник, проводящий подсчет баллов.</w:t>
             </w:r>
           </w:p>
         </w:tc>
@@ -3236,70 +3153,66 @@
         <w:tc>
           <w:tcPr>
             <w:tcW w:w="563" w:type="dxa"/>
-            <w:vMerge/>
-          </w:tcPr>
-          <w:p>
-            <w:pPr>
-              <w:spacing w:after="0" w:line="240" w:lineRule="auto"/>
-              <w:jc w:val="center"/>
-              <w:rPr>
-                <w:szCs w:val="24"/>
-              </w:rPr>
-            </w:pPr>
+            <w:vMerge w:val="restart"/>
+          </w:tcPr>
+          <w:p>
+            <w:pPr>
+              <w:spacing w:after="0" w:line="240" w:lineRule="auto"/>
+              <w:jc w:val="center"/>
+              <w:rPr>
+                <w:szCs w:val="24"/>
+              </w:rPr>
+            </w:pPr>
+            <w:r>
+              <w:rPr>
+                <w:szCs w:val="24"/>
+              </w:rPr>
+              <w:t>4</w:t>
+            </w:r>
           </w:p>
         </w:tc>
         <w:tc>
           <w:tcPr>
             <w:tcW w:w="1837" w:type="dxa"/>
-            <w:vMerge/>
-          </w:tcPr>
-          <w:p>
-            <w:pPr>
-              <w:spacing w:after="0" w:line="240" w:lineRule="auto"/>
-              <w:jc w:val="center"/>
-              <w:rPr>
-                <w:szCs w:val="24"/>
-              </w:rPr>
-            </w:pPr>
-          </w:p>
-        </w:tc>
-        <w:tc>
-          <w:tcPr>
-            <w:tcW w:w="2533" w:type="dxa"/>
-          </w:tcPr>
-          <w:p>
-            <w:pPr>
-              <w:spacing w:after="0" w:line="240" w:lineRule="auto"/>
-              <w:rPr>
-                <w:szCs w:val="24"/>
-              </w:rPr>
-            </w:pPr>
-            <w:r>
-              <w:rPr>
-                <w:szCs w:val="24"/>
-              </w:rPr>
-              <w:t>Преподаватель</w:t>
-            </w:r>
-          </w:p>
-        </w:tc>
-        <w:tc>
-          <w:tcPr>
-            <w:tcW w:w="6408" w:type="dxa"/>
+            <w:vMerge w:val="restart"/>
+          </w:tcPr>
+          <w:p>
+            <w:pPr>
+              <w:spacing w:after="0" w:line="240" w:lineRule="auto"/>
+              <w:jc w:val="center"/>
+              <w:rPr>
+                <w:szCs w:val="24"/>
+              </w:rPr>
+            </w:pPr>
+            <w:r>
+              <w:rPr>
+                <w:bCs/>
+              </w:rPr>
+              <w:t>Выставление оценки</w:t>
+            </w:r>
+          </w:p>
+        </w:tc>
+        <w:tc>
+          <w:tcPr>
+            <w:tcW w:w="8941" w:type="dxa"/>
+            <w:gridSpan w:val="2"/>
           </w:tcPr>
           <w:p>
             <w:pPr>
               <w:spacing w:after="0" w:line="240" w:lineRule="auto"/>
               <w:ind w:firstLine="172"/>
-              <w:jc w:val="both"/>
-              <w:rPr>
-                <w:szCs w:val="24"/>
-              </w:rPr>
-            </w:pPr>
-            <w:r>
-              <w:rPr>
-                <w:szCs w:val="24"/>
-              </w:rPr>
-              <w:t>Сотрудник, назначающий тест и контролирующий процесс тестирования.</w:t>
+              <w:jc w:val="center"/>
+              <w:rPr>
+                <w:b/>
+                <w:szCs w:val="24"/>
+              </w:rPr>
+            </w:pPr>
+            <w:r>
+              <w:rPr>
+                <w:b/>
+                <w:szCs w:val="24"/>
+              </w:rPr>
+              <w:t>Задачи</w:t>
             </w:r>
           </w:p>
         </w:tc>
@@ -3311,66 +3224,67 @@
         <w:tc>
           <w:tcPr>
             <w:tcW w:w="563" w:type="dxa"/>
-            <w:vMerge w:val="restart"/>
-          </w:tcPr>
-          <w:p>
-            <w:pPr>
-              <w:spacing w:after="0" w:line="240" w:lineRule="auto"/>
-              <w:jc w:val="center"/>
-              <w:rPr>
-                <w:szCs w:val="24"/>
-              </w:rPr>
-            </w:pPr>
-            <w:r>
-              <w:rPr>
-                <w:szCs w:val="24"/>
-              </w:rPr>
-              <w:t>4</w:t>
-            </w:r>
+            <w:vMerge/>
+          </w:tcPr>
+          <w:p>
+            <w:pPr>
+              <w:spacing w:after="0" w:line="240" w:lineRule="auto"/>
+              <w:jc w:val="center"/>
+              <w:rPr>
+                <w:szCs w:val="24"/>
+              </w:rPr>
+            </w:pPr>
           </w:p>
         </w:tc>
         <w:tc>
           <w:tcPr>
             <w:tcW w:w="1837" w:type="dxa"/>
-            <w:vMerge w:val="restart"/>
-          </w:tcPr>
-          <w:p>
-            <w:pPr>
-              <w:spacing w:after="0" w:line="240" w:lineRule="auto"/>
-              <w:jc w:val="center"/>
-              <w:rPr>
-                <w:szCs w:val="24"/>
-              </w:rPr>
-            </w:pPr>
-            <w:r>
-              <w:rPr>
-                <w:szCs w:val="24"/>
-              </w:rPr>
-              <w:t>Сбор и анализ статистики</w:t>
-            </w:r>
-          </w:p>
-        </w:tc>
-        <w:tc>
-          <w:tcPr>
-            <w:tcW w:w="8941" w:type="dxa"/>
-            <w:gridSpan w:val="2"/>
-          </w:tcPr>
-          <w:p>
-            <w:pPr>
-              <w:spacing w:after="0" w:line="240" w:lineRule="auto"/>
-              <w:ind w:firstLine="172"/>
-              <w:jc w:val="center"/>
-              <w:rPr>
-                <w:b/>
-                <w:szCs w:val="24"/>
-              </w:rPr>
-            </w:pPr>
-            <w:r>
-              <w:rPr>
-                <w:b/>
-                <w:szCs w:val="24"/>
-              </w:rPr>
-              <w:t>Задачи</w:t>
+            <w:vMerge/>
+          </w:tcPr>
+          <w:p>
+            <w:pPr>
+              <w:spacing w:after="0" w:line="240" w:lineRule="auto"/>
+              <w:jc w:val="center"/>
+              <w:rPr>
+                <w:szCs w:val="24"/>
+              </w:rPr>
+            </w:pPr>
+          </w:p>
+        </w:tc>
+        <w:tc>
+          <w:tcPr>
+            <w:tcW w:w="2533" w:type="dxa"/>
+          </w:tcPr>
+          <w:p>
+            <w:pPr>
+              <w:spacing w:after="0" w:line="240" w:lineRule="auto"/>
+              <w:rPr>
+                <w:szCs w:val="24"/>
+              </w:rPr>
+            </w:pPr>
+            <w:r>
+              <w:rPr>
+                <w:szCs w:val="24"/>
+              </w:rPr>
+              <w:t>Заполнение ведомости</w:t>
+            </w:r>
+          </w:p>
+        </w:tc>
+        <w:tc>
+          <w:tcPr>
+            <w:tcW w:w="6408" w:type="dxa"/>
+          </w:tcPr>
+          <w:p>
+            <w:pPr>
+              <w:spacing w:after="0" w:line="240" w:lineRule="auto"/>
+              <w:ind w:firstLine="314"/>
+              <w:jc w:val="both"/>
+              <w:rPr>
+                <w:szCs w:val="24"/>
+              </w:rPr>
+            </w:pPr>
+            <w:r>
+              <w:t>Вписывание итоговой оценки в официальный бумажный бланк ведомости.</w:t>
             </w:r>
           </w:p>
         </w:tc>
@@ -3411,41 +3325,25 @@
         </w:tc>
         <w:tc>
           <w:tcPr>
-            <w:tcW w:w="2533" w:type="dxa"/>
-          </w:tcPr>
-          <w:p>
-            <w:pPr>
-              <w:spacing w:after="0" w:line="240" w:lineRule="auto"/>
-              <w:rPr>
-                <w:szCs w:val="24"/>
-              </w:rPr>
-            </w:pPr>
-            <w:r>
-              <w:rPr>
-                <w:szCs w:val="24"/>
-              </w:rPr>
-              <w:t>Формирование отчётов по результатам тестирования</w:t>
-            </w:r>
-          </w:p>
-        </w:tc>
-        <w:tc>
-          <w:tcPr>
-            <w:tcW w:w="6408" w:type="dxa"/>
+            <w:tcW w:w="8941" w:type="dxa"/>
+            <w:gridSpan w:val="2"/>
           </w:tcPr>
           <w:p>
             <w:pPr>
               <w:spacing w:after="0" w:line="240" w:lineRule="auto"/>
               <w:ind w:firstLine="314"/>
-              <w:jc w:val="both"/>
-              <w:rPr>
-                <w:szCs w:val="24"/>
-              </w:rPr>
-            </w:pPr>
-            <w:r>
-              <w:rPr>
-                <w:szCs w:val="24"/>
-              </w:rPr>
-              <w:t>Задача, генерация статистики по успеваемости, средним баллам, частоте прохождения тестов, выполняет система по запросу преподавателя или администратора.</w:t>
+              <w:jc w:val="center"/>
+              <w:rPr>
+                <w:b/>
+                <w:szCs w:val="24"/>
+              </w:rPr>
+            </w:pPr>
+            <w:r>
+              <w:rPr>
+                <w:b/>
+                <w:szCs w:val="24"/>
+              </w:rPr>
+              <w:t>Объекты</w:t>
             </w:r>
           </w:p>
         </w:tc>
@@ -3496,10 +3394,7 @@
               </w:rPr>
             </w:pPr>
             <w:r>
-              <w:rPr>
-                <w:szCs w:val="24"/>
-              </w:rPr>
-              <w:t>Анализ эффективности тестов</w:t>
+              <w:t>Экзаменационная ведомость</w:t>
             </w:r>
           </w:p>
         </w:tc>
@@ -3517,10 +3412,7 @@
               </w:rPr>
             </w:pPr>
             <w:r>
-              <w:rPr>
-                <w:szCs w:val="24"/>
-              </w:rPr>
-              <w:t>Задача, оценка сложности вопросов, выявление некорректных заданий, выполняет преподаватель или модератор на основе статистики ответов.</w:t>
+              <w:t>Бумажный документ, фиксирующий итог аттестации.</w:t>
             </w:r>
           </w:p>
         </w:tc>
@@ -3579,7 +3471,7 @@
                 <w:b/>
                 <w:szCs w:val="24"/>
               </w:rPr>
-              <w:t>Объекты</w:t>
+              <w:t>Субъекты</w:t>
             </w:r>
           </w:p>
         </w:tc>
@@ -3630,10 +3522,7 @@
               </w:rPr>
             </w:pPr>
             <w:r>
-              <w:rPr>
-                <w:szCs w:val="24"/>
-              </w:rPr>
-              <w:t>Отчёт по результатам тестирования</w:t>
+              <w:t>Преподаватель</w:t>
             </w:r>
           </w:p>
         </w:tc>
@@ -3644,14 +3533,14 @@
           <w:p>
             <w:pPr>
               <w:spacing w:after="0" w:line="240" w:lineRule="auto"/>
-              <w:ind w:firstLine="314"/>
+              <w:ind w:firstLine="177"/>
               <w:jc w:val="both"/>
               <w:rPr>
                 <w:szCs w:val="24"/>
               </w:rPr>
             </w:pPr>
             <w:r>
-              <w:t>Документ/файл, содержащий сводные данные по пользователям, тестам, баллам и времени выполнения.</w:t>
+              <w:t>Сотрудник, выставляющий оценку в экзаменационную ведомость.</w:t>
             </w:r>
           </w:p>
         </w:tc>
@@ -3697,146 +3586,9 @@
           <w:p>
             <w:pPr>
               <w:spacing w:after="0" w:line="240" w:lineRule="auto"/>
-              <w:rPr>
-                <w:szCs w:val="24"/>
-              </w:rPr>
-            </w:pPr>
-            <w:r>
-              <w:rPr>
-                <w:szCs w:val="24"/>
-              </w:rPr>
-              <w:t>Статистика по тесту</w:t>
-            </w:r>
-          </w:p>
-        </w:tc>
-        <w:tc>
-          <w:tcPr>
-            <w:tcW w:w="6408" w:type="dxa"/>
-          </w:tcPr>
-          <w:p>
-            <w:pPr>
-              <w:spacing w:after="0" w:line="240" w:lineRule="auto"/>
-              <w:ind w:firstLine="314"/>
-              <w:jc w:val="both"/>
-              <w:rPr>
-                <w:szCs w:val="24"/>
-              </w:rPr>
-            </w:pPr>
-            <w:r>
-              <w:rPr>
-                <w:szCs w:val="24"/>
-              </w:rPr>
-              <w:t>Данные о прохождении конкретного теста: средний балл, количество прошедших, процент успешных завершений.</w:t>
-            </w:r>
-          </w:p>
-        </w:tc>
-      </w:tr>
-      <w:tr>
-        <w:trPr>
-          <w:trHeight w:val="64"/>
-        </w:trPr>
-        <w:tc>
-          <w:tcPr>
-            <w:tcW w:w="563" w:type="dxa"/>
-            <w:vMerge/>
-          </w:tcPr>
-          <w:p>
-            <w:pPr>
-              <w:spacing w:after="0" w:line="240" w:lineRule="auto"/>
-              <w:jc w:val="center"/>
-              <w:rPr>
-                <w:szCs w:val="24"/>
-              </w:rPr>
-            </w:pPr>
-          </w:p>
-        </w:tc>
-        <w:tc>
-          <w:tcPr>
-            <w:tcW w:w="1837" w:type="dxa"/>
-            <w:vMerge/>
-          </w:tcPr>
-          <w:p>
-            <w:pPr>
-              <w:spacing w:after="0" w:line="240" w:lineRule="auto"/>
-              <w:jc w:val="center"/>
-              <w:rPr>
-                <w:szCs w:val="24"/>
-              </w:rPr>
-            </w:pPr>
-          </w:p>
-        </w:tc>
-        <w:tc>
-          <w:tcPr>
-            <w:tcW w:w="8941" w:type="dxa"/>
-            <w:gridSpan w:val="2"/>
-          </w:tcPr>
-          <w:p>
-            <w:pPr>
-              <w:spacing w:after="0" w:line="240" w:lineRule="auto"/>
-              <w:ind w:firstLine="314"/>
-              <w:jc w:val="center"/>
-              <w:rPr>
-                <w:b/>
-                <w:szCs w:val="24"/>
-              </w:rPr>
-            </w:pPr>
-            <w:r>
-              <w:rPr>
-                <w:b/>
-                <w:szCs w:val="24"/>
-              </w:rPr>
-              <w:t>Субъекты</w:t>
-            </w:r>
-          </w:p>
-        </w:tc>
-      </w:tr>
-      <w:tr>
-        <w:trPr>
-          <w:trHeight w:val="64"/>
-        </w:trPr>
-        <w:tc>
-          <w:tcPr>
-            <w:tcW w:w="563" w:type="dxa"/>
-            <w:vMerge/>
-          </w:tcPr>
-          <w:p>
-            <w:pPr>
-              <w:spacing w:after="0" w:line="240" w:lineRule="auto"/>
-              <w:jc w:val="center"/>
-              <w:rPr>
-                <w:szCs w:val="24"/>
-              </w:rPr>
-            </w:pPr>
-          </w:p>
-        </w:tc>
-        <w:tc>
-          <w:tcPr>
-            <w:tcW w:w="1837" w:type="dxa"/>
-            <w:vMerge/>
-          </w:tcPr>
-          <w:p>
-            <w:pPr>
-              <w:spacing w:after="0" w:line="240" w:lineRule="auto"/>
-              <w:jc w:val="center"/>
-              <w:rPr>
-                <w:szCs w:val="24"/>
-              </w:rPr>
-            </w:pPr>
-          </w:p>
-        </w:tc>
-        <w:tc>
-          <w:tcPr>
-            <w:tcW w:w="2533" w:type="dxa"/>
-          </w:tcPr>
-          <w:p>
-            <w:pPr>
-              <w:spacing w:after="0" w:line="240" w:lineRule="auto"/>
-              <w:rPr>
-                <w:szCs w:val="24"/>
-              </w:rPr>
-            </w:pPr>
-            <w:r>
-              <w:t>Преподаватель</w:t>
+            </w:pPr>
+            <w:r>
+              <w:t>Секретарь деканата</w:t>
             </w:r>
           </w:p>
         </w:tc>
@@ -3849,156 +3601,9 @@
               <w:spacing w:after="0" w:line="240" w:lineRule="auto"/>
               <w:ind w:firstLine="177"/>
               <w:jc w:val="both"/>
-              <w:rPr>
-                <w:szCs w:val="24"/>
-              </w:rPr>
-            </w:pPr>
-            <w:r>
-              <w:t>Сотрудник, анализирующий результаты тестов для оценки знаний и корректировки учебного процесса.</w:t>
-            </w:r>
-          </w:p>
-        </w:tc>
-      </w:tr>
-      <w:tr>
-        <w:trPr>
-          <w:trHeight w:val="64"/>
-        </w:trPr>
-        <w:tc>
-          <w:tcPr>
-            <w:tcW w:w="563" w:type="dxa"/>
-            <w:vMerge/>
-          </w:tcPr>
-          <w:p>
-            <w:pPr>
-              <w:spacing w:after="0" w:line="240" w:lineRule="auto"/>
-              <w:jc w:val="center"/>
-              <w:rPr>
-                <w:szCs w:val="24"/>
-              </w:rPr>
-            </w:pPr>
-          </w:p>
-        </w:tc>
-        <w:tc>
-          <w:tcPr>
-            <w:tcW w:w="1837" w:type="dxa"/>
-            <w:vMerge/>
-          </w:tcPr>
-          <w:p>
-            <w:pPr>
-              <w:spacing w:after="0" w:line="240" w:lineRule="auto"/>
-              <w:jc w:val="center"/>
-              <w:rPr>
-                <w:szCs w:val="24"/>
-              </w:rPr>
-            </w:pPr>
-          </w:p>
-        </w:tc>
-        <w:tc>
-          <w:tcPr>
-            <w:tcW w:w="2533" w:type="dxa"/>
-          </w:tcPr>
-          <w:p>
-            <w:pPr>
-              <w:spacing w:after="0" w:line="240" w:lineRule="auto"/>
-              <w:rPr>
-                <w:szCs w:val="24"/>
-              </w:rPr>
-            </w:pPr>
-            <w:r>
-              <w:t>Администратор</w:t>
-            </w:r>
-          </w:p>
-        </w:tc>
-        <w:tc>
-          <w:tcPr>
-            <w:tcW w:w="6408" w:type="dxa"/>
-          </w:tcPr>
-          <w:p>
-            <w:pPr>
-              <w:spacing w:after="0" w:line="240" w:lineRule="auto"/>
-              <w:ind w:firstLine="177"/>
-              <w:jc w:val="both"/>
-              <w:rPr>
-                <w:szCs w:val="24"/>
-              </w:rPr>
-            </w:pPr>
-            <w:r>
-              <w:t>Сотрудник, использующий статистику для мониторинга активности системы и формирования общих отчётов.</w:t>
-            </w:r>
-          </w:p>
-        </w:tc>
-      </w:tr>
-      <w:tr>
-        <w:trPr>
-          <w:trHeight w:val="64"/>
-        </w:trPr>
-        <w:tc>
-          <w:tcPr>
-            <w:tcW w:w="563" w:type="dxa"/>
-            <w:vMerge/>
-          </w:tcPr>
-          <w:p>
-            <w:pPr>
-              <w:spacing w:after="0" w:line="240" w:lineRule="auto"/>
-              <w:jc w:val="center"/>
-              <w:rPr>
-                <w:szCs w:val="24"/>
-              </w:rPr>
-            </w:pPr>
-          </w:p>
-        </w:tc>
-        <w:tc>
-          <w:tcPr>
-            <w:tcW w:w="1837" w:type="dxa"/>
-            <w:vMerge/>
-          </w:tcPr>
-          <w:p>
-            <w:pPr>
-              <w:spacing w:after="0" w:line="240" w:lineRule="auto"/>
-              <w:jc w:val="center"/>
-              <w:rPr>
-                <w:szCs w:val="24"/>
-              </w:rPr>
-            </w:pPr>
-          </w:p>
-        </w:tc>
-        <w:tc>
-          <w:tcPr>
-            <w:tcW w:w="2533" w:type="dxa"/>
-          </w:tcPr>
-          <w:p>
-            <w:pPr>
-              <w:spacing w:after="0" w:line="240" w:lineRule="auto"/>
-              <w:rPr>
-                <w:szCs w:val="24"/>
-              </w:rPr>
-            </w:pPr>
-            <w:r>
-              <w:rPr>
-                <w:szCs w:val="24"/>
-              </w:rPr>
-              <w:t>Модератор</w:t>
-            </w:r>
-          </w:p>
-        </w:tc>
-        <w:tc>
-          <w:tcPr>
-            <w:tcW w:w="6408" w:type="dxa"/>
-          </w:tcPr>
-          <w:p>
-            <w:pPr>
-              <w:spacing w:after="0" w:line="240" w:lineRule="auto"/>
-              <w:ind w:firstLine="177"/>
-              <w:jc w:val="both"/>
-              <w:rPr>
-                <w:szCs w:val="24"/>
-              </w:rPr>
-            </w:pPr>
-            <w:r>
-              <w:rPr>
-                <w:szCs w:val="24"/>
-              </w:rPr>
-              <w:t>Сотрудник, оценивающий качество тестов на основе статистики ответов.</w:t>
+            </w:pPr>
+            <w:r>
+              <w:t>Сотрудник, осуществляющий проверку корректности заполнения ведомости и её прием для дальнейшей регистрации в учебной части</w:t>
             </w:r>
           </w:p>
         </w:tc>
@@ -4008,7 +3613,7 @@
       <w:pPr>
         <w:pStyle w:val="3"/>
       </w:pPr>
-      <w:bookmarkStart w:id="8" w:name="_Toc214279680"/>
+      <w:bookmarkStart w:id="6" w:name="_Toc214279680"/>
     </w:p>
     <w:p>
       <w:pPr>
@@ -4017,7 +3622,7 @@
       <w:r>
         <w:t>2.1.4. Графическое представление функции</w:t>
       </w:r>
-      <w:bookmarkEnd w:id="8"/>
+      <w:bookmarkEnd w:id="6"/>
     </w:p>
     <w:p>
       <w:pPr>
@@ -4030,13 +3635,14 @@
       <w:r>
         <w:rPr>
           <w:noProof/>
+          <w:sz w:val="28"/>
           <w:lang w:eastAsia="ru-RU"/>
         </w:rPr>
         <w:drawing>
-          <wp:inline distT="0" distB="0" distL="114300" distR="114300">
-            <wp:extent cx="4349750" cy="5869305"/>
-            <wp:effectExtent l="0" t="0" r="12700" b="17145"/>
-            <wp:docPr id="2" name="Изображение 1"/>
+          <wp:inline distT="0" distB="0" distL="0" distR="0" wp14:anchorId="1F0600EB" wp14:editId="1564275F">
+            <wp:extent cx="3490836" cy="5263764"/>
+            <wp:effectExtent l="0" t="0" r="0" b="0"/>
+            <wp:docPr id="10" name="Рисунок 10"/>
             <wp:cNvGraphicFramePr>
               <a:graphicFrameLocks xmlns:a="http://schemas.openxmlformats.org/drawingml/2006/main" noChangeAspect="1"/>
             </wp:cNvGraphicFramePr>
@@ -4044,10 +3650,8 @@
               <a:graphicData uri="http://schemas.openxmlformats.org/drawingml/2006/picture">
                 <pic:pic xmlns:pic="http://schemas.openxmlformats.org/drawingml/2006/picture">
                   <pic:nvPicPr>
-                    <pic:cNvPr id="2" name="Изображение 1"/>
-                    <pic:cNvPicPr>
-                      <a:picLocks noChangeAspect="1"/>
-                    </pic:cNvPicPr>
+                    <pic:cNvPr id="1" name=""/>
+                    <pic:cNvPicPr/>
                   </pic:nvPicPr>
                   <pic:blipFill>
                     <a:blip r:embed="rId12"/>
@@ -4058,15 +3662,11 @@
                   <pic:spPr>
                     <a:xfrm>
                       <a:off x="0" y="0"/>
-                      <a:ext cx="4349750" cy="5869305"/>
+                      <a:ext cx="3526773" cy="5317953"/>
                     </a:xfrm>
                     <a:prstGeom prst="rect">
                       <a:avLst/>
                     </a:prstGeom>
-                    <a:noFill/>
-                    <a:ln>
-                      <a:noFill/>
-                    </a:ln>
                   </pic:spPr>
                 </pic:pic>
               </a:graphicData>
@@ -4094,11 +3694,11 @@
       <w:pPr>
         <w:pStyle w:val="3"/>
       </w:pPr>
-      <w:bookmarkStart w:id="9" w:name="_Toc214279681"/>
+      <w:bookmarkStart w:id="7" w:name="_Toc214279681"/>
       <w:r>
         <w:t>2.1.5. Анализ входной и выходной информации</w:t>
       </w:r>
-      <w:bookmarkEnd w:id="9"/>
+      <w:bookmarkEnd w:id="7"/>
     </w:p>
     <w:p>
       <w:pPr>
@@ -4124,10 +3724,10 @@
       </w:tblPr>
       <w:tblGrid>
         <w:gridCol w:w="485"/>
-        <w:gridCol w:w="1642"/>
-        <w:gridCol w:w="2551"/>
-        <w:gridCol w:w="1701"/>
-        <w:gridCol w:w="4963"/>
+        <w:gridCol w:w="1743"/>
+        <w:gridCol w:w="2531"/>
+        <w:gridCol w:w="1694"/>
+        <w:gridCol w:w="4889"/>
       </w:tblGrid>
       <w:tr>
         <w:tc>
@@ -4270,7 +3870,7 @@
               <w:rPr>
                 <w:szCs w:val="24"/>
               </w:rPr>
-              <w:t>Регистрация пользователя</w:t>
+              <w:t>Получение результатов тестирования</w:t>
             </w:r>
           </w:p>
         </w:tc>
@@ -4289,7 +3889,7 @@
               <w:rPr>
                 <w:szCs w:val="24"/>
               </w:rPr>
-              <w:t>Логин пользователя / ФИО</w:t>
+              <w:t xml:space="preserve">Тестовая часть </w:t>
             </w:r>
           </w:p>
         </w:tc>
@@ -4310,7 +3910,13 @@
               <w:rPr>
                 <w:szCs w:val="24"/>
               </w:rPr>
-              <w:t>Анкета / Форма регистрации</w:t>
+              <w:t>Б</w:t>
+            </w:r>
+            <w:r>
+              <w:rPr>
+                <w:szCs w:val="24"/>
+              </w:rPr>
+              <w:t>ланк ответов</w:t>
             </w:r>
           </w:p>
         </w:tc>
@@ -4330,7 +3936,7 @@
               <w:rPr>
                 <w:szCs w:val="24"/>
               </w:rPr>
-              <w:t>Необходимы данные для создания профиля пользователя в системе</w:t>
+              <w:t>Тестовая часть с вариантами ответов в каждом вопросе.</w:t>
             </w:r>
           </w:p>
         </w:tc>
@@ -4381,7 +3987,7 @@
               <w:rPr>
                 <w:szCs w:val="24"/>
               </w:rPr>
-              <w:t>Номер телефона</w:t>
+              <w:t>Часть с развернутыми ответами</w:t>
             </w:r>
           </w:p>
         </w:tc>
@@ -4416,7 +4022,7 @@
               <w:rPr>
                 <w:szCs w:val="24"/>
               </w:rPr>
-              <w:t>Используются для авторизации и возможной связи</w:t>
+              <w:t>Часть с заданиями, требующими развернутый ответ.</w:t>
             </w:r>
           </w:p>
         </w:tc>
@@ -4467,14 +4073,13 @@
               <w:rPr>
                 <w:szCs w:val="24"/>
               </w:rPr>
-              <w:t>Электронная почта</w:t>
+              <w:t>Список студентов</w:t>
             </w:r>
           </w:p>
         </w:tc>
         <w:tc>
           <w:tcPr>
             <w:tcW w:w="1701" w:type="dxa"/>
-            <w:vMerge/>
           </w:tcPr>
           <w:p>
             <w:pPr>
@@ -4484,6 +4089,12 @@
                 <w:szCs w:val="24"/>
               </w:rPr>
             </w:pPr>
+            <w:r>
+              <w:rPr>
+                <w:szCs w:val="24"/>
+              </w:rPr>
+              <w:t>Список группы</w:t>
+            </w:r>
           </w:p>
         </w:tc>
         <w:tc>
@@ -4499,10 +4110,7 @@
               </w:rPr>
             </w:pPr>
             <w:r>
-              <w:rPr>
-                <w:szCs w:val="24"/>
-              </w:rPr>
-              <w:t>Используются для авторизации и возможной связи, в случае отсутствия мобильной связи.</w:t>
+              <w:t>Позволяет проверить, все ли сдали работы.</w:t>
             </w:r>
           </w:p>
         </w:tc>
@@ -4511,21 +4119,19 @@
         <w:tc>
           <w:tcPr>
             <w:tcW w:w="485" w:type="dxa"/>
-            <w:vMerge w:val="restart"/>
-          </w:tcPr>
-          <w:p>
-            <w:pPr>
-              <w:spacing w:after="0" w:line="240" w:lineRule="auto"/>
-              <w:jc w:val="center"/>
-              <w:rPr>
-                <w:szCs w:val="24"/>
-              </w:rPr>
-            </w:pPr>
-            <w:r>
-              <w:rPr>
-                <w:szCs w:val="24"/>
-              </w:rPr>
-              <w:lastRenderedPageBreak/>
+          </w:tcPr>
+          <w:p>
+            <w:pPr>
+              <w:spacing w:after="0" w:line="240" w:lineRule="auto"/>
+              <w:jc w:val="center"/>
+              <w:rPr>
+                <w:szCs w:val="24"/>
+              </w:rPr>
+            </w:pPr>
+            <w:r>
+              <w:rPr>
+                <w:szCs w:val="24"/>
+              </w:rPr>
               <w:t>2</w:t>
             </w:r>
           </w:p>
@@ -4533,21 +4139,20 @@
         <w:tc>
           <w:tcPr>
             <w:tcW w:w="1642" w:type="dxa"/>
-            <w:vMerge w:val="restart"/>
-          </w:tcPr>
-          <w:p>
-            <w:pPr>
-              <w:spacing w:after="0" w:line="240" w:lineRule="auto"/>
-              <w:jc w:val="center"/>
-              <w:rPr>
-                <w:szCs w:val="24"/>
-              </w:rPr>
-            </w:pPr>
-            <w:r>
-              <w:rPr>
-                <w:szCs w:val="24"/>
-              </w:rPr>
-              <w:t>Составление тестирования</w:t>
+          </w:tcPr>
+          <w:p>
+            <w:pPr>
+              <w:spacing w:after="0" w:line="240" w:lineRule="auto"/>
+              <w:jc w:val="center"/>
+              <w:rPr>
+                <w:szCs w:val="24"/>
+              </w:rPr>
+            </w:pPr>
+            <w:r>
+              <w:rPr>
+                <w:szCs w:val="24"/>
+              </w:rPr>
+              <w:t>Ручная проверка результатов</w:t>
             </w:r>
           </w:p>
         </w:tc>
@@ -4566,14 +4171,13 @@
               <w:rPr>
                 <w:szCs w:val="24"/>
               </w:rPr>
-              <w:t>Вопросы и варианты ответов</w:t>
+              <w:t>Правильные ответы</w:t>
             </w:r>
           </w:p>
         </w:tc>
         <w:tc>
           <w:tcPr>
             <w:tcW w:w="1701" w:type="dxa"/>
-            <w:vMerge w:val="restart"/>
           </w:tcPr>
           <w:p>
             <w:pPr>
@@ -4587,7 +4191,7 @@
               <w:rPr>
                 <w:szCs w:val="24"/>
               </w:rPr>
-              <w:t>Шаблон теста</w:t>
+              <w:t>Ключ теста</w:t>
             </w:r>
           </w:p>
         </w:tc>
@@ -4607,7 +4211,7 @@
               <w:rPr>
                 <w:szCs w:val="24"/>
               </w:rPr>
-              <w:t>Используются для формирования структуры теста</w:t>
+              <w:t>Используются для проверки тестовой части.</w:t>
             </w:r>
           </w:p>
         </w:tc>
@@ -4616,31 +4220,41 @@
         <w:tc>
           <w:tcPr>
             <w:tcW w:w="485" w:type="dxa"/>
-            <w:vMerge/>
-          </w:tcPr>
-          <w:p>
-            <w:pPr>
-              <w:spacing w:after="0" w:line="240" w:lineRule="auto"/>
-              <w:jc w:val="center"/>
-              <w:rPr>
-                <w:szCs w:val="24"/>
-              </w:rPr>
-            </w:pPr>
+          </w:tcPr>
+          <w:p>
+            <w:pPr>
+              <w:spacing w:after="0" w:line="240" w:lineRule="auto"/>
+              <w:jc w:val="center"/>
+              <w:rPr>
+                <w:szCs w:val="24"/>
+              </w:rPr>
+            </w:pPr>
+            <w:r>
+              <w:rPr>
+                <w:szCs w:val="24"/>
+              </w:rPr>
+              <w:t>3</w:t>
+            </w:r>
           </w:p>
         </w:tc>
         <w:tc>
           <w:tcPr>
             <w:tcW w:w="1642" w:type="dxa"/>
-            <w:vMerge/>
-          </w:tcPr>
-          <w:p>
-            <w:pPr>
-              <w:spacing w:after="0" w:line="240" w:lineRule="auto"/>
-              <w:jc w:val="center"/>
-              <w:rPr>
-                <w:szCs w:val="24"/>
-              </w:rPr>
-            </w:pPr>
+          </w:tcPr>
+          <w:p>
+            <w:pPr>
+              <w:spacing w:after="0" w:line="240" w:lineRule="auto"/>
+              <w:jc w:val="center"/>
+              <w:rPr>
+                <w:szCs w:val="24"/>
+              </w:rPr>
+            </w:pPr>
+            <w:r>
+              <w:rPr>
+                <w:szCs w:val="24"/>
+              </w:rPr>
+              <w:t>Формирование итогового результата</w:t>
+            </w:r>
           </w:p>
         </w:tc>
         <w:tc>
@@ -4658,14 +4272,13 @@
               <w:rPr>
                 <w:szCs w:val="24"/>
               </w:rPr>
-              <w:t>Уровень сложности</w:t>
+              <w:t>Нормы оценивания</w:t>
             </w:r>
           </w:p>
         </w:tc>
         <w:tc>
           <w:tcPr>
             <w:tcW w:w="1701" w:type="dxa"/>
-            <w:vMerge/>
           </w:tcPr>
           <w:p>
             <w:pPr>
@@ -4675,6 +4288,12 @@
                 <w:szCs w:val="24"/>
               </w:rPr>
             </w:pPr>
+            <w:r>
+              <w:rPr>
+                <w:szCs w:val="24"/>
+              </w:rPr>
+              <w:t>Критерии оценивание</w:t>
+            </w:r>
           </w:p>
         </w:tc>
         <w:tc>
@@ -4693,93 +4312,7 @@
               <w:rPr>
                 <w:szCs w:val="24"/>
               </w:rPr>
-              <w:t>Необходим для распределения вопросов по категориям</w:t>
-            </w:r>
-          </w:p>
-        </w:tc>
-      </w:tr>
-      <w:tr>
-        <w:tc>
-          <w:tcPr>
-            <w:tcW w:w="485" w:type="dxa"/>
-            <w:vMerge/>
-          </w:tcPr>
-          <w:p>
-            <w:pPr>
-              <w:spacing w:after="0" w:line="240" w:lineRule="auto"/>
-              <w:jc w:val="center"/>
-              <w:rPr>
-                <w:szCs w:val="24"/>
-              </w:rPr>
-            </w:pPr>
-          </w:p>
-        </w:tc>
-        <w:tc>
-          <w:tcPr>
-            <w:tcW w:w="1642" w:type="dxa"/>
-            <w:vMerge/>
-          </w:tcPr>
-          <w:p>
-            <w:pPr>
-              <w:spacing w:after="0" w:line="240" w:lineRule="auto"/>
-              <w:jc w:val="center"/>
-              <w:rPr>
-                <w:szCs w:val="24"/>
-              </w:rPr>
-            </w:pPr>
-          </w:p>
-        </w:tc>
-        <w:tc>
-          <w:tcPr>
-            <w:tcW w:w="2551" w:type="dxa"/>
-          </w:tcPr>
-          <w:p>
-            <w:pPr>
-              <w:spacing w:after="0" w:line="240" w:lineRule="auto"/>
-              <w:rPr>
-                <w:szCs w:val="24"/>
-              </w:rPr>
-            </w:pPr>
-            <w:r>
-              <w:rPr>
-                <w:szCs w:val="24"/>
-              </w:rPr>
-              <w:t>Правильные ответы</w:t>
-            </w:r>
-          </w:p>
-        </w:tc>
-        <w:tc>
-          <w:tcPr>
-            <w:tcW w:w="1701" w:type="dxa"/>
-            <w:vMerge/>
-          </w:tcPr>
-          <w:p>
-            <w:pPr>
-              <w:spacing w:after="0" w:line="240" w:lineRule="auto"/>
-              <w:jc w:val="both"/>
-              <w:rPr>
-                <w:szCs w:val="24"/>
-              </w:rPr>
-            </w:pPr>
-          </w:p>
-        </w:tc>
-        <w:tc>
-          <w:tcPr>
-            <w:tcW w:w="4963" w:type="dxa"/>
-          </w:tcPr>
-          <w:p>
-            <w:pPr>
-              <w:spacing w:after="0" w:line="240" w:lineRule="auto"/>
-              <w:jc w:val="both"/>
-              <w:rPr>
-                <w:szCs w:val="24"/>
-              </w:rPr>
-            </w:pPr>
-            <w:r>
-              <w:rPr>
-                <w:szCs w:val="24"/>
-              </w:rPr>
-              <w:t>Используются для последующей проверки результатов</w:t>
+              <w:t>Используется для выставления оценки.</w:t>
             </w:r>
           </w:p>
         </w:tc>
@@ -4806,6 +4339,7 @@
         <w:rPr>
           <w:szCs w:val="24"/>
         </w:rPr>
+        <w:lastRenderedPageBreak/>
         <w:t>Таблица №4 «Выходные данные функций бизнес-процесса»</w:t>
       </w:r>
     </w:p>
@@ -4818,10 +4352,10 @@
       </w:tblPr>
       <w:tblGrid>
         <w:gridCol w:w="445"/>
-        <w:gridCol w:w="1662"/>
-        <w:gridCol w:w="3847"/>
-        <w:gridCol w:w="2693"/>
-        <w:gridCol w:w="2694"/>
+        <w:gridCol w:w="1743"/>
+        <w:gridCol w:w="3804"/>
+        <w:gridCol w:w="2673"/>
+        <w:gridCol w:w="2676"/>
       </w:tblGrid>
       <w:tr>
         <w:tc>
@@ -4846,7 +4380,7 @@
         </w:tc>
         <w:tc>
           <w:tcPr>
-            <w:tcW w:w="1662" w:type="dxa"/>
+            <w:tcW w:w="1743" w:type="dxa"/>
           </w:tcPr>
           <w:p>
             <w:pPr>
@@ -4866,7 +4400,7 @@
         </w:tc>
         <w:tc>
           <w:tcPr>
-            <w:tcW w:w="3847" w:type="dxa"/>
+            <w:tcW w:w="3804" w:type="dxa"/>
           </w:tcPr>
           <w:p>
             <w:pPr>
@@ -4886,7 +4420,7 @@
         </w:tc>
         <w:tc>
           <w:tcPr>
-            <w:tcW w:w="2693" w:type="dxa"/>
+            <w:tcW w:w="2673" w:type="dxa"/>
           </w:tcPr>
           <w:p>
             <w:pPr>
@@ -4906,7 +4440,7 @@
         </w:tc>
         <w:tc>
           <w:tcPr>
-            <w:tcW w:w="2694" w:type="dxa"/>
+            <w:tcW w:w="2676" w:type="dxa"/>
           </w:tcPr>
           <w:p>
             <w:pPr>
@@ -4948,348 +4482,75 @@
         </w:tc>
         <w:tc>
           <w:tcPr>
-            <w:tcW w:w="1662" w:type="dxa"/>
-          </w:tcPr>
-          <w:p>
-            <w:pPr>
-              <w:spacing w:after="0" w:line="240" w:lineRule="auto"/>
-              <w:jc w:val="right"/>
-              <w:rPr>
-                <w:szCs w:val="24"/>
-              </w:rPr>
-            </w:pPr>
-            <w:r>
-              <w:rPr>
-                <w:szCs w:val="24"/>
-              </w:rPr>
-              <w:t>Прохождение тестирования</w:t>
-            </w:r>
-          </w:p>
-        </w:tc>
-        <w:tc>
-          <w:tcPr>
-            <w:tcW w:w="3847" w:type="dxa"/>
-          </w:tcPr>
-          <w:p>
-            <w:pPr>
-              <w:spacing w:after="0" w:line="240" w:lineRule="auto"/>
-              <w:rPr>
-                <w:szCs w:val="24"/>
-              </w:rPr>
-            </w:pPr>
-            <w:r>
-              <w:rPr>
-                <w:szCs w:val="24"/>
-              </w:rPr>
-              <w:t>Итоговый результат (баллы, % правильных ответов)</w:t>
-            </w:r>
-          </w:p>
-        </w:tc>
-        <w:tc>
-          <w:tcPr>
-            <w:tcW w:w="2693" w:type="dxa"/>
-          </w:tcPr>
-          <w:p>
-            <w:pPr>
-              <w:spacing w:after="0" w:line="240" w:lineRule="auto"/>
-              <w:rPr>
-                <w:szCs w:val="24"/>
-              </w:rPr>
-            </w:pPr>
-            <w:r>
-              <w:rPr>
-                <w:szCs w:val="24"/>
-              </w:rPr>
-              <w:t>Протокол тестирования</w:t>
-            </w:r>
-          </w:p>
-        </w:tc>
-        <w:tc>
-          <w:tcPr>
-            <w:tcW w:w="2694" w:type="dxa"/>
-          </w:tcPr>
-          <w:p>
-            <w:pPr>
-              <w:spacing w:after="0" w:line="240" w:lineRule="auto"/>
-              <w:rPr>
-                <w:szCs w:val="24"/>
-              </w:rPr>
-            </w:pPr>
-            <w:r>
-              <w:rPr>
-                <w:szCs w:val="24"/>
-              </w:rPr>
-              <w:t>Формируется автоматически по результатам ответов</w:t>
-            </w:r>
-          </w:p>
-        </w:tc>
-      </w:tr>
-      <w:tr>
-        <w:tc>
-          <w:tcPr>
-            <w:tcW w:w="445" w:type="dxa"/>
-            <w:vMerge w:val="restart"/>
-          </w:tcPr>
-          <w:p>
-            <w:pPr>
-              <w:spacing w:after="0" w:line="240" w:lineRule="auto"/>
-              <w:jc w:val="center"/>
-              <w:rPr>
-                <w:szCs w:val="24"/>
-              </w:rPr>
-            </w:pPr>
-            <w:r>
-              <w:rPr>
-                <w:szCs w:val="24"/>
-              </w:rPr>
-              <w:t>2</w:t>
-            </w:r>
-          </w:p>
-        </w:tc>
-        <w:tc>
-          <w:tcPr>
-            <w:tcW w:w="1662" w:type="dxa"/>
-            <w:vMerge w:val="restart"/>
-          </w:tcPr>
-          <w:p>
-            <w:pPr>
-              <w:spacing w:after="0" w:line="240" w:lineRule="auto"/>
-              <w:jc w:val="center"/>
-              <w:rPr>
-                <w:szCs w:val="24"/>
-              </w:rPr>
-            </w:pPr>
-            <w:r>
-              <w:rPr>
-                <w:szCs w:val="24"/>
-              </w:rPr>
-              <w:t>Выдача сертификата</w:t>
-            </w:r>
-          </w:p>
-        </w:tc>
-        <w:tc>
-          <w:tcPr>
-            <w:tcW w:w="3847" w:type="dxa"/>
-          </w:tcPr>
-          <w:p>
-            <w:pPr>
-              <w:spacing w:after="0" w:line="240" w:lineRule="auto"/>
-              <w:rPr>
-                <w:szCs w:val="24"/>
-              </w:rPr>
-            </w:pPr>
-            <w:r>
-              <w:rPr>
-                <w:szCs w:val="24"/>
-              </w:rPr>
-              <w:t>ФИО пользователя</w:t>
-            </w:r>
-          </w:p>
-        </w:tc>
-        <w:tc>
-          <w:tcPr>
-            <w:tcW w:w="2693" w:type="dxa"/>
-            <w:vMerge w:val="restart"/>
-          </w:tcPr>
-          <w:p>
-            <w:pPr>
-              <w:spacing w:after="0" w:line="240" w:lineRule="auto"/>
-              <w:rPr>
-                <w:szCs w:val="24"/>
-              </w:rPr>
-            </w:pPr>
-            <w:r>
-              <w:rPr>
-                <w:szCs w:val="24"/>
-              </w:rPr>
-              <w:t>Сертификат</w:t>
-            </w:r>
-          </w:p>
-        </w:tc>
-        <w:tc>
-          <w:tcPr>
-            <w:tcW w:w="2694" w:type="dxa"/>
-          </w:tcPr>
-          <w:p>
-            <w:pPr>
-              <w:spacing w:after="0" w:line="240" w:lineRule="auto"/>
-              <w:rPr>
-                <w:szCs w:val="24"/>
-              </w:rPr>
-            </w:pPr>
-            <w:r>
-              <w:rPr>
-                <w:szCs w:val="24"/>
-              </w:rPr>
-              <w:t>Документ подтверждает успешное прохождение</w:t>
-            </w:r>
-          </w:p>
-        </w:tc>
-      </w:tr>
-      <w:tr>
-        <w:tc>
-          <w:tcPr>
-            <w:tcW w:w="445" w:type="dxa"/>
-            <w:vMerge/>
-          </w:tcPr>
-          <w:p>
-            <w:pPr>
-              <w:spacing w:after="0" w:line="240" w:lineRule="auto"/>
-              <w:jc w:val="center"/>
-              <w:rPr>
-                <w:szCs w:val="24"/>
-              </w:rPr>
-            </w:pPr>
-          </w:p>
-        </w:tc>
-        <w:tc>
-          <w:tcPr>
-            <w:tcW w:w="1662" w:type="dxa"/>
-            <w:vMerge/>
-          </w:tcPr>
-          <w:p>
-            <w:pPr>
-              <w:spacing w:after="0" w:line="240" w:lineRule="auto"/>
-              <w:jc w:val="center"/>
-              <w:rPr>
-                <w:szCs w:val="24"/>
-              </w:rPr>
-            </w:pPr>
-          </w:p>
-        </w:tc>
-        <w:tc>
-          <w:tcPr>
-            <w:tcW w:w="3847" w:type="dxa"/>
-          </w:tcPr>
-          <w:p>
-            <w:pPr>
-              <w:spacing w:after="0" w:line="240" w:lineRule="auto"/>
-              <w:rPr>
-                <w:szCs w:val="24"/>
-              </w:rPr>
-            </w:pPr>
-            <w:r>
-              <w:rPr>
-                <w:szCs w:val="24"/>
-              </w:rPr>
-              <w:t>Определяется результатами</w:t>
-            </w:r>
-          </w:p>
-        </w:tc>
-        <w:tc>
-          <w:tcPr>
-            <w:tcW w:w="2693" w:type="dxa"/>
-            <w:vMerge/>
-          </w:tcPr>
-          <w:p>
-            <w:pPr>
-              <w:spacing w:after="0" w:line="240" w:lineRule="auto"/>
-              <w:rPr>
-                <w:szCs w:val="24"/>
-              </w:rPr>
-            </w:pPr>
-          </w:p>
-        </w:tc>
-        <w:tc>
-          <w:tcPr>
-            <w:tcW w:w="2694" w:type="dxa"/>
-          </w:tcPr>
-          <w:p>
-            <w:pPr>
-              <w:spacing w:after="0" w:line="240" w:lineRule="auto"/>
-              <w:rPr>
-                <w:szCs w:val="24"/>
-              </w:rPr>
-            </w:pPr>
-            <w:r>
-              <w:rPr>
-                <w:szCs w:val="24"/>
-              </w:rPr>
-              <w:t>Определяется результатами</w:t>
-            </w:r>
-          </w:p>
-        </w:tc>
-      </w:tr>
-      <w:tr>
-        <w:tc>
-          <w:tcPr>
-            <w:tcW w:w="445" w:type="dxa"/>
-            <w:vMerge/>
-          </w:tcPr>
-          <w:p>
-            <w:pPr>
-              <w:spacing w:after="0" w:line="240" w:lineRule="auto"/>
-              <w:jc w:val="center"/>
-              <w:rPr>
-                <w:szCs w:val="24"/>
-              </w:rPr>
-            </w:pPr>
-          </w:p>
-        </w:tc>
-        <w:tc>
-          <w:tcPr>
-            <w:tcW w:w="1662" w:type="dxa"/>
-            <w:vMerge/>
-          </w:tcPr>
-          <w:p>
-            <w:pPr>
-              <w:spacing w:after="0" w:line="240" w:lineRule="auto"/>
-              <w:jc w:val="center"/>
-              <w:rPr>
-                <w:szCs w:val="24"/>
-              </w:rPr>
-            </w:pPr>
-          </w:p>
-        </w:tc>
-        <w:tc>
-          <w:tcPr>
-            <w:tcW w:w="3847" w:type="dxa"/>
-          </w:tcPr>
-          <w:p>
-            <w:pPr>
-              <w:spacing w:after="0" w:line="240" w:lineRule="auto"/>
-              <w:rPr>
-                <w:szCs w:val="24"/>
-              </w:rPr>
-            </w:pPr>
-            <w:r>
-              <w:rPr>
-                <w:szCs w:val="24"/>
-              </w:rPr>
-              <w:t>Дата выдачи, номер сертификата</w:t>
-            </w:r>
-          </w:p>
-        </w:tc>
-        <w:tc>
-          <w:tcPr>
-            <w:tcW w:w="2693" w:type="dxa"/>
-            <w:vMerge/>
-          </w:tcPr>
-          <w:p>
-            <w:pPr>
-              <w:spacing w:after="0" w:line="240" w:lineRule="auto"/>
-              <w:rPr>
-                <w:szCs w:val="24"/>
-              </w:rPr>
-            </w:pPr>
-          </w:p>
-        </w:tc>
-        <w:tc>
-          <w:tcPr>
-            <w:tcW w:w="2694" w:type="dxa"/>
-          </w:tcPr>
-          <w:p>
-            <w:pPr>
-              <w:spacing w:after="0" w:line="240" w:lineRule="auto"/>
-              <w:rPr>
-                <w:szCs w:val="24"/>
-              </w:rPr>
-            </w:pPr>
-            <w:r>
-              <w:rPr>
-                <w:szCs w:val="24"/>
-              </w:rPr>
-              <w:t>Используется для идентификации документа</w:t>
+            <w:tcW w:w="1743" w:type="dxa"/>
+          </w:tcPr>
+          <w:p>
+            <w:pPr>
+              <w:spacing w:after="0" w:line="240" w:lineRule="auto"/>
+              <w:jc w:val="center"/>
+              <w:rPr>
+                <w:szCs w:val="24"/>
+              </w:rPr>
+            </w:pPr>
+            <w:r>
+              <w:rPr>
+                <w:szCs w:val="24"/>
+              </w:rPr>
+              <w:t>Выставление оценки</w:t>
+            </w:r>
+          </w:p>
+        </w:tc>
+        <w:tc>
+          <w:tcPr>
+            <w:tcW w:w="3804" w:type="dxa"/>
+          </w:tcPr>
+          <w:p>
+            <w:pPr>
+              <w:spacing w:after="0" w:line="240" w:lineRule="auto"/>
+              <w:rPr>
+                <w:szCs w:val="24"/>
+              </w:rPr>
+            </w:pPr>
+            <w:r>
+              <w:rPr>
+                <w:szCs w:val="24"/>
+              </w:rPr>
+              <w:t xml:space="preserve">Итоговый результат </w:t>
+            </w:r>
+          </w:p>
+        </w:tc>
+        <w:tc>
+          <w:tcPr>
+            <w:tcW w:w="2673" w:type="dxa"/>
+          </w:tcPr>
+          <w:p>
+            <w:pPr>
+              <w:spacing w:after="0" w:line="240" w:lineRule="auto"/>
+              <w:rPr>
+                <w:szCs w:val="24"/>
+              </w:rPr>
+            </w:pPr>
+            <w:r>
+              <w:rPr>
+                <w:szCs w:val="24"/>
+              </w:rPr>
+              <w:t>Экзаменационная ведомость</w:t>
+            </w:r>
+          </w:p>
+        </w:tc>
+        <w:tc>
+          <w:tcPr>
+            <w:tcW w:w="2676" w:type="dxa"/>
+          </w:tcPr>
+          <w:p>
+            <w:pPr>
+              <w:spacing w:after="0" w:line="240" w:lineRule="auto"/>
+              <w:rPr>
+                <w:szCs w:val="24"/>
+              </w:rPr>
+            </w:pPr>
+            <w:r>
+              <w:t>Официальный документ, фиксирующий факт сдачи дисциплины.</w:t>
             </w:r>
           </w:p>
         </w:tc>
@@ -5304,7 +4565,7 @@
       <w:pPr>
         <w:pStyle w:val="3"/>
       </w:pPr>
-      <w:bookmarkStart w:id="10" w:name="_Toc214279682"/>
+      <w:bookmarkStart w:id="8" w:name="_Toc214279682"/>
       <w:r>
         <w:t xml:space="preserve">2.1.6. Составление </w:t>
       </w:r>
@@ -5312,7 +4573,7 @@
       <w:r>
         <w:t>органиограммы</w:t>
       </w:r>
-      <w:bookmarkEnd w:id="10"/>
+      <w:bookmarkEnd w:id="8"/>
       <w:proofErr w:type="spellEnd"/>
     </w:p>
     <w:p>
@@ -5323,15 +4584,11 @@
         <w:jc w:val="center"/>
       </w:pPr>
       <w:r>
-        <w:rPr>
-          <w:noProof/>
-          <w:lang w:eastAsia="ru-RU"/>
-        </w:rPr>
         <w:drawing>
-          <wp:inline distT="0" distB="0" distL="114300" distR="114300">
-            <wp:extent cx="4472305" cy="2826385"/>
-            <wp:effectExtent l="0" t="0" r="4445" b="12065"/>
-            <wp:docPr id="7" name="Изображение 3"/>
+          <wp:inline distT="0" distB="0" distL="0" distR="0" wp14:anchorId="4B541828" wp14:editId="50BFFFBE">
+            <wp:extent cx="5940425" cy="3500755"/>
+            <wp:effectExtent l="0" t="0" r="3175" b="4445"/>
+            <wp:docPr id="2" name="Рисунок 2"/>
             <wp:cNvGraphicFramePr>
               <a:graphicFrameLocks xmlns:a="http://schemas.openxmlformats.org/drawingml/2006/main" noChangeAspect="1"/>
             </wp:cNvGraphicFramePr>
@@ -5339,10 +4596,8 @@
               <a:graphicData uri="http://schemas.openxmlformats.org/drawingml/2006/picture">
                 <pic:pic xmlns:pic="http://schemas.openxmlformats.org/drawingml/2006/picture">
                   <pic:nvPicPr>
-                    <pic:cNvPr id="7" name="Изображение 3"/>
-                    <pic:cNvPicPr>
-                      <a:picLocks noChangeAspect="1"/>
-                    </pic:cNvPicPr>
+                    <pic:cNvPr id="1" name=""/>
+                    <pic:cNvPicPr/>
                   </pic:nvPicPr>
                   <pic:blipFill>
                     <a:blip r:embed="rId13"/>
@@ -5353,15 +4608,11 @@
                   <pic:spPr>
                     <a:xfrm>
                       <a:off x="0" y="0"/>
-                      <a:ext cx="4472305" cy="2826385"/>
+                      <a:ext cx="5940425" cy="3500755"/>
                     </a:xfrm>
                     <a:prstGeom prst="rect">
                       <a:avLst/>
                     </a:prstGeom>
-                    <a:noFill/>
-                    <a:ln>
-                      <a:noFill/>
-                    </a:ln>
                   </pic:spPr>
                 </pic:pic>
               </a:graphicData>
@@ -5369,6 +4620,8 @@
           </wp:inline>
         </w:drawing>
       </w:r>
+      <w:bookmarkStart w:id="9" w:name="_GoBack"/>
+      <w:bookmarkEnd w:id="9"/>
     </w:p>
     <w:p>
       <w:pPr>
@@ -5424,7 +4677,7 @@
           <w:color w:val="FF0000"/>
         </w:rPr>
       </w:pPr>
-      <w:bookmarkStart w:id="11" w:name="_Toc214279683"/>
+      <w:bookmarkStart w:id="10" w:name="_Toc214279683"/>
       <w:r>
         <w:rPr>
           <w:color w:val="FF0000"/>
@@ -5457,7 +4710,7 @@
         </w:rPr>
         <w:t>-технологиями</w:t>
       </w:r>
-      <w:bookmarkEnd w:id="11"/>
+      <w:bookmarkEnd w:id="10"/>
     </w:p>
     <w:p>
       <w:pPr>
@@ -5723,7 +4976,6 @@
               <w:rPr>
                 <w:color w:val="FF0000"/>
               </w:rPr>
-              <w:lastRenderedPageBreak/>
               <w:t>2.</w:t>
             </w:r>
           </w:p>
@@ -5848,14 +5100,14 @@
           <w:color w:val="FF0000"/>
         </w:rPr>
       </w:pPr>
-      <w:bookmarkStart w:id="12" w:name="_Toc214279684"/>
+      <w:bookmarkStart w:id="11" w:name="_Toc214279684"/>
       <w:r>
         <w:rPr>
           <w:color w:val="FF0000"/>
         </w:rPr>
         <w:t>Структурный анализ</w:t>
       </w:r>
-      <w:bookmarkEnd w:id="12"/>
+      <w:bookmarkEnd w:id="11"/>
     </w:p>
     <w:p>
       <w:pPr>
@@ -6225,6 +5477,7 @@
                 <w:bCs/>
                 <w:color w:val="FF0000"/>
               </w:rPr>
+              <w:lastRenderedPageBreak/>
               <w:t>Организационная структура</w:t>
             </w:r>
           </w:p>
@@ -6449,7 +5702,7 @@
             <w:sz w:val="28"/>
             <w:szCs w:val="28"/>
           </w:rPr>
-          <w:t>4</w:t>
+          <w:t>6</w:t>
         </w:r>
         <w:r>
           <w:rPr>
@@ -7658,7 +6911,7 @@
 </file>
 
 <file path=customXml/itemProps1.xml><?xml version="1.0" encoding="utf-8"?>
-<ds:datastoreItem xmlns:ds="http://schemas.openxmlformats.org/officeDocument/2006/customXml" ds:itemID="{9FBBB937-1DC8-4B30-AA12-654B188270F5}">
+<ds:datastoreItem xmlns:ds="http://schemas.openxmlformats.org/officeDocument/2006/customXml" ds:itemID="{17B43B85-2E9D-4DD8-98A2-2096067A9CD9}">
   <ds:schemaRefs>
     <ds:schemaRef ds:uri="http://schemas.openxmlformats.org/officeDocument/2006/bibliography"/>
   </ds:schemaRefs>

--- a/Шумов В Отчёт.docx
+++ b/Шумов В Отчёт.docx
@@ -564,10 +564,556 @@
     <w:p>
       <w:pPr>
         <w:pStyle w:val="ab"/>
-      </w:pPr>
-      <w:r>
-        <w:br w:type="page"/>
-      </w:r>
+        <w:ind w:firstLine="0"/>
+        <w:jc w:val="left"/>
+      </w:pPr>
+    </w:p>
+    <w:p>
+      <w:pPr>
+        <w:pStyle w:val="ab"/>
+        <w:ind w:firstLine="0"/>
+        <w:jc w:val="left"/>
+      </w:pPr>
+    </w:p>
+    <w:p>
+      <w:pPr>
+        <w:pStyle w:val="ab"/>
+        <w:ind w:firstLine="0"/>
+        <w:jc w:val="left"/>
+      </w:pPr>
+    </w:p>
+    <w:p>
+      <w:pPr>
+        <w:pStyle w:val="ab"/>
+        <w:ind w:firstLine="0"/>
+        <w:jc w:val="left"/>
+      </w:pPr>
+    </w:p>
+    <w:p>
+      <w:pPr>
+        <w:pStyle w:val="ab"/>
+        <w:ind w:firstLine="0"/>
+        <w:jc w:val="left"/>
+      </w:pPr>
+    </w:p>
+    <w:p>
+      <w:pPr>
+        <w:pStyle w:val="ab"/>
+        <w:ind w:firstLine="0"/>
+        <w:jc w:val="left"/>
+      </w:pPr>
+    </w:p>
+    <w:p>
+      <w:pPr>
+        <w:pStyle w:val="ab"/>
+        <w:ind w:firstLine="0"/>
+        <w:jc w:val="left"/>
+      </w:pPr>
+    </w:p>
+    <w:p>
+      <w:pPr>
+        <w:pStyle w:val="ab"/>
+        <w:ind w:firstLine="0"/>
+        <w:jc w:val="left"/>
+      </w:pPr>
+    </w:p>
+    <w:p>
+      <w:pPr>
+        <w:pStyle w:val="ab"/>
+        <w:ind w:firstLine="0"/>
+        <w:jc w:val="left"/>
+      </w:pPr>
+    </w:p>
+    <w:p>
+      <w:pPr>
+        <w:pStyle w:val="ab"/>
+        <w:ind w:firstLine="0"/>
+        <w:jc w:val="left"/>
+      </w:pPr>
+    </w:p>
+    <w:p>
+      <w:pPr>
+        <w:pStyle w:val="ab"/>
+        <w:ind w:firstLine="0"/>
+        <w:jc w:val="left"/>
+      </w:pPr>
+    </w:p>
+    <w:p>
+      <w:pPr>
+        <w:pStyle w:val="ab"/>
+        <w:ind w:firstLine="0"/>
+        <w:jc w:val="left"/>
+      </w:pPr>
+    </w:p>
+    <w:p>
+      <w:pPr>
+        <w:pStyle w:val="ab"/>
+        <w:ind w:firstLine="0"/>
+        <w:jc w:val="left"/>
+      </w:pPr>
+    </w:p>
+    <w:p>
+      <w:pPr>
+        <w:pStyle w:val="ab"/>
+        <w:ind w:firstLine="0"/>
+        <w:jc w:val="left"/>
+      </w:pPr>
+    </w:p>
+    <w:p>
+      <w:pPr>
+        <w:pStyle w:val="ab"/>
+        <w:ind w:firstLine="0"/>
+        <w:jc w:val="left"/>
+      </w:pPr>
+    </w:p>
+    <w:p>
+      <w:pPr>
+        <w:pStyle w:val="ab"/>
+        <w:ind w:firstLine="0"/>
+        <w:jc w:val="left"/>
+      </w:pPr>
+    </w:p>
+    <w:p>
+      <w:pPr>
+        <w:pStyle w:val="ab"/>
+        <w:ind w:firstLine="0"/>
+        <w:jc w:val="left"/>
+      </w:pPr>
+    </w:p>
+    <w:p>
+      <w:pPr>
+        <w:pStyle w:val="ab"/>
+        <w:ind w:firstLine="0"/>
+        <w:jc w:val="left"/>
+      </w:pPr>
+    </w:p>
+    <w:p>
+      <w:pPr>
+        <w:spacing w:after="0"/>
+        <w:contextualSpacing/>
+        <w:rPr>
+          <w:b/>
+          <w:bCs/>
+          <w:sz w:val="28"/>
+          <w:szCs w:val="28"/>
+        </w:rPr>
+      </w:pPr>
+      <w:r>
+        <w:rPr>
+          <w:b/>
+          <w:bCs/>
+          <w:sz w:val="28"/>
+          <w:szCs w:val="28"/>
+        </w:rPr>
+        <w:lastRenderedPageBreak/>
+        <w:t xml:space="preserve">Постановка задачи </w:t>
+      </w:r>
+    </w:p>
+    <w:p>
+      <w:pPr>
+        <w:spacing w:after="0"/>
+        <w:contextualSpacing/>
+        <w:jc w:val="both"/>
+      </w:pPr>
+      <w:r>
+        <w:rPr>
+          <w:b/>
+          <w:bCs/>
+        </w:rPr>
+        <w:t>Предметная область:</w:t>
+      </w:r>
+      <w:r>
+        <w:t xml:space="preserve"> Автоматизация системы</w:t>
+      </w:r>
+      <w:r>
+        <w:t xml:space="preserve"> </w:t>
+      </w:r>
+      <w:r>
+        <w:t>тестирования в колледже.</w:t>
+      </w:r>
+    </w:p>
+    <w:p>
+      <w:pPr>
+        <w:spacing w:after="0"/>
+        <w:contextualSpacing/>
+        <w:jc w:val="both"/>
+      </w:pPr>
+      <w:r>
+        <w:rPr>
+          <w:b/>
+          <w:bCs/>
+        </w:rPr>
+        <w:t>Описание проблемы:</w:t>
+      </w:r>
+      <w:r>
+        <w:t xml:space="preserve"> </w:t>
+      </w:r>
+      <w:proofErr w:type="gramStart"/>
+      <w:r>
+        <w:t>В</w:t>
+      </w:r>
+      <w:proofErr w:type="gramEnd"/>
+      <w:r>
+        <w:t xml:space="preserve"> условиях роста объемов учебной информации и количества обучающихся ручное управление процессом тестирования (печать бланков, ручная проверка работ преподавателем, ведение бумажных ведомостей) ведет к возникновению ошибок при подсчете баллов, значительным задержкам в получении результатов студентами и отсутствию оперативной аналитики успеваемости. Колледжу необходим инструмент, который свяжет в единую экосистему студентов, преподавателей (организаторов тестирования) и методистов.</w:t>
+      </w:r>
+    </w:p>
+    <w:p>
+      <w:pPr>
+        <w:spacing w:after="0"/>
+        <w:contextualSpacing/>
+        <w:rPr>
+          <w:b/>
+          <w:bCs/>
+          <w:sz w:val="28"/>
+          <w:szCs w:val="28"/>
+        </w:rPr>
+      </w:pPr>
+      <w:r>
+        <w:rPr>
+          <w:b/>
+          <w:bCs/>
+          <w:sz w:val="28"/>
+          <w:szCs w:val="28"/>
+        </w:rPr>
+        <w:t xml:space="preserve"> Цель проекта</w:t>
+      </w:r>
+    </w:p>
+    <w:p>
+      <w:pPr>
+        <w:pStyle w:val="ae"/>
+        <w:spacing w:before="0" w:beforeAutospacing="0" w:after="0" w:afterAutospacing="0"/>
+        <w:contextualSpacing/>
+      </w:pPr>
+      <w:r>
+        <w:rPr>
+          <w:b/>
+          <w:bCs/>
+        </w:rPr>
+        <w:t>Цель:</w:t>
+      </w:r>
+      <w:r>
+        <w:t xml:space="preserve"> Разработать и внедрить автоматизированную информационную систему тестирования, которая обеспечит:</w:t>
+      </w:r>
+    </w:p>
+    <w:p>
+      <w:pPr>
+        <w:pStyle w:val="ae"/>
+        <w:numPr>
+          <w:ilvl w:val="0"/>
+          <w:numId w:val="9"/>
+        </w:numPr>
+        <w:spacing w:before="0" w:beforeAutospacing="0" w:after="0" w:afterAutospacing="0"/>
+        <w:contextualSpacing/>
+      </w:pPr>
+      <w:r>
+        <w:rPr>
+          <w:b/>
+          <w:bCs/>
+        </w:rPr>
+        <w:t>Минимизацию ошибок</w:t>
+      </w:r>
+      <w:r>
+        <w:t xml:space="preserve"> при проверке ответов за счет автоматического сопоставления с эталонными ключами.</w:t>
+      </w:r>
+    </w:p>
+    <w:p>
+      <w:pPr>
+        <w:pStyle w:val="ae"/>
+        <w:numPr>
+          <w:ilvl w:val="0"/>
+          <w:numId w:val="9"/>
+        </w:numPr>
+        <w:spacing w:before="0" w:beforeAutospacing="0" w:after="0" w:afterAutospacing="0"/>
+        <w:contextualSpacing/>
+      </w:pPr>
+      <w:r>
+        <w:rPr>
+          <w:b/>
+          <w:bCs/>
+        </w:rPr>
+        <w:t>Повышение качества обучения</w:t>
+      </w:r>
+      <w:r>
+        <w:t xml:space="preserve"> через мгновенное получение студентами результатов и разбора ошибок.</w:t>
+      </w:r>
+    </w:p>
+    <w:p>
+      <w:pPr>
+        <w:pStyle w:val="ae"/>
+        <w:numPr>
+          <w:ilvl w:val="0"/>
+          <w:numId w:val="9"/>
+        </w:numPr>
+        <w:spacing w:before="0" w:beforeAutospacing="0" w:after="0" w:afterAutospacing="0"/>
+        <w:contextualSpacing/>
+      </w:pPr>
+      <w:r>
+        <w:rPr>
+          <w:b/>
+          <w:bCs/>
+        </w:rPr>
+        <w:t>Прозрачность учебного процесса</w:t>
+      </w:r>
+      <w:r>
+        <w:t xml:space="preserve"> и оперативное формирование цифровых экзаменационных ведомостей.</w:t>
+      </w:r>
+    </w:p>
+    <w:p>
+      <w:pPr>
+        <w:pStyle w:val="ae"/>
+        <w:numPr>
+          <w:ilvl w:val="0"/>
+          <w:numId w:val="9"/>
+        </w:numPr>
+        <w:spacing w:before="0" w:beforeAutospacing="0" w:after="0" w:afterAutospacing="0"/>
+        <w:contextualSpacing/>
+      </w:pPr>
+      <w:r>
+        <w:rPr>
+          <w:b/>
+          <w:bCs/>
+        </w:rPr>
+        <w:t>Эффективное управление базой знаний</w:t>
+      </w:r>
+      <w:r>
+        <w:t xml:space="preserve"> (банком вопросов) и учебными нагрузками для сотрудников.</w:t>
+      </w:r>
+    </w:p>
+    <w:p>
+      <w:pPr>
+        <w:spacing w:after="0"/>
+        <w:contextualSpacing/>
+        <w:rPr>
+          <w:b/>
+          <w:bCs/>
+          <w:sz w:val="28"/>
+          <w:szCs w:val="28"/>
+        </w:rPr>
+      </w:pPr>
+      <w:r>
+        <w:rPr>
+          <w:b/>
+          <w:bCs/>
+          <w:sz w:val="28"/>
+          <w:szCs w:val="28"/>
+        </w:rPr>
+        <w:t>Задачи системы (функциональные требования)</w:t>
+      </w:r>
+    </w:p>
+    <w:p>
+      <w:pPr>
+        <w:spacing w:after="0"/>
+        <w:contextualSpacing/>
+      </w:pPr>
+      <w:r>
+        <w:t>Для достижения поставленной цели система должна решать следующие задачи, распределенные по ролям:</w:t>
+      </w:r>
+    </w:p>
+    <w:p>
+      <w:pPr>
+        <w:pStyle w:val="ae"/>
+        <w:spacing w:before="0" w:beforeAutospacing="0" w:after="0" w:afterAutospacing="0"/>
+        <w:contextualSpacing/>
+      </w:pPr>
+      <w:r>
+        <w:rPr>
+          <w:b/>
+          <w:bCs/>
+        </w:rPr>
+        <w:t>1. Для студентов:</w:t>
+      </w:r>
+    </w:p>
+    <w:p>
+      <w:pPr>
+        <w:pStyle w:val="ae"/>
+        <w:numPr>
+          <w:ilvl w:val="0"/>
+          <w:numId w:val="10"/>
+        </w:numPr>
+        <w:spacing w:before="0" w:beforeAutospacing="0" w:after="0" w:afterAutospacing="0"/>
+        <w:contextualSpacing/>
+      </w:pPr>
+      <w:r>
+        <w:t>Обеспечение доступа к списку доступных тестов.</w:t>
+      </w:r>
+    </w:p>
+    <w:p>
+      <w:pPr>
+        <w:pStyle w:val="ae"/>
+        <w:numPr>
+          <w:ilvl w:val="0"/>
+          <w:numId w:val="10"/>
+        </w:numPr>
+        <w:spacing w:before="0" w:beforeAutospacing="0" w:after="0" w:afterAutospacing="0"/>
+        <w:contextualSpacing/>
+      </w:pPr>
+      <w:r>
+        <w:t>Реализация процесса прохождения тестирования в режиме реального времени с ограничением по таймеру.</w:t>
+      </w:r>
+    </w:p>
+    <w:p>
+      <w:pPr>
+        <w:pStyle w:val="ae"/>
+        <w:numPr>
+          <w:ilvl w:val="0"/>
+          <w:numId w:val="10"/>
+        </w:numPr>
+        <w:spacing w:before="0" w:beforeAutospacing="0" w:after="0" w:afterAutospacing="0"/>
+        <w:contextualSpacing/>
+      </w:pPr>
+      <w:r>
+        <w:t>Автоматическое получение результата (балл, оценка) сразу после завершения теста.</w:t>
+      </w:r>
+    </w:p>
+    <w:p>
+      <w:pPr>
+        <w:pStyle w:val="ae"/>
+        <w:numPr>
+          <w:ilvl w:val="0"/>
+          <w:numId w:val="10"/>
+        </w:numPr>
+        <w:spacing w:before="0" w:beforeAutospacing="0" w:after="0" w:afterAutospacing="0"/>
+        <w:contextualSpacing/>
+      </w:pPr>
+      <w:r>
+        <w:t>Предоставление доступа к истории своих достижений и архиву пройденных материалов.</w:t>
+      </w:r>
+    </w:p>
+    <w:p>
+      <w:pPr>
+        <w:pStyle w:val="ae"/>
+        <w:spacing w:before="0" w:beforeAutospacing="0" w:after="0" w:afterAutospacing="0"/>
+        <w:contextualSpacing/>
+      </w:pPr>
+      <w:r>
+        <w:rPr>
+          <w:b/>
+          <w:bCs/>
+        </w:rPr>
+        <w:t xml:space="preserve">2. Для </w:t>
+      </w:r>
+      <w:r>
+        <w:rPr>
+          <w:b/>
+        </w:rPr>
+        <w:t>преподавателей</w:t>
+      </w:r>
+    </w:p>
+    <w:p>
+      <w:pPr>
+        <w:pStyle w:val="ae"/>
+        <w:numPr>
+          <w:ilvl w:val="0"/>
+          <w:numId w:val="11"/>
+        </w:numPr>
+        <w:spacing w:before="0" w:beforeAutospacing="0" w:after="0" w:afterAutospacing="0"/>
+        <w:contextualSpacing/>
+      </w:pPr>
+      <w:r>
+        <w:t>Мониторинг процесса: отслеживание явки студентов на тестирование и контроль выполнения заданий в реальном времени.</w:t>
+      </w:r>
+    </w:p>
+    <w:p>
+      <w:pPr>
+        <w:pStyle w:val="ae"/>
+        <w:numPr>
+          <w:ilvl w:val="0"/>
+          <w:numId w:val="11"/>
+        </w:numPr>
+        <w:spacing w:before="0" w:beforeAutospacing="0" w:after="0" w:afterAutospacing="0"/>
+        <w:contextualSpacing/>
+      </w:pPr>
+      <w:r>
+        <w:t>Получение оперативной отчетности по успеваемости группы и сложности отдельных вопросов.</w:t>
+      </w:r>
+    </w:p>
+    <w:p>
+      <w:pPr>
+        <w:pStyle w:val="ae"/>
+        <w:spacing w:before="0" w:beforeAutospacing="0" w:after="0" w:afterAutospacing="0"/>
+        <w:contextualSpacing/>
+        <w:rPr>
+          <w:lang w:val="en-US"/>
+        </w:rPr>
+      </w:pPr>
+      <w:r>
+        <w:rPr>
+          <w:b/>
+          <w:bCs/>
+        </w:rPr>
+        <w:t>3. Для методистов</w:t>
+      </w:r>
+      <w:r>
+        <w:rPr>
+          <w:b/>
+          <w:bCs/>
+          <w:lang w:val="en-US"/>
+        </w:rPr>
+        <w:t>:</w:t>
+      </w:r>
+    </w:p>
+    <w:p>
+      <w:pPr>
+        <w:pStyle w:val="ae"/>
+        <w:numPr>
+          <w:ilvl w:val="0"/>
+          <w:numId w:val="11"/>
+        </w:numPr>
+        <w:spacing w:before="0" w:beforeAutospacing="0" w:after="0" w:afterAutospacing="0"/>
+        <w:contextualSpacing/>
+      </w:pPr>
+      <w:r>
+        <w:t>Управление контентом: создание и редактирование вопросов, формирование вариантов тестов, ключей тестов и критериев оценивания.</w:t>
+      </w:r>
+    </w:p>
+    <w:p>
+      <w:pPr>
+        <w:spacing w:after="0"/>
+        <w:contextualSpacing/>
+        <w:rPr>
+          <w:b/>
+          <w:bCs/>
+          <w:sz w:val="28"/>
+          <w:szCs w:val="28"/>
+        </w:rPr>
+      </w:pPr>
+      <w:r>
+        <w:rPr>
+          <w:b/>
+          <w:bCs/>
+          <w:sz w:val="28"/>
+          <w:szCs w:val="28"/>
+        </w:rPr>
+        <w:t>Ожидаемый результат (ЦКП — Ценный конечный продукт)</w:t>
+      </w:r>
+    </w:p>
+    <w:p>
+      <w:pPr>
+        <w:spacing w:after="0" w:line="240" w:lineRule="auto"/>
+        <w:ind w:firstLine="709"/>
+        <w:contextualSpacing/>
+        <w:jc w:val="both"/>
+        <w:rPr>
+          <w:szCs w:val="28"/>
+        </w:rPr>
+      </w:pPr>
+      <w:r>
+        <w:t xml:space="preserve">Итогом является </w:t>
+      </w:r>
+      <w:r>
+        <w:rPr>
+          <w:szCs w:val="28"/>
+        </w:rPr>
+        <w:t>задокументированные результаты тестирования студентов.</w:t>
+      </w:r>
+    </w:p>
+    <w:p/>
+    <w:p>
+      <w:pPr>
+        <w:pStyle w:val="ab"/>
+        <w:ind w:firstLine="0"/>
+        <w:jc w:val="left"/>
+      </w:pPr>
     </w:p>
     <w:p>
       <w:pPr>
@@ -606,7 +1152,6 @@
     <w:p>
       <w:pPr>
         <w:pStyle w:val="3"/>
-        <w:spacing w:line="276" w:lineRule="auto"/>
       </w:pPr>
       <w:bookmarkStart w:id="2" w:name="_Toc214279677"/>
       <w:r>
@@ -625,7 +1170,7 @@
           <w:lang w:eastAsia="ru-RU"/>
         </w:rPr>
         <w:drawing>
-          <wp:inline distT="0" distB="0" distL="0" distR="0" wp14:anchorId="6CDF3C1E" wp14:editId="631E619B">
+          <wp:inline distT="0" distB="0" distL="0" distR="0" wp14:anchorId="42C8BFC2" wp14:editId="2A716040">
             <wp:extent cx="5210175" cy="3245290"/>
             <wp:effectExtent l="0" t="0" r="0" b="0"/>
             <wp:docPr id="1" name="Рисунок 1"/>
@@ -712,7 +1257,7 @@
           <w:lang w:eastAsia="ru-RU"/>
         </w:rPr>
         <w:drawing>
-          <wp:inline distT="0" distB="0" distL="0" distR="0" wp14:anchorId="34BAF051" wp14:editId="70D9AACA">
+          <wp:inline distT="0" distB="0" distL="0" distR="0" wp14:anchorId="5A864ADE" wp14:editId="6CF31BC2">
             <wp:extent cx="5886450" cy="2632700"/>
             <wp:effectExtent l="0" t="0" r="0" b="0"/>
             <wp:docPr id="3" name="Рисунок 3"/>
@@ -984,6 +1529,12 @@
               </w:rPr>
               <w:t>Преподаватель</w:t>
             </w:r>
+            <w:r>
+              <w:rPr>
+                <w:szCs w:val="24"/>
+              </w:rPr>
+              <w:t>, студент</w:t>
+            </w:r>
           </w:p>
         </w:tc>
       </w:tr>
@@ -1179,6 +1730,12 @@
                 <w:szCs w:val="24"/>
               </w:rPr>
               <w:t>Преподаватель</w:t>
+            </w:r>
+            <w:r>
+              <w:rPr>
+                <w:szCs w:val="24"/>
+              </w:rPr>
+              <w:t>, методист</w:t>
             </w:r>
           </w:p>
         </w:tc>
@@ -1272,9 +1829,9 @@
           <w:lang w:eastAsia="ru-RU"/>
         </w:rPr>
         <w:drawing>
-          <wp:inline distT="0" distB="0" distL="0" distR="0" wp14:anchorId="03CC70CB" wp14:editId="5CDDB4BC">
-            <wp:extent cx="2162175" cy="4571298"/>
-            <wp:effectExtent l="0" t="0" r="0" b="1270"/>
+          <wp:inline distT="0" distB="0" distL="0" distR="0" wp14:anchorId="457CDE02" wp14:editId="625DC85E">
+            <wp:extent cx="2505075" cy="5296262"/>
+            <wp:effectExtent l="0" t="0" r="0" b="0"/>
             <wp:docPr id="5" name="Рисунок 5"/>
             <wp:cNvGraphicFramePr>
               <a:graphicFrameLocks xmlns:a="http://schemas.openxmlformats.org/drawingml/2006/main" noChangeAspect="1"/>
@@ -1295,7 +1852,7 @@
                   <pic:spPr>
                     <a:xfrm>
                       <a:off x="0" y="0"/>
-                      <a:ext cx="2168836" cy="4585382"/>
+                      <a:ext cx="2519251" cy="5326234"/>
                     </a:xfrm>
                     <a:prstGeom prst="rect">
                       <a:avLst/>
@@ -1789,7 +2346,10 @@
               </w:rPr>
             </w:pPr>
             <w:r>
-              <w:t>Заполненный бланк ответов</w:t>
+              <w:t xml:space="preserve">Бланк </w:t>
+            </w:r>
+            <w:r>
+              <w:t>ответов</w:t>
             </w:r>
           </w:p>
         </w:tc>
@@ -2098,7 +2658,6 @@
               <w:rPr>
                 <w:szCs w:val="24"/>
               </w:rPr>
-              <w:lastRenderedPageBreak/>
               <w:t>2</w:t>
             </w:r>
           </w:p>
@@ -2206,7 +2765,6 @@
           <w:p>
             <w:pPr>
               <w:spacing w:after="0" w:line="240" w:lineRule="auto"/>
-              <w:ind w:firstLine="172"/>
               <w:jc w:val="both"/>
               <w:rPr>
                 <w:szCs w:val="24"/>
@@ -2275,7 +2833,6 @@
           <w:p>
             <w:pPr>
               <w:spacing w:after="0" w:line="240" w:lineRule="auto"/>
-              <w:ind w:firstLine="172"/>
               <w:jc w:val="both"/>
               <w:rPr>
                 <w:szCs w:val="24"/>
@@ -2392,7 +2949,7 @@
               </w:rPr>
             </w:pPr>
             <w:r>
-              <w:t>Заполненный бланк</w:t>
+              <w:t>Бланк ответов</w:t>
             </w:r>
           </w:p>
         </w:tc>
@@ -2403,7 +2960,6 @@
           <w:p>
             <w:pPr>
               <w:spacing w:after="0" w:line="240" w:lineRule="auto"/>
-              <w:ind w:firstLine="172"/>
               <w:jc w:val="both"/>
               <w:rPr>
                 <w:szCs w:val="24"/>
@@ -2417,7 +2973,7 @@
       </w:tr>
       <w:tr>
         <w:trPr>
-          <w:trHeight w:val="421"/>
+          <w:trHeight w:val="285"/>
         </w:trPr>
         <w:tc>
           <w:tcPr>
@@ -2469,7 +3025,6 @@
           <w:p>
             <w:pPr>
               <w:spacing w:after="0" w:line="240" w:lineRule="auto"/>
-              <w:ind w:firstLine="172"/>
               <w:jc w:val="both"/>
             </w:pPr>
             <w:r>
@@ -2600,10 +3155,69 @@
               </w:rPr>
             </w:pPr>
             <w:r>
-              <w:t xml:space="preserve">    Сотрудник, </w:t>
-            </w:r>
-            <w:r>
-              <w:t>проводящий проверку работы</w:t>
+              <w:t>Сотрудник, проводящий проверку работы</w:t>
+            </w:r>
+          </w:p>
+        </w:tc>
+      </w:tr>
+      <w:tr>
+        <w:trPr>
+          <w:trHeight w:val="273"/>
+        </w:trPr>
+        <w:tc>
+          <w:tcPr>
+            <w:tcW w:w="563" w:type="dxa"/>
+            <w:vMerge/>
+          </w:tcPr>
+          <w:p>
+            <w:pPr>
+              <w:spacing w:after="0" w:line="240" w:lineRule="auto"/>
+              <w:jc w:val="center"/>
+              <w:rPr>
+                <w:szCs w:val="24"/>
+              </w:rPr>
+            </w:pPr>
+          </w:p>
+        </w:tc>
+        <w:tc>
+          <w:tcPr>
+            <w:tcW w:w="1837" w:type="dxa"/>
+            <w:vMerge/>
+          </w:tcPr>
+          <w:p>
+            <w:pPr>
+              <w:spacing w:after="0" w:line="240" w:lineRule="auto"/>
+              <w:jc w:val="center"/>
+              <w:rPr>
+                <w:szCs w:val="24"/>
+              </w:rPr>
+            </w:pPr>
+          </w:p>
+        </w:tc>
+        <w:tc>
+          <w:tcPr>
+            <w:tcW w:w="2533" w:type="dxa"/>
+          </w:tcPr>
+          <w:p>
+            <w:pPr>
+              <w:spacing w:after="0" w:line="240" w:lineRule="auto"/>
+            </w:pPr>
+            <w:r>
+              <w:t>Методист</w:t>
+            </w:r>
+          </w:p>
+        </w:tc>
+        <w:tc>
+          <w:tcPr>
+            <w:tcW w:w="6408" w:type="dxa"/>
+          </w:tcPr>
+          <w:p>
+            <w:pPr>
+              <w:spacing w:after="0" w:line="240" w:lineRule="auto"/>
+              <w:jc w:val="both"/>
+            </w:pPr>
+            <w:r>
+              <w:t>Сотрудник, составляющий тестирования и ключи к тестам</w:t>
             </w:r>
           </w:p>
         </w:tc>
@@ -2731,7 +3345,6 @@
           <w:p>
             <w:pPr>
               <w:spacing w:after="0" w:line="240" w:lineRule="auto"/>
-              <w:ind w:firstLine="172"/>
               <w:jc w:val="both"/>
               <w:rPr>
                 <w:szCs w:val="24"/>
@@ -2803,7 +3416,6 @@
           <w:p>
             <w:pPr>
               <w:spacing w:after="0" w:line="240" w:lineRule="auto"/>
-              <w:ind w:firstLine="172"/>
               <w:jc w:val="both"/>
               <w:rPr>
                 <w:szCs w:val="24"/>
@@ -2875,7 +3487,6 @@
           <w:p>
             <w:pPr>
               <w:spacing w:after="0" w:line="240" w:lineRule="auto"/>
-              <w:ind w:firstLine="172"/>
               <w:jc w:val="both"/>
               <w:rPr>
                 <w:szCs w:val="24"/>
@@ -3003,7 +3614,6 @@
           <w:p>
             <w:pPr>
               <w:spacing w:after="0" w:line="240" w:lineRule="auto"/>
-              <w:ind w:firstLine="172"/>
               <w:jc w:val="both"/>
               <w:rPr>
                 <w:szCs w:val="24"/>
@@ -3134,7 +3744,6 @@
           <w:p>
             <w:pPr>
               <w:spacing w:after="0" w:line="240" w:lineRule="auto"/>
-              <w:ind w:firstLine="172"/>
               <w:jc w:val="both"/>
               <w:rPr>
                 <w:szCs w:val="24"/>
@@ -3153,66 +3762,63 @@
         <w:tc>
           <w:tcPr>
             <w:tcW w:w="563" w:type="dxa"/>
-            <w:vMerge w:val="restart"/>
-          </w:tcPr>
-          <w:p>
-            <w:pPr>
-              <w:spacing w:after="0" w:line="240" w:lineRule="auto"/>
-              <w:jc w:val="center"/>
-              <w:rPr>
-                <w:szCs w:val="24"/>
-              </w:rPr>
-            </w:pPr>
-            <w:r>
-              <w:rPr>
-                <w:szCs w:val="24"/>
-              </w:rPr>
-              <w:t>4</w:t>
-            </w:r>
+            <w:vMerge/>
+          </w:tcPr>
+          <w:p>
+            <w:pPr>
+              <w:spacing w:after="0" w:line="240" w:lineRule="auto"/>
+              <w:jc w:val="center"/>
+              <w:rPr>
+                <w:szCs w:val="24"/>
+              </w:rPr>
+            </w:pPr>
           </w:p>
         </w:tc>
         <w:tc>
           <w:tcPr>
             <w:tcW w:w="1837" w:type="dxa"/>
-            <w:vMerge w:val="restart"/>
-          </w:tcPr>
-          <w:p>
-            <w:pPr>
-              <w:spacing w:after="0" w:line="240" w:lineRule="auto"/>
-              <w:jc w:val="center"/>
-              <w:rPr>
-                <w:szCs w:val="24"/>
-              </w:rPr>
-            </w:pPr>
-            <w:r>
-              <w:rPr>
-                <w:bCs/>
-              </w:rPr>
-              <w:t>Выставление оценки</w:t>
-            </w:r>
-          </w:p>
-        </w:tc>
-        <w:tc>
-          <w:tcPr>
-            <w:tcW w:w="8941" w:type="dxa"/>
-            <w:gridSpan w:val="2"/>
-          </w:tcPr>
-          <w:p>
-            <w:pPr>
-              <w:spacing w:after="0" w:line="240" w:lineRule="auto"/>
-              <w:ind w:firstLine="172"/>
-              <w:jc w:val="center"/>
-              <w:rPr>
-                <w:b/>
-                <w:szCs w:val="24"/>
-              </w:rPr>
-            </w:pPr>
-            <w:r>
-              <w:rPr>
-                <w:b/>
-                <w:szCs w:val="24"/>
-              </w:rPr>
-              <w:t>Задачи</w:t>
+            <w:vMerge/>
+          </w:tcPr>
+          <w:p>
+            <w:pPr>
+              <w:spacing w:after="0" w:line="240" w:lineRule="auto"/>
+              <w:jc w:val="center"/>
+              <w:rPr>
+                <w:szCs w:val="24"/>
+              </w:rPr>
+            </w:pPr>
+          </w:p>
+        </w:tc>
+        <w:tc>
+          <w:tcPr>
+            <w:tcW w:w="2533" w:type="dxa"/>
+          </w:tcPr>
+          <w:p>
+            <w:pPr>
+              <w:spacing w:after="0" w:line="240" w:lineRule="auto"/>
+              <w:rPr>
+                <w:szCs w:val="24"/>
+              </w:rPr>
+            </w:pPr>
+            <w:r>
+              <w:rPr>
+                <w:szCs w:val="24"/>
+              </w:rPr>
+              <w:t>Методист</w:t>
+            </w:r>
+          </w:p>
+        </w:tc>
+        <w:tc>
+          <w:tcPr>
+            <w:tcW w:w="6408" w:type="dxa"/>
+          </w:tcPr>
+          <w:p>
+            <w:pPr>
+              <w:spacing w:after="0" w:line="240" w:lineRule="auto"/>
+              <w:jc w:val="both"/>
+            </w:pPr>
+            <w:r>
+              <w:t>Сотрудник, составляющий критерии оценивания</w:t>
             </w:r>
           </w:p>
         </w:tc>
@@ -3224,67 +3830,66 @@
         <w:tc>
           <w:tcPr>
             <w:tcW w:w="563" w:type="dxa"/>
-            <w:vMerge/>
-          </w:tcPr>
-          <w:p>
-            <w:pPr>
-              <w:spacing w:after="0" w:line="240" w:lineRule="auto"/>
-              <w:jc w:val="center"/>
-              <w:rPr>
-                <w:szCs w:val="24"/>
-              </w:rPr>
-            </w:pPr>
+            <w:vMerge w:val="restart"/>
+          </w:tcPr>
+          <w:p>
+            <w:pPr>
+              <w:spacing w:after="0" w:line="240" w:lineRule="auto"/>
+              <w:jc w:val="center"/>
+              <w:rPr>
+                <w:szCs w:val="24"/>
+              </w:rPr>
+            </w:pPr>
+            <w:r>
+              <w:rPr>
+                <w:szCs w:val="24"/>
+              </w:rPr>
+              <w:t>4</w:t>
+            </w:r>
           </w:p>
         </w:tc>
         <w:tc>
           <w:tcPr>
             <w:tcW w:w="1837" w:type="dxa"/>
-            <w:vMerge/>
-          </w:tcPr>
-          <w:p>
-            <w:pPr>
-              <w:spacing w:after="0" w:line="240" w:lineRule="auto"/>
-              <w:jc w:val="center"/>
-              <w:rPr>
-                <w:szCs w:val="24"/>
-              </w:rPr>
-            </w:pPr>
-          </w:p>
-        </w:tc>
-        <w:tc>
-          <w:tcPr>
-            <w:tcW w:w="2533" w:type="dxa"/>
-          </w:tcPr>
-          <w:p>
-            <w:pPr>
-              <w:spacing w:after="0" w:line="240" w:lineRule="auto"/>
-              <w:rPr>
-                <w:szCs w:val="24"/>
-              </w:rPr>
-            </w:pPr>
-            <w:r>
-              <w:rPr>
-                <w:szCs w:val="24"/>
-              </w:rPr>
-              <w:t>Заполнение ведомости</w:t>
-            </w:r>
-          </w:p>
-        </w:tc>
-        <w:tc>
-          <w:tcPr>
-            <w:tcW w:w="6408" w:type="dxa"/>
-          </w:tcPr>
-          <w:p>
-            <w:pPr>
-              <w:spacing w:after="0" w:line="240" w:lineRule="auto"/>
-              <w:ind w:firstLine="314"/>
-              <w:jc w:val="both"/>
-              <w:rPr>
-                <w:szCs w:val="24"/>
-              </w:rPr>
-            </w:pPr>
-            <w:r>
-              <w:t>Вписывание итоговой оценки в официальный бумажный бланк ведомости.</w:t>
+            <w:vMerge w:val="restart"/>
+          </w:tcPr>
+          <w:p>
+            <w:pPr>
+              <w:spacing w:after="0" w:line="240" w:lineRule="auto"/>
+              <w:jc w:val="center"/>
+              <w:rPr>
+                <w:szCs w:val="24"/>
+              </w:rPr>
+            </w:pPr>
+            <w:r>
+              <w:rPr>
+                <w:bCs/>
+              </w:rPr>
+              <w:t>Выставление оценки</w:t>
+            </w:r>
+          </w:p>
+        </w:tc>
+        <w:tc>
+          <w:tcPr>
+            <w:tcW w:w="8941" w:type="dxa"/>
+            <w:gridSpan w:val="2"/>
+          </w:tcPr>
+          <w:p>
+            <w:pPr>
+              <w:spacing w:after="0" w:line="240" w:lineRule="auto"/>
+              <w:ind w:firstLine="172"/>
+              <w:jc w:val="center"/>
+              <w:rPr>
+                <w:b/>
+                <w:szCs w:val="24"/>
+              </w:rPr>
+            </w:pPr>
+            <w:r>
+              <w:rPr>
+                <w:b/>
+                <w:szCs w:val="24"/>
+              </w:rPr>
+              <w:t>Задачи</w:t>
             </w:r>
           </w:p>
         </w:tc>
@@ -3325,25 +3930,37 @@
         </w:tc>
         <w:tc>
           <w:tcPr>
-            <w:tcW w:w="8941" w:type="dxa"/>
-            <w:gridSpan w:val="2"/>
-          </w:tcPr>
-          <w:p>
-            <w:pPr>
-              <w:spacing w:after="0" w:line="240" w:lineRule="auto"/>
-              <w:ind w:firstLine="314"/>
-              <w:jc w:val="center"/>
-              <w:rPr>
-                <w:b/>
-                <w:szCs w:val="24"/>
-              </w:rPr>
-            </w:pPr>
-            <w:r>
-              <w:rPr>
-                <w:b/>
-                <w:szCs w:val="24"/>
-              </w:rPr>
-              <w:t>Объекты</w:t>
+            <w:tcW w:w="2533" w:type="dxa"/>
+          </w:tcPr>
+          <w:p>
+            <w:pPr>
+              <w:spacing w:after="0" w:line="240" w:lineRule="auto"/>
+              <w:rPr>
+                <w:szCs w:val="24"/>
+              </w:rPr>
+            </w:pPr>
+            <w:r>
+              <w:rPr>
+                <w:szCs w:val="24"/>
+              </w:rPr>
+              <w:t>Заполнение ведомости</w:t>
+            </w:r>
+          </w:p>
+        </w:tc>
+        <w:tc>
+          <w:tcPr>
+            <w:tcW w:w="6408" w:type="dxa"/>
+          </w:tcPr>
+          <w:p>
+            <w:pPr>
+              <w:spacing w:after="0" w:line="240" w:lineRule="auto"/>
+              <w:jc w:val="both"/>
+              <w:rPr>
+                <w:szCs w:val="24"/>
+              </w:rPr>
+            </w:pPr>
+            <w:r>
+              <w:t>Вписывание итоговой оценки в официальный бумажный бланк ведомости.</w:t>
             </w:r>
           </w:p>
         </w:tc>
@@ -3384,35 +4001,25 @@
         </w:tc>
         <w:tc>
           <w:tcPr>
-            <w:tcW w:w="2533" w:type="dxa"/>
-          </w:tcPr>
-          <w:p>
-            <w:pPr>
-              <w:spacing w:after="0" w:line="240" w:lineRule="auto"/>
-              <w:rPr>
-                <w:szCs w:val="24"/>
-              </w:rPr>
-            </w:pPr>
-            <w:r>
-              <w:t>Экзаменационная ведомость</w:t>
-            </w:r>
-          </w:p>
-        </w:tc>
-        <w:tc>
-          <w:tcPr>
-            <w:tcW w:w="6408" w:type="dxa"/>
+            <w:tcW w:w="8941" w:type="dxa"/>
+            <w:gridSpan w:val="2"/>
           </w:tcPr>
           <w:p>
             <w:pPr>
               <w:spacing w:after="0" w:line="240" w:lineRule="auto"/>
               <w:ind w:firstLine="314"/>
-              <w:jc w:val="both"/>
-              <w:rPr>
-                <w:szCs w:val="24"/>
-              </w:rPr>
-            </w:pPr>
-            <w:r>
-              <w:t>Бумажный документ, фиксирующий итог аттестации.</w:t>
+              <w:jc w:val="center"/>
+              <w:rPr>
+                <w:b/>
+                <w:szCs w:val="24"/>
+              </w:rPr>
+            </w:pPr>
+            <w:r>
+              <w:rPr>
+                <w:b/>
+                <w:szCs w:val="24"/>
+              </w:rPr>
+              <w:t>Объекты</w:t>
             </w:r>
           </w:p>
         </w:tc>
@@ -3453,25 +4060,34 @@
         </w:tc>
         <w:tc>
           <w:tcPr>
-            <w:tcW w:w="8941" w:type="dxa"/>
-            <w:gridSpan w:val="2"/>
-          </w:tcPr>
-          <w:p>
-            <w:pPr>
-              <w:spacing w:after="0" w:line="240" w:lineRule="auto"/>
-              <w:ind w:firstLine="314"/>
-              <w:jc w:val="center"/>
-              <w:rPr>
-                <w:b/>
-                <w:szCs w:val="24"/>
-              </w:rPr>
-            </w:pPr>
-            <w:r>
-              <w:rPr>
-                <w:b/>
-                <w:szCs w:val="24"/>
-              </w:rPr>
-              <w:t>Субъекты</w:t>
+            <w:tcW w:w="2533" w:type="dxa"/>
+          </w:tcPr>
+          <w:p>
+            <w:pPr>
+              <w:spacing w:after="0" w:line="240" w:lineRule="auto"/>
+              <w:rPr>
+                <w:szCs w:val="24"/>
+              </w:rPr>
+            </w:pPr>
+            <w:r>
+              <w:t>Экзаменационная ведомость</w:t>
+            </w:r>
+          </w:p>
+        </w:tc>
+        <w:tc>
+          <w:tcPr>
+            <w:tcW w:w="6408" w:type="dxa"/>
+          </w:tcPr>
+          <w:p>
+            <w:pPr>
+              <w:spacing w:after="0" w:line="240" w:lineRule="auto"/>
+              <w:jc w:val="both"/>
+              <w:rPr>
+                <w:szCs w:val="24"/>
+              </w:rPr>
+            </w:pPr>
+            <w:r>
+              <w:t>Бумажный документ, фиксирующий итог аттестации.</w:t>
             </w:r>
           </w:p>
         </w:tc>
@@ -3512,35 +4128,25 @@
         </w:tc>
         <w:tc>
           <w:tcPr>
-            <w:tcW w:w="2533" w:type="dxa"/>
-          </w:tcPr>
-          <w:p>
-            <w:pPr>
-              <w:spacing w:after="0" w:line="240" w:lineRule="auto"/>
-              <w:rPr>
-                <w:szCs w:val="24"/>
-              </w:rPr>
-            </w:pPr>
-            <w:r>
-              <w:t>Преподаватель</w:t>
-            </w:r>
-          </w:p>
-        </w:tc>
-        <w:tc>
-          <w:tcPr>
-            <w:tcW w:w="6408" w:type="dxa"/>
-          </w:tcPr>
-          <w:p>
-            <w:pPr>
-              <w:spacing w:after="0" w:line="240" w:lineRule="auto"/>
-              <w:ind w:firstLine="177"/>
-              <w:jc w:val="both"/>
-              <w:rPr>
-                <w:szCs w:val="24"/>
-              </w:rPr>
-            </w:pPr>
-            <w:r>
-              <w:t>Сотрудник, выставляющий оценку в экзаменационную ведомость.</w:t>
+            <w:tcW w:w="8941" w:type="dxa"/>
+            <w:gridSpan w:val="2"/>
+          </w:tcPr>
+          <w:p>
+            <w:pPr>
+              <w:spacing w:after="0" w:line="240" w:lineRule="auto"/>
+              <w:ind w:firstLine="314"/>
+              <w:jc w:val="center"/>
+              <w:rPr>
+                <w:b/>
+                <w:szCs w:val="24"/>
+              </w:rPr>
+            </w:pPr>
+            <w:r>
+              <w:rPr>
+                <w:b/>
+                <w:szCs w:val="24"/>
+              </w:rPr>
+              <w:t>Субъекты</w:t>
             </w:r>
           </w:p>
         </w:tc>
@@ -3586,6 +4192,75 @@
           <w:p>
             <w:pPr>
               <w:spacing w:after="0" w:line="240" w:lineRule="auto"/>
+              <w:rPr>
+                <w:szCs w:val="24"/>
+              </w:rPr>
+            </w:pPr>
+            <w:r>
+              <w:t>Преподаватель</w:t>
+            </w:r>
+          </w:p>
+        </w:tc>
+        <w:tc>
+          <w:tcPr>
+            <w:tcW w:w="6408" w:type="dxa"/>
+          </w:tcPr>
+          <w:p>
+            <w:pPr>
+              <w:spacing w:after="0" w:line="240" w:lineRule="auto"/>
+              <w:ind w:firstLine="177"/>
+              <w:jc w:val="both"/>
+              <w:rPr>
+                <w:szCs w:val="24"/>
+              </w:rPr>
+            </w:pPr>
+            <w:r>
+              <w:t>Сотрудник, выставляющий оценку в экзаменационную ведомость.</w:t>
+            </w:r>
+          </w:p>
+        </w:tc>
+      </w:tr>
+      <w:tr>
+        <w:trPr>
+          <w:trHeight w:val="64"/>
+        </w:trPr>
+        <w:tc>
+          <w:tcPr>
+            <w:tcW w:w="563" w:type="dxa"/>
+            <w:vMerge/>
+          </w:tcPr>
+          <w:p>
+            <w:pPr>
+              <w:spacing w:after="0" w:line="240" w:lineRule="auto"/>
+              <w:jc w:val="center"/>
+              <w:rPr>
+                <w:szCs w:val="24"/>
+              </w:rPr>
+            </w:pPr>
+          </w:p>
+        </w:tc>
+        <w:tc>
+          <w:tcPr>
+            <w:tcW w:w="1837" w:type="dxa"/>
+            <w:vMerge/>
+          </w:tcPr>
+          <w:p>
+            <w:pPr>
+              <w:spacing w:after="0" w:line="240" w:lineRule="auto"/>
+              <w:jc w:val="center"/>
+              <w:rPr>
+                <w:szCs w:val="24"/>
+              </w:rPr>
+            </w:pPr>
+          </w:p>
+        </w:tc>
+        <w:tc>
+          <w:tcPr>
+            <w:tcW w:w="2533" w:type="dxa"/>
+          </w:tcPr>
+          <w:p>
+            <w:pPr>
+              <w:spacing w:after="0" w:line="240" w:lineRule="auto"/>
             </w:pPr>
             <w:r>
               <w:t>Секретарь деканата</w:t>
@@ -3614,12 +4289,8 @@
         <w:pStyle w:val="3"/>
       </w:pPr>
       <w:bookmarkStart w:id="6" w:name="_Toc214279680"/>
-    </w:p>
-    <w:p>
-      <w:pPr>
-        <w:pStyle w:val="3"/>
-      </w:pPr>
-      <w:r>
+      <w:r>
+        <w:lastRenderedPageBreak/>
         <w:t>2.1.4. Графическое представление функции</w:t>
       </w:r>
       <w:bookmarkEnd w:id="6"/>
@@ -3634,15 +4305,13 @@
       </w:pPr>
       <w:r>
         <w:rPr>
-          <w:noProof/>
           <w:sz w:val="28"/>
-          <w:lang w:eastAsia="ru-RU"/>
         </w:rPr>
         <w:drawing>
-          <wp:inline distT="0" distB="0" distL="0" distR="0" wp14:anchorId="1F0600EB" wp14:editId="1564275F">
-            <wp:extent cx="3490836" cy="5263764"/>
-            <wp:effectExtent l="0" t="0" r="0" b="0"/>
-            <wp:docPr id="10" name="Рисунок 10"/>
+          <wp:inline distT="0" distB="0" distL="0" distR="0" wp14:anchorId="647305BF" wp14:editId="4AB013B5">
+            <wp:extent cx="3176151" cy="4686300"/>
+            <wp:effectExtent l="0" t="0" r="5715" b="0"/>
+            <wp:docPr id="2" name="Рисунок 2"/>
             <wp:cNvGraphicFramePr>
               <a:graphicFrameLocks xmlns:a="http://schemas.openxmlformats.org/drawingml/2006/main" noChangeAspect="1"/>
             </wp:cNvGraphicFramePr>
@@ -3662,7 +4331,7 @@
                   <pic:spPr>
                     <a:xfrm>
                       <a:off x="0" y="0"/>
-                      <a:ext cx="3526773" cy="5317953"/>
+                      <a:ext cx="3207594" cy="4732693"/>
                     </a:xfrm>
                     <a:prstGeom prst="rect">
                       <a:avLst/>
@@ -4339,7 +5008,6 @@
         <w:rPr>
           <w:szCs w:val="24"/>
         </w:rPr>
-        <w:lastRenderedPageBreak/>
         <w:t>Таблица №4 «Выходные данные функций бизнес-процесса»</w:t>
       </w:r>
     </w:p>
@@ -4558,15 +5226,11 @@
     </w:tbl>
     <w:p>
       <w:pPr>
-        <w:pStyle w:val="ad"/>
-      </w:pPr>
-    </w:p>
-    <w:p>
-      <w:pPr>
         <w:pStyle w:val="3"/>
       </w:pPr>
       <w:bookmarkStart w:id="8" w:name="_Toc214279682"/>
       <w:r>
+        <w:lastRenderedPageBreak/>
         <w:t xml:space="preserve">2.1.6. Составление </w:t>
       </w:r>
       <w:proofErr w:type="spellStart"/>
@@ -4584,11 +5248,15 @@
         <w:jc w:val="center"/>
       </w:pPr>
       <w:r>
+        <w:rPr>
+          <w:noProof/>
+          <w:lang w:eastAsia="ru-RU"/>
+        </w:rPr>
         <w:drawing>
-          <wp:inline distT="0" distB="0" distL="0" distR="0" wp14:anchorId="4B541828" wp14:editId="50BFFFBE">
-            <wp:extent cx="5940425" cy="3500755"/>
-            <wp:effectExtent l="0" t="0" r="3175" b="4445"/>
-            <wp:docPr id="2" name="Рисунок 2"/>
+          <wp:inline distT="0" distB="0" distL="0" distR="0" wp14:anchorId="38A4F714" wp14:editId="2BA78B6A">
+            <wp:extent cx="4591050" cy="2673654"/>
+            <wp:effectExtent l="0" t="0" r="0" b="0"/>
+            <wp:docPr id="4" name="Рисунок 4"/>
             <wp:cNvGraphicFramePr>
               <a:graphicFrameLocks xmlns:a="http://schemas.openxmlformats.org/drawingml/2006/main" noChangeAspect="1"/>
             </wp:cNvGraphicFramePr>
@@ -4608,7 +5276,7 @@
                   <pic:spPr>
                     <a:xfrm>
                       <a:off x="0" y="0"/>
-                      <a:ext cx="5940425" cy="3500755"/>
+                      <a:ext cx="4646529" cy="2705963"/>
                     </a:xfrm>
                     <a:prstGeom prst="rect">
                       <a:avLst/>
@@ -4620,8 +5288,6 @@
           </wp:inline>
         </w:drawing>
       </w:r>
-      <w:bookmarkStart w:id="9" w:name="_GoBack"/>
-      <w:bookmarkEnd w:id="9"/>
     </w:p>
     <w:p>
       <w:pPr>
@@ -4641,208 +5307,1389 @@
     <w:p>
       <w:pPr>
         <w:spacing w:after="0"/>
-        <w:jc w:val="center"/>
-        <w:rPr>
-          <w:szCs w:val="24"/>
-        </w:rPr>
       </w:pPr>
     </w:p>
     <w:p>
       <w:pPr>
-        <w:spacing w:after="0"/>
-        <w:jc w:val="center"/>
+        <w:pStyle w:val="2"/>
+      </w:pPr>
+      <w:bookmarkStart w:id="9" w:name="_Toc214279683"/>
+      <w:r>
+        <w:t xml:space="preserve">1.2 </w:t>
+      </w:r>
+      <w:r>
+        <w:t xml:space="preserve">Моделирование </w:t>
+      </w:r>
+      <w:r>
         <w:rPr>
-          <w:color w:val="FF0000"/>
-          <w:szCs w:val="24"/>
-        </w:rPr>
-      </w:pPr>
-      <w:r>
-        <w:rPr>
-          <w:color w:val="FF0000"/>
-          <w:szCs w:val="24"/>
-        </w:rPr>
-        <w:t>2 половина отчета после Нового года</w:t>
-      </w:r>
-    </w:p>
-    <w:p>
-      <w:pPr>
-        <w:spacing w:after="0"/>
-        <w:jc w:val="center"/>
-      </w:pPr>
-    </w:p>
-    <w:p>
-      <w:pPr>
-        <w:pStyle w:val="2"/>
-        <w:rPr>
-          <w:color w:val="FF0000"/>
-        </w:rPr>
-      </w:pPr>
-      <w:bookmarkStart w:id="10" w:name="_Toc214279683"/>
-      <w:r>
-        <w:rPr>
-          <w:color w:val="FF0000"/>
-        </w:rPr>
-        <w:t xml:space="preserve">Моделирование </w:t>
-      </w:r>
-      <w:r>
-        <w:rPr>
-          <w:color w:val="FF0000"/>
           <w:lang w:val="en-US"/>
         </w:rPr>
         <w:t>CASE</w:t>
       </w:r>
       <w:r>
+        <w:t xml:space="preserve">-средствами и </w:t>
+      </w:r>
+      <w:r>
         <w:rPr>
-          <w:color w:val="FF0000"/>
-        </w:rPr>
-        <w:t xml:space="preserve">-средствами и </w:t>
-      </w:r>
-      <w:r>
-        <w:rPr>
-          <w:color w:val="FF0000"/>
           <w:lang w:val="en-US"/>
         </w:rPr>
         <w:t>CASE</w:t>
       </w:r>
       <w:r>
-        <w:rPr>
-          <w:color w:val="FF0000"/>
-        </w:rPr>
         <w:t>-технологиями</w:t>
       </w:r>
-      <w:bookmarkEnd w:id="10"/>
+      <w:bookmarkEnd w:id="9"/>
     </w:p>
     <w:p>
       <w:pPr>
-        <w:spacing w:line="276" w:lineRule="auto"/>
+        <w:pStyle w:val="2"/>
+      </w:pPr>
+      <w:bookmarkStart w:id="10" w:name="_Toc214279684"/>
+      <w:r>
+        <w:t xml:space="preserve">1.2.1 </w:t>
+      </w:r>
+      <w:r>
         <w:rPr>
-          <w:color w:val="FF0000"/>
+          <w:lang w:val="en-US"/>
+        </w:rPr>
+        <w:t xml:space="preserve">UML </w:t>
+      </w:r>
+      <w:r>
+        <w:t>проектирование</w:t>
+      </w:r>
+    </w:p>
+    <w:p>
+      <w:pPr>
+        <w:jc w:val="center"/>
+      </w:pPr>
+      <w:r>
+        <w:rPr>
+          <w:noProof/>
+          <w:lang w:eastAsia="ru-RU"/>
+        </w:rPr>
+        <w:drawing>
+          <wp:inline distT="0" distB="0" distL="0" distR="0" wp14:anchorId="559C307B" wp14:editId="63FCC9C1">
+            <wp:extent cx="3343275" cy="3296458"/>
+            <wp:effectExtent l="0" t="0" r="0" b="0"/>
+            <wp:docPr id="6" name="Рисунок 6"/>
+            <wp:cNvGraphicFramePr>
+              <a:graphicFrameLocks xmlns:a="http://schemas.openxmlformats.org/drawingml/2006/main" noChangeAspect="1"/>
+            </wp:cNvGraphicFramePr>
+            <a:graphic xmlns:a="http://schemas.openxmlformats.org/drawingml/2006/main">
+              <a:graphicData uri="http://schemas.openxmlformats.org/drawingml/2006/picture">
+                <pic:pic xmlns:pic="http://schemas.openxmlformats.org/drawingml/2006/picture">
+                  <pic:nvPicPr>
+                    <pic:cNvPr id="1" name=""/>
+                    <pic:cNvPicPr/>
+                  </pic:nvPicPr>
+                  <pic:blipFill>
+                    <a:blip r:embed="rId14"/>
+                    <a:stretch>
+                      <a:fillRect/>
+                    </a:stretch>
+                  </pic:blipFill>
+                  <pic:spPr>
+                    <a:xfrm>
+                      <a:off x="0" y="0"/>
+                      <a:ext cx="3433042" cy="3384968"/>
+                    </a:xfrm>
+                    <a:prstGeom prst="rect">
+                      <a:avLst/>
+                    </a:prstGeom>
+                  </pic:spPr>
+                </pic:pic>
+              </a:graphicData>
+            </a:graphic>
+          </wp:inline>
+        </w:drawing>
+      </w:r>
+    </w:p>
+    <w:p>
+      <w:pPr>
+        <w:jc w:val="center"/>
+      </w:pPr>
+      <w:r>
+        <w:t>Рис. 6 «Диаграмма прецедентов»</w:t>
+      </w:r>
+    </w:p>
+    <w:p>
+      <w:pPr>
+        <w:rPr>
+          <w:b/>
+        </w:rPr>
+      </w:pPr>
+      <w:r>
+        <w:rPr>
+          <w:b/>
+        </w:rPr>
+        <w:t xml:space="preserve">1 этап. </w:t>
+      </w:r>
+      <w:r>
+        <w:rPr>
+          <w:b/>
+        </w:rPr>
+        <w:t>Определение бизнес-процессов</w:t>
+      </w:r>
+    </w:p>
+    <w:p>
+      <w:pPr>
+        <w:jc w:val="right"/>
+      </w:pPr>
+      <w:r>
+        <w:t>Таблица №5 «Бизнес-процессы»</w:t>
+      </w:r>
+    </w:p>
+    <w:tbl>
+      <w:tblPr>
+        <w:tblW w:w="0" w:type="auto"/>
+        <w:tblInd w:w="439" w:type="dxa"/>
+        <w:tblLayout w:type="fixed"/>
+        <w:tblCellMar>
+          <w:left w:w="10" w:type="dxa"/>
+          <w:right w:w="10" w:type="dxa"/>
+        </w:tblCellMar>
+        <w:tblLook w:val="04A0" w:firstRow="1" w:lastRow="0" w:firstColumn="1" w:lastColumn="0" w:noHBand="0" w:noVBand="1"/>
+      </w:tblPr>
+      <w:tblGrid>
+        <w:gridCol w:w="3840"/>
+        <w:gridCol w:w="4650"/>
+      </w:tblGrid>
+      <w:tr>
+        <w:trPr>
+          <w:trHeight w:hRule="exact" w:val="328"/>
+        </w:trPr>
+        <w:tc>
+          <w:tcPr>
+            <w:tcW w:w="3840" w:type="dxa"/>
+            <w:tcBorders>
+              <w:top w:val="single" w:sz="4" w:space="0" w:color="auto"/>
+              <w:left w:val="single" w:sz="4" w:space="0" w:color="auto"/>
+            </w:tcBorders>
+            <w:shd w:val="clear" w:color="auto" w:fill="FFFFFF"/>
+          </w:tcPr>
+          <w:p>
+            <w:pPr>
+              <w:spacing w:line="360" w:lineRule="auto"/>
+              <w:jc w:val="center"/>
+              <w:rPr>
+                <w:rFonts w:cs="Times New Roman"/>
+                <w:b/>
+                <w:szCs w:val="24"/>
+              </w:rPr>
+            </w:pPr>
+            <w:r>
+              <w:rPr>
+                <w:rFonts w:cs="Times New Roman"/>
+                <w:b/>
+                <w:szCs w:val="24"/>
+              </w:rPr>
+              <w:t>Номер бизнес-процесса</w:t>
+            </w:r>
+          </w:p>
+        </w:tc>
+        <w:tc>
+          <w:tcPr>
+            <w:tcW w:w="4650" w:type="dxa"/>
+            <w:tcBorders>
+              <w:top w:val="single" w:sz="4" w:space="0" w:color="auto"/>
+              <w:left w:val="single" w:sz="4" w:space="0" w:color="auto"/>
+              <w:right w:val="single" w:sz="4" w:space="0" w:color="auto"/>
+            </w:tcBorders>
+            <w:shd w:val="clear" w:color="auto" w:fill="FFFFFF"/>
+          </w:tcPr>
+          <w:p>
+            <w:pPr>
+              <w:spacing w:line="360" w:lineRule="auto"/>
+              <w:jc w:val="center"/>
+              <w:rPr>
+                <w:rFonts w:cs="Times New Roman"/>
+                <w:b/>
+                <w:szCs w:val="24"/>
+              </w:rPr>
+            </w:pPr>
+            <w:r>
+              <w:rPr>
+                <w:rFonts w:cs="Times New Roman"/>
+                <w:b/>
+                <w:szCs w:val="24"/>
+              </w:rPr>
+              <w:t>Название бизнес-процесса</w:t>
+            </w:r>
+          </w:p>
+        </w:tc>
+      </w:tr>
+      <w:tr>
+        <w:trPr>
+          <w:trHeight w:hRule="exact" w:val="265"/>
+        </w:trPr>
+        <w:tc>
+          <w:tcPr>
+            <w:tcW w:w="3840" w:type="dxa"/>
+            <w:tcBorders>
+              <w:top w:val="single" w:sz="4" w:space="0" w:color="auto"/>
+              <w:left w:val="single" w:sz="4" w:space="0" w:color="auto"/>
+            </w:tcBorders>
+            <w:shd w:val="clear" w:color="auto" w:fill="FFFFFF"/>
+          </w:tcPr>
+          <w:p>
+            <w:pPr>
+              <w:spacing w:line="360" w:lineRule="auto"/>
+              <w:jc w:val="center"/>
+              <w:rPr>
+                <w:rFonts w:cs="Times New Roman"/>
+                <w:szCs w:val="24"/>
+              </w:rPr>
+            </w:pPr>
+            <w:r>
+              <w:rPr>
+                <w:rFonts w:cs="Times New Roman"/>
+                <w:szCs w:val="24"/>
+              </w:rPr>
+              <w:t>1-Упр_тест</w:t>
+            </w:r>
+          </w:p>
+        </w:tc>
+        <w:tc>
+          <w:tcPr>
+            <w:tcW w:w="4650" w:type="dxa"/>
+            <w:tcBorders>
+              <w:top w:val="single" w:sz="4" w:space="0" w:color="auto"/>
+              <w:left w:val="single" w:sz="4" w:space="0" w:color="auto"/>
+              <w:right w:val="single" w:sz="4" w:space="0" w:color="auto"/>
+            </w:tcBorders>
+            <w:shd w:val="clear" w:color="auto" w:fill="FFFFFF"/>
+          </w:tcPr>
+          <w:p>
+            <w:pPr>
+              <w:spacing w:line="360" w:lineRule="auto"/>
+              <w:jc w:val="center"/>
+              <w:rPr>
+                <w:rFonts w:cs="Times New Roman"/>
+                <w:szCs w:val="24"/>
+              </w:rPr>
+            </w:pPr>
+            <w:r>
+              <w:rPr>
+                <w:rFonts w:cs="Times New Roman"/>
+                <w:szCs w:val="24"/>
+              </w:rPr>
+              <w:t>Управление тестами</w:t>
+            </w:r>
+          </w:p>
+        </w:tc>
+      </w:tr>
+      <w:tr>
+        <w:trPr>
+          <w:trHeight w:hRule="exact" w:val="282"/>
+        </w:trPr>
+        <w:tc>
+          <w:tcPr>
+            <w:tcW w:w="3840" w:type="dxa"/>
+            <w:tcBorders>
+              <w:top w:val="single" w:sz="4" w:space="0" w:color="auto"/>
+              <w:left w:val="single" w:sz="4" w:space="0" w:color="auto"/>
+            </w:tcBorders>
+            <w:shd w:val="clear" w:color="auto" w:fill="FFFFFF"/>
+          </w:tcPr>
+          <w:p>
+            <w:pPr>
+              <w:spacing w:line="360" w:lineRule="auto"/>
+              <w:jc w:val="center"/>
+              <w:rPr>
+                <w:rFonts w:cs="Times New Roman"/>
+                <w:szCs w:val="24"/>
+              </w:rPr>
+            </w:pPr>
+            <w:r>
+              <w:rPr>
+                <w:rFonts w:cs="Times New Roman"/>
+                <w:szCs w:val="24"/>
+              </w:rPr>
+              <w:t>2-Назнач_тест</w:t>
+            </w:r>
+          </w:p>
+        </w:tc>
+        <w:tc>
+          <w:tcPr>
+            <w:tcW w:w="4650" w:type="dxa"/>
+            <w:tcBorders>
+              <w:top w:val="single" w:sz="4" w:space="0" w:color="auto"/>
+              <w:left w:val="single" w:sz="4" w:space="0" w:color="auto"/>
+              <w:right w:val="single" w:sz="4" w:space="0" w:color="auto"/>
+            </w:tcBorders>
+            <w:shd w:val="clear" w:color="auto" w:fill="FFFFFF"/>
+          </w:tcPr>
+          <w:p>
+            <w:pPr>
+              <w:spacing w:line="360" w:lineRule="auto"/>
+              <w:jc w:val="center"/>
+              <w:rPr>
+                <w:rFonts w:cs="Times New Roman"/>
+                <w:szCs w:val="24"/>
+              </w:rPr>
+            </w:pPr>
+            <w:r>
+              <w:rPr>
+                <w:rFonts w:cs="Times New Roman"/>
+                <w:szCs w:val="24"/>
+              </w:rPr>
+              <w:t>Назначение тестирования</w:t>
+            </w:r>
+          </w:p>
+        </w:tc>
+      </w:tr>
+      <w:tr>
+        <w:trPr>
+          <w:trHeight w:hRule="exact" w:val="273"/>
+        </w:trPr>
+        <w:tc>
+          <w:tcPr>
+            <w:tcW w:w="3840" w:type="dxa"/>
+            <w:tcBorders>
+              <w:top w:val="single" w:sz="4" w:space="0" w:color="auto"/>
+              <w:left w:val="single" w:sz="4" w:space="0" w:color="auto"/>
+            </w:tcBorders>
+            <w:shd w:val="clear" w:color="auto" w:fill="FFFFFF"/>
+          </w:tcPr>
+          <w:p>
+            <w:pPr>
+              <w:spacing w:line="360" w:lineRule="auto"/>
+              <w:jc w:val="center"/>
+              <w:rPr>
+                <w:rFonts w:cs="Times New Roman"/>
+                <w:szCs w:val="24"/>
+              </w:rPr>
+            </w:pPr>
+            <w:r>
+              <w:rPr>
+                <w:rFonts w:cs="Times New Roman"/>
+                <w:szCs w:val="24"/>
+              </w:rPr>
+              <w:t>3-Прохож_тест</w:t>
+            </w:r>
+          </w:p>
+        </w:tc>
+        <w:tc>
+          <w:tcPr>
+            <w:tcW w:w="4650" w:type="dxa"/>
+            <w:tcBorders>
+              <w:top w:val="single" w:sz="4" w:space="0" w:color="auto"/>
+              <w:left w:val="single" w:sz="4" w:space="0" w:color="auto"/>
+              <w:right w:val="single" w:sz="4" w:space="0" w:color="auto"/>
+            </w:tcBorders>
+            <w:shd w:val="clear" w:color="auto" w:fill="FFFFFF"/>
+          </w:tcPr>
+          <w:p>
+            <w:pPr>
+              <w:spacing w:line="360" w:lineRule="auto"/>
+              <w:jc w:val="center"/>
+              <w:rPr>
+                <w:rFonts w:cs="Times New Roman"/>
+                <w:szCs w:val="24"/>
+              </w:rPr>
+            </w:pPr>
+            <w:r>
+              <w:rPr>
+                <w:rFonts w:cs="Times New Roman"/>
+                <w:szCs w:val="24"/>
+              </w:rPr>
+              <w:t>Прохождение тестирования</w:t>
+            </w:r>
+          </w:p>
+        </w:tc>
+      </w:tr>
+      <w:tr>
+        <w:trPr>
+          <w:trHeight w:hRule="exact" w:val="276"/>
+        </w:trPr>
+        <w:tc>
+          <w:tcPr>
+            <w:tcW w:w="3840" w:type="dxa"/>
+            <w:tcBorders>
+              <w:top w:val="single" w:sz="4" w:space="0" w:color="auto"/>
+              <w:left w:val="single" w:sz="4" w:space="0" w:color="auto"/>
+              <w:bottom w:val="single" w:sz="4" w:space="0" w:color="auto"/>
+            </w:tcBorders>
+            <w:shd w:val="clear" w:color="auto" w:fill="FFFFFF"/>
+          </w:tcPr>
+          <w:p>
+            <w:pPr>
+              <w:spacing w:line="360" w:lineRule="auto"/>
+              <w:jc w:val="center"/>
+              <w:rPr>
+                <w:rFonts w:cs="Times New Roman"/>
+                <w:szCs w:val="24"/>
+              </w:rPr>
+            </w:pPr>
+            <w:r>
+              <w:rPr>
+                <w:rFonts w:cs="Times New Roman"/>
+                <w:szCs w:val="24"/>
+              </w:rPr>
+              <w:t>4-Проверк_рез</w:t>
+            </w:r>
+          </w:p>
+        </w:tc>
+        <w:tc>
+          <w:tcPr>
+            <w:tcW w:w="4650" w:type="dxa"/>
+            <w:tcBorders>
+              <w:top w:val="single" w:sz="4" w:space="0" w:color="auto"/>
+              <w:left w:val="single" w:sz="4" w:space="0" w:color="auto"/>
+              <w:bottom w:val="single" w:sz="4" w:space="0" w:color="auto"/>
+              <w:right w:val="single" w:sz="4" w:space="0" w:color="auto"/>
+            </w:tcBorders>
+            <w:shd w:val="clear" w:color="auto" w:fill="FFFFFF"/>
+          </w:tcPr>
+          <w:p>
+            <w:pPr>
+              <w:spacing w:line="360" w:lineRule="auto"/>
+              <w:jc w:val="center"/>
+              <w:rPr>
+                <w:rFonts w:cs="Times New Roman"/>
+                <w:szCs w:val="24"/>
+              </w:rPr>
+            </w:pPr>
+            <w:r>
+              <w:rPr>
+                <w:rFonts w:cs="Times New Roman"/>
+                <w:szCs w:val="24"/>
+              </w:rPr>
+              <w:t>Проверка результатов тестирования</w:t>
+            </w:r>
+          </w:p>
+        </w:tc>
+      </w:tr>
+      <w:tr>
+        <w:trPr>
+          <w:trHeight w:hRule="exact" w:val="276"/>
+        </w:trPr>
+        <w:tc>
+          <w:tcPr>
+            <w:tcW w:w="3840" w:type="dxa"/>
+            <w:tcBorders>
+              <w:top w:val="single" w:sz="4" w:space="0" w:color="auto"/>
+              <w:left w:val="single" w:sz="4" w:space="0" w:color="auto"/>
+              <w:bottom w:val="single" w:sz="4" w:space="0" w:color="auto"/>
+            </w:tcBorders>
+            <w:shd w:val="clear" w:color="auto" w:fill="FFFFFF"/>
+          </w:tcPr>
+          <w:p>
+            <w:pPr>
+              <w:spacing w:line="360" w:lineRule="auto"/>
+              <w:jc w:val="center"/>
+              <w:rPr>
+                <w:rFonts w:cs="Times New Roman"/>
+                <w:szCs w:val="24"/>
+              </w:rPr>
+            </w:pPr>
+            <w:r>
+              <w:rPr>
+                <w:rFonts w:cs="Times New Roman"/>
+                <w:szCs w:val="24"/>
+              </w:rPr>
+              <w:t>5-Докум_рез</w:t>
+            </w:r>
+          </w:p>
+        </w:tc>
+        <w:tc>
+          <w:tcPr>
+            <w:tcW w:w="4650" w:type="dxa"/>
+            <w:tcBorders>
+              <w:top w:val="single" w:sz="4" w:space="0" w:color="auto"/>
+              <w:left w:val="single" w:sz="4" w:space="0" w:color="auto"/>
+              <w:bottom w:val="single" w:sz="4" w:space="0" w:color="auto"/>
+              <w:right w:val="single" w:sz="4" w:space="0" w:color="auto"/>
+            </w:tcBorders>
+            <w:shd w:val="clear" w:color="auto" w:fill="FFFFFF"/>
+          </w:tcPr>
+          <w:p>
+            <w:pPr>
+              <w:spacing w:line="360" w:lineRule="auto"/>
+              <w:jc w:val="center"/>
+              <w:rPr>
+                <w:rFonts w:cs="Times New Roman"/>
+                <w:szCs w:val="24"/>
+              </w:rPr>
+            </w:pPr>
+            <w:r>
+              <w:rPr>
+                <w:rFonts w:cs="Times New Roman"/>
+                <w:szCs w:val="24"/>
+              </w:rPr>
+              <w:t>Документирование результатов тестирования</w:t>
+            </w:r>
+          </w:p>
+        </w:tc>
+      </w:tr>
+    </w:tbl>
+    <w:p>
+      <w:pPr>
+        <w:spacing w:after="0"/>
+        <w:contextualSpacing/>
+        <w:jc w:val="both"/>
+        <w:rPr>
+          <w:b/>
+        </w:rPr>
+      </w:pPr>
+      <w:r>
+        <w:rPr>
+          <w:b/>
+        </w:rPr>
+        <w:lastRenderedPageBreak/>
+        <w:t xml:space="preserve">2 этап. </w:t>
+      </w:r>
+      <w:r>
+        <w:rPr>
+          <w:b/>
+        </w:rPr>
+        <w:t>Словесный алгоритм</w:t>
+      </w:r>
+    </w:p>
+    <w:p>
+      <w:pPr>
+        <w:pStyle w:val="ae"/>
+        <w:spacing w:before="0" w:beforeAutospacing="0" w:after="0" w:afterAutospacing="0"/>
+        <w:contextualSpacing/>
+        <w:jc w:val="center"/>
+        <w:rPr>
           <w:sz w:val="28"/>
+        </w:rPr>
+      </w:pPr>
+      <w:r>
+        <w:rPr>
+          <w:b/>
+          <w:bCs/>
+          <w:sz w:val="28"/>
+        </w:rPr>
+        <w:t>Бизнес-процесс «Проверка результатов тестирования»</w:t>
+      </w:r>
+      <w:r>
+        <w:rPr>
+          <w:b/>
+          <w:bCs/>
+          <w:sz w:val="28"/>
+        </w:rPr>
+        <w:t xml:space="preserve"> (4-Проверк_рез)</w:t>
+      </w:r>
+    </w:p>
+    <w:p>
+      <w:pPr>
+        <w:pStyle w:val="ae"/>
+        <w:spacing w:before="0" w:beforeAutospacing="0" w:after="0" w:afterAutospacing="0"/>
+        <w:ind w:firstLine="709"/>
+        <w:contextualSpacing/>
+        <w:jc w:val="both"/>
+      </w:pPr>
+      <w:r>
+        <w:t>Данный бизнес-процесс описывает процедуру обработки экзаменационных работ, их оценки и фиксации результатов в учебном заведении. Процесс осуществляется следующим образом:</w:t>
+      </w:r>
+    </w:p>
+    <w:p>
+      <w:pPr>
+        <w:pStyle w:val="ae"/>
+        <w:numPr>
+          <w:ilvl w:val="0"/>
+          <w:numId w:val="2"/>
+        </w:numPr>
+        <w:spacing w:before="0" w:beforeAutospacing="0" w:after="0" w:afterAutospacing="0"/>
+        <w:contextualSpacing/>
+        <w:jc w:val="both"/>
+      </w:pPr>
+      <w:r>
+        <w:rPr>
+          <w:b/>
+          <w:bCs/>
+        </w:rPr>
+        <w:t>Сбор и первичная обработка:</w:t>
+      </w:r>
+      <w:r>
+        <w:t xml:space="preserve"> После завершения тестирования преподаватель осуществляет физический сбор заполненных студентами бланков ответов. Для систематизации работ преподаватель проводит их сортировку</w:t>
+      </w:r>
+      <w:r>
+        <w:t xml:space="preserve"> по группе</w:t>
+      </w:r>
+      <w:r>
+        <w:t>. В процессе используется список группы (явочный лист), в котором отмечаются студенты, сдавшие работы.</w:t>
+      </w:r>
+    </w:p>
+    <w:p>
+      <w:pPr>
+        <w:pStyle w:val="ae"/>
+        <w:numPr>
+          <w:ilvl w:val="0"/>
+          <w:numId w:val="2"/>
+        </w:numPr>
+        <w:spacing w:before="0" w:beforeAutospacing="0" w:after="0" w:afterAutospacing="0"/>
+        <w:contextualSpacing/>
+        <w:jc w:val="both"/>
+      </w:pPr>
+      <w:r>
+        <w:rPr>
+          <w:b/>
+          <w:bCs/>
+        </w:rPr>
+        <w:t>Проверка работ:</w:t>
+      </w:r>
+      <w:r>
+        <w:t xml:space="preserve"> Преподаватель приступает к ручной проверке результатов. Процесс включает в себя сверку ответов в тестовой части с «Ключом теста» (подготовленным методистом) и рецензирование (чтение) развернутых ответов.</w:t>
+      </w:r>
+    </w:p>
+    <w:p>
+      <w:pPr>
+        <w:pStyle w:val="ae"/>
+        <w:numPr>
+          <w:ilvl w:val="0"/>
+          <w:numId w:val="2"/>
+        </w:numPr>
+        <w:spacing w:before="0" w:beforeAutospacing="0" w:after="0" w:afterAutospacing="0"/>
+        <w:contextualSpacing/>
+        <w:jc w:val="both"/>
+      </w:pPr>
+      <w:r>
+        <w:rPr>
+          <w:b/>
+          <w:bCs/>
+        </w:rPr>
+        <w:t>Расчет баллов:</w:t>
+      </w:r>
+      <w:r>
+        <w:t xml:space="preserve"> На основании проверенных бланков преподаватель производит подсчет баллов. Процедура включает арифметическое сложение баллов за каждое выполненное задание.</w:t>
+      </w:r>
+    </w:p>
+    <w:p>
+      <w:pPr>
+        <w:pStyle w:val="ae"/>
+        <w:numPr>
+          <w:ilvl w:val="0"/>
+          <w:numId w:val="2"/>
+        </w:numPr>
+        <w:spacing w:before="0" w:beforeAutospacing="0" w:after="0" w:afterAutospacing="0"/>
+        <w:contextualSpacing/>
+        <w:jc w:val="both"/>
+      </w:pPr>
+      <w:r>
+        <w:rPr>
+          <w:b/>
+          <w:bCs/>
+        </w:rPr>
+        <w:t>Определение итогового результата:</w:t>
+      </w:r>
+      <w:r>
+        <w:t xml:space="preserve"> После подсчета общей суммы преподаватель сопоставляет её с «Критериями оценивания» — методическим документом, определяющим соответствие набранных баллов конкретной оценке. Данные критерии разрабатываются методистом.</w:t>
+      </w:r>
+    </w:p>
+    <w:p>
+      <w:pPr>
+        <w:pStyle w:val="ae"/>
+        <w:numPr>
+          <w:ilvl w:val="0"/>
+          <w:numId w:val="2"/>
+        </w:numPr>
+        <w:spacing w:before="0" w:beforeAutospacing="0" w:after="0" w:afterAutospacing="0"/>
+        <w:contextualSpacing/>
+        <w:jc w:val="both"/>
+      </w:pPr>
+      <w:r>
+        <w:rPr>
+          <w:b/>
+          <w:bCs/>
+        </w:rPr>
+        <w:t>Документальное оформление:</w:t>
+      </w:r>
+      <w:r>
+        <w:t xml:space="preserve"> На основании полученных результатов преподаватель осуществляет выставление оценок. Процесс заключается в заполнении официального бумажного документа — экзаменационной ведомости.</w:t>
+      </w:r>
+    </w:p>
+    <w:p>
+      <w:pPr>
+        <w:pStyle w:val="ae"/>
+        <w:numPr>
+          <w:ilvl w:val="0"/>
+          <w:numId w:val="2"/>
+        </w:numPr>
+        <w:spacing w:before="0" w:beforeAutospacing="0" w:after="0" w:afterAutospacing="0"/>
+        <w:contextualSpacing/>
+        <w:jc w:val="both"/>
+      </w:pPr>
+      <w:r>
+        <w:rPr>
+          <w:b/>
+          <w:bCs/>
+        </w:rPr>
+        <w:t>Контроль и регистрация:</w:t>
+      </w:r>
+      <w:r>
+        <w:t xml:space="preserve"> Заполненная экзаменационная ведомость передается секретарю деканата. Секретарь проверяет корректность заполнения документа и принимает его для последующей регистрации в учебной части.</w:t>
+      </w:r>
+    </w:p>
+    <w:p>
+      <w:pPr>
+        <w:pStyle w:val="ae"/>
+        <w:spacing w:before="0" w:beforeAutospacing="0" w:after="0" w:afterAutospacing="0"/>
+        <w:contextualSpacing/>
+        <w:jc w:val="both"/>
+      </w:pPr>
+    </w:p>
+    <w:p>
+      <w:pPr>
+        <w:rPr>
+          <w:b/>
+        </w:rPr>
+      </w:pPr>
+      <w:r>
+        <w:rPr>
+          <w:b/>
+        </w:rPr>
+        <w:t>3 этап. Построение диаграммы действий</w:t>
+      </w:r>
+    </w:p>
+    <w:p>
+      <w:pPr>
+        <w:jc w:val="center"/>
+        <w:rPr>
+          <w:b/>
+        </w:rPr>
+      </w:pPr>
+      <w:r>
+        <w:rPr>
+          <w:b/>
+          <w:noProof/>
+          <w:lang w:eastAsia="ru-RU"/>
+        </w:rPr>
+        <w:drawing>
+          <wp:inline distT="0" distB="0" distL="0" distR="0" wp14:anchorId="574FA874" wp14:editId="496D9287">
+            <wp:extent cx="4921928" cy="3848100"/>
+            <wp:effectExtent l="0" t="0" r="0" b="0"/>
+            <wp:docPr id="8" name="Рисунок 8"/>
+            <wp:cNvGraphicFramePr>
+              <a:graphicFrameLocks xmlns:a="http://schemas.openxmlformats.org/drawingml/2006/main" noChangeAspect="1"/>
+            </wp:cNvGraphicFramePr>
+            <a:graphic xmlns:a="http://schemas.openxmlformats.org/drawingml/2006/main">
+              <a:graphicData uri="http://schemas.openxmlformats.org/drawingml/2006/picture">
+                <pic:pic xmlns:pic="http://schemas.openxmlformats.org/drawingml/2006/picture">
+                  <pic:nvPicPr>
+                    <pic:cNvPr id="1" name=""/>
+                    <pic:cNvPicPr/>
+                  </pic:nvPicPr>
+                  <pic:blipFill>
+                    <a:blip r:embed="rId15"/>
+                    <a:stretch>
+                      <a:fillRect/>
+                    </a:stretch>
+                  </pic:blipFill>
+                  <pic:spPr>
+                    <a:xfrm>
+                      <a:off x="0" y="0"/>
+                      <a:ext cx="4951470" cy="3871197"/>
+                    </a:xfrm>
+                    <a:prstGeom prst="rect">
+                      <a:avLst/>
+                    </a:prstGeom>
+                  </pic:spPr>
+                </pic:pic>
+              </a:graphicData>
+            </a:graphic>
+          </wp:inline>
+        </w:drawing>
+      </w:r>
+    </w:p>
+    <w:p>
+      <w:pPr>
+        <w:jc w:val="center"/>
+        <w:sectPr>
+          <w:pgSz w:w="11906" w:h="16838"/>
+          <w:pgMar w:top="1134" w:right="850" w:bottom="1134" w:left="1701" w:header="708" w:footer="708" w:gutter="0"/>
+          <w:cols w:space="708"/>
+          <w:titlePg/>
+          <w:docGrid w:linePitch="360"/>
+        </w:sectPr>
+      </w:pPr>
+      <w:r>
+        <w:t>Рис. 7 «Диаграмма действий</w:t>
+      </w:r>
+    </w:p>
+    <w:p>
+      <w:pPr>
+        <w:pStyle w:val="3"/>
+        <w:rPr>
+          <w:iCs/>
+          <w:spacing w:val="-5"/>
+        </w:rPr>
+      </w:pPr>
+      <w:bookmarkStart w:id="11" w:name="_Toc2771685"/>
+      <w:r>
+        <w:lastRenderedPageBreak/>
+        <w:t>4 Этап. Формирование таблицы операций</w:t>
+      </w:r>
+      <w:bookmarkEnd w:id="11"/>
+    </w:p>
+    <w:p>
+      <w:pPr>
+        <w:widowControl w:val="0"/>
+        <w:rPr>
+          <w:rFonts w:eastAsia="Times New Roman" w:cs="Times New Roman"/>
+          <w:color w:val="000000"/>
+          <w:spacing w:val="5"/>
           <w:szCs w:val="28"/>
+          <w:shd w:val="clear" w:color="auto" w:fill="FFFFFF"/>
         </w:rPr>
       </w:pPr>
       <w:r>
         <w:rPr>
-          <w:color w:val="FF0000"/>
-          <w:sz w:val="28"/>
+          <w:rFonts w:eastAsia="Times New Roman" w:cs="Times New Roman"/>
+          <w:color w:val="000000"/>
+          <w:spacing w:val="5"/>
           <w:szCs w:val="28"/>
+          <w:shd w:val="clear" w:color="auto" w:fill="FFFFFF"/>
         </w:rPr>
-        <w:t>На выбор проектируем и оформляем:</w:t>
+        <w:t>Все операции, участвующие в процессе «</w:t>
+      </w:r>
+      <w:r>
+        <w:rPr>
+          <w:rFonts w:eastAsia="Times New Roman" w:cs="Times New Roman"/>
+          <w:color w:val="000000"/>
+          <w:spacing w:val="5"/>
+          <w:szCs w:val="28"/>
+          <w:shd w:val="clear" w:color="auto" w:fill="FFFFFF"/>
+        </w:rPr>
+        <w:t>Проверка результатов тестирования</w:t>
+      </w:r>
+      <w:r>
+        <w:rPr>
+          <w:rFonts w:eastAsia="Times New Roman" w:cs="Times New Roman"/>
+          <w:color w:val="000000"/>
+          <w:spacing w:val="5"/>
+          <w:szCs w:val="28"/>
+          <w:shd w:val="clear" w:color="auto" w:fill="FFFFFF"/>
+        </w:rPr>
+        <w:t>», отразите в Таблице описания опе</w:t>
+      </w:r>
+      <w:r>
+        <w:rPr>
+          <w:rFonts w:eastAsia="Times New Roman" w:cs="Times New Roman"/>
+          <w:color w:val="000000"/>
+          <w:spacing w:val="5"/>
+          <w:szCs w:val="28"/>
+          <w:shd w:val="clear" w:color="auto" w:fill="FFFFFF"/>
+        </w:rPr>
+        <w:softHyphen/>
+        <w:t>раций, имеющей следующий формат:</w:t>
       </w:r>
     </w:p>
     <w:tbl>
       <w:tblPr>
         <w:tblStyle w:val="aa"/>
-        <w:tblW w:w="9056" w:type="dxa"/>
-        <w:tblInd w:w="720" w:type="dxa"/>
+        <w:tblW w:w="0" w:type="auto"/>
         <w:tblLook w:val="04A0" w:firstRow="1" w:lastRow="0" w:firstColumn="1" w:lastColumn="0" w:noHBand="0" w:noVBand="1"/>
       </w:tblPr>
       <w:tblGrid>
-        <w:gridCol w:w="534"/>
-        <w:gridCol w:w="2143"/>
-        <w:gridCol w:w="2186"/>
-        <w:gridCol w:w="4193"/>
+        <w:gridCol w:w="2044"/>
+        <w:gridCol w:w="2068"/>
+        <w:gridCol w:w="2042"/>
+        <w:gridCol w:w="2047"/>
+        <w:gridCol w:w="2075"/>
+        <w:gridCol w:w="2290"/>
+        <w:gridCol w:w="1994"/>
       </w:tblGrid>
       <w:tr>
         <w:tc>
           <w:tcPr>
-            <w:tcW w:w="534" w:type="dxa"/>
-          </w:tcPr>
-          <w:p>
-            <w:pPr>
-              <w:pStyle w:val="ad"/>
-              <w:spacing w:after="0" w:line="240" w:lineRule="auto"/>
-              <w:ind w:left="0"/>
-              <w:jc w:val="center"/>
-              <w:rPr>
-                <w:color w:val="FF0000"/>
-              </w:rPr>
-            </w:pPr>
-            <w:r>
-              <w:rPr>
-                <w:color w:val="FF0000"/>
-              </w:rPr>
-              <w:t>№</w:t>
-            </w:r>
-          </w:p>
-        </w:tc>
-        <w:tc>
-          <w:tcPr>
-            <w:tcW w:w="2143" w:type="dxa"/>
-          </w:tcPr>
-          <w:p>
-            <w:pPr>
-              <w:pStyle w:val="ad"/>
-              <w:spacing w:after="0" w:line="240" w:lineRule="auto"/>
-              <w:ind w:left="0"/>
-              <w:jc w:val="center"/>
-              <w:rPr>
-                <w:color w:val="FF0000"/>
-              </w:rPr>
-            </w:pPr>
-            <w:r>
-              <w:rPr>
-                <w:color w:val="FF0000"/>
-                <w:lang w:val="en-US"/>
-              </w:rPr>
-              <w:t>CASE</w:t>
-            </w:r>
-            <w:r>
-              <w:rPr>
-                <w:color w:val="FF0000"/>
-              </w:rPr>
-              <w:t>-средства</w:t>
-            </w:r>
-          </w:p>
-        </w:tc>
-        <w:tc>
-          <w:tcPr>
-            <w:tcW w:w="2186" w:type="dxa"/>
-          </w:tcPr>
-          <w:p>
-            <w:pPr>
-              <w:pStyle w:val="ad"/>
-              <w:spacing w:after="0" w:line="240" w:lineRule="auto"/>
-              <w:ind w:left="0"/>
-              <w:jc w:val="center"/>
-              <w:rPr>
-                <w:color w:val="FF0000"/>
-              </w:rPr>
-            </w:pPr>
-            <w:r>
-              <w:rPr>
-                <w:color w:val="FF0000"/>
-                <w:lang w:val="en-US"/>
-              </w:rPr>
-              <w:t>CASE</w:t>
-            </w:r>
-            <w:r>
-              <w:rPr>
-                <w:color w:val="FF0000"/>
-              </w:rPr>
-              <w:t>-технологии</w:t>
-            </w:r>
-          </w:p>
-        </w:tc>
-        <w:tc>
-          <w:tcPr>
-            <w:tcW w:w="4193" w:type="dxa"/>
-          </w:tcPr>
-          <w:p>
-            <w:pPr>
-              <w:pStyle w:val="ad"/>
-              <w:spacing w:after="0" w:line="240" w:lineRule="auto"/>
-              <w:ind w:left="0"/>
-              <w:jc w:val="center"/>
-              <w:rPr>
-                <w:color w:val="FF0000"/>
-              </w:rPr>
-            </w:pPr>
-            <w:r>
-              <w:rPr>
-                <w:color w:val="FF0000"/>
-              </w:rPr>
-              <w:t>Описание</w:t>
+            <w:tcW w:w="2044" w:type="dxa"/>
+            <w:vAlign w:val="center"/>
+          </w:tcPr>
+          <w:p>
+            <w:pPr>
+              <w:widowControl w:val="0"/>
+              <w:spacing w:after="0" w:line="240" w:lineRule="auto"/>
+              <w:contextualSpacing/>
+              <w:jc w:val="center"/>
+              <w:rPr>
+                <w:rFonts w:eastAsia="Times New Roman" w:cs="Times New Roman"/>
+                <w:spacing w:val="5"/>
+                <w:sz w:val="22"/>
+              </w:rPr>
+            </w:pPr>
+            <w:proofErr w:type="gramStart"/>
+            <w:r>
+              <w:rPr>
+                <w:rFonts w:eastAsia="Times New Roman" w:cs="Times New Roman"/>
+                <w:bCs/>
+                <w:color w:val="000000"/>
+                <w:spacing w:val="5"/>
+                <w:sz w:val="22"/>
+                <w:shd w:val="clear" w:color="auto" w:fill="FFFFFF"/>
+              </w:rPr>
+              <w:t>Диаграмма  и</w:t>
+            </w:r>
+            <w:proofErr w:type="gramEnd"/>
+            <w:r>
+              <w:rPr>
+                <w:rFonts w:eastAsia="Times New Roman" w:cs="Times New Roman"/>
+                <w:bCs/>
+                <w:color w:val="000000"/>
+                <w:spacing w:val="5"/>
+                <w:sz w:val="22"/>
+                <w:shd w:val="clear" w:color="auto" w:fill="FFFFFF"/>
+              </w:rPr>
+              <w:t xml:space="preserve"> номер операции на</w:t>
+            </w:r>
+          </w:p>
+          <w:p>
+            <w:pPr>
+              <w:widowControl w:val="0"/>
+              <w:spacing w:after="0" w:line="240" w:lineRule="auto"/>
+              <w:contextualSpacing/>
+              <w:jc w:val="center"/>
+              <w:rPr>
+                <w:rFonts w:eastAsia="Times New Roman" w:cs="Times New Roman"/>
+                <w:spacing w:val="5"/>
+                <w:sz w:val="22"/>
+              </w:rPr>
+            </w:pPr>
+            <w:r>
+              <w:rPr>
+                <w:rFonts w:eastAsia="Times New Roman" w:cs="Times New Roman"/>
+                <w:bCs/>
+                <w:color w:val="000000"/>
+                <w:spacing w:val="5"/>
+                <w:sz w:val="22"/>
+                <w:shd w:val="clear" w:color="auto" w:fill="FFFFFF"/>
+              </w:rPr>
+              <w:t>диаграмме</w:t>
+            </w:r>
+          </w:p>
+        </w:tc>
+        <w:tc>
+          <w:tcPr>
+            <w:tcW w:w="2068" w:type="dxa"/>
+            <w:vAlign w:val="center"/>
+          </w:tcPr>
+          <w:p>
+            <w:pPr>
+              <w:widowControl w:val="0"/>
+              <w:spacing w:after="0" w:line="240" w:lineRule="auto"/>
+              <w:contextualSpacing/>
+              <w:jc w:val="center"/>
+              <w:rPr>
+                <w:rFonts w:eastAsia="Times New Roman" w:cs="Times New Roman"/>
+                <w:spacing w:val="5"/>
+                <w:sz w:val="22"/>
+              </w:rPr>
+            </w:pPr>
+            <w:r>
+              <w:rPr>
+                <w:rFonts w:eastAsia="Times New Roman" w:cs="Times New Roman"/>
+                <w:bCs/>
+                <w:color w:val="000000"/>
+                <w:spacing w:val="5"/>
+                <w:sz w:val="22"/>
+                <w:shd w:val="clear" w:color="auto" w:fill="FFFFFF"/>
+              </w:rPr>
+              <w:t>Операция</w:t>
+            </w:r>
+          </w:p>
+        </w:tc>
+        <w:tc>
+          <w:tcPr>
+            <w:tcW w:w="2042" w:type="dxa"/>
+            <w:vAlign w:val="center"/>
+          </w:tcPr>
+          <w:p>
+            <w:pPr>
+              <w:widowControl w:val="0"/>
+              <w:spacing w:after="0" w:line="240" w:lineRule="auto"/>
+              <w:contextualSpacing/>
+              <w:jc w:val="center"/>
+              <w:rPr>
+                <w:rFonts w:eastAsia="Times New Roman" w:cs="Times New Roman"/>
+                <w:spacing w:val="5"/>
+                <w:sz w:val="22"/>
+              </w:rPr>
+            </w:pPr>
+            <w:r>
+              <w:rPr>
+                <w:rFonts w:eastAsia="Times New Roman" w:cs="Times New Roman"/>
+                <w:bCs/>
+                <w:color w:val="000000"/>
+                <w:spacing w:val="5"/>
+                <w:sz w:val="22"/>
+                <w:shd w:val="clear" w:color="auto" w:fill="FFFFFF"/>
+              </w:rPr>
+              <w:t>Исполнитель</w:t>
+            </w:r>
+          </w:p>
+        </w:tc>
+        <w:tc>
+          <w:tcPr>
+            <w:tcW w:w="2047" w:type="dxa"/>
+            <w:vAlign w:val="center"/>
+          </w:tcPr>
+          <w:p>
+            <w:pPr>
+              <w:widowControl w:val="0"/>
+              <w:spacing w:after="0" w:line="240" w:lineRule="auto"/>
+              <w:contextualSpacing/>
+              <w:jc w:val="center"/>
+              <w:rPr>
+                <w:rFonts w:eastAsia="Times New Roman" w:cs="Times New Roman"/>
+                <w:spacing w:val="5"/>
+                <w:sz w:val="22"/>
+              </w:rPr>
+            </w:pPr>
+            <w:r>
+              <w:rPr>
+                <w:rFonts w:eastAsia="Times New Roman" w:cs="Times New Roman"/>
+                <w:bCs/>
+                <w:color w:val="000000"/>
+                <w:spacing w:val="5"/>
+                <w:sz w:val="22"/>
+                <w:shd w:val="clear" w:color="auto" w:fill="FFFFFF"/>
+              </w:rPr>
+              <w:t>Как часто</w:t>
+            </w:r>
+          </w:p>
+        </w:tc>
+        <w:tc>
+          <w:tcPr>
+            <w:tcW w:w="2075" w:type="dxa"/>
+            <w:vAlign w:val="center"/>
+          </w:tcPr>
+          <w:p>
+            <w:pPr>
+              <w:widowControl w:val="0"/>
+              <w:spacing w:after="0" w:line="240" w:lineRule="auto"/>
+              <w:contextualSpacing/>
+              <w:jc w:val="center"/>
+              <w:rPr>
+                <w:rFonts w:eastAsia="Times New Roman" w:cs="Times New Roman"/>
+                <w:spacing w:val="5"/>
+                <w:sz w:val="22"/>
+              </w:rPr>
+            </w:pPr>
+            <w:r>
+              <w:rPr>
+                <w:rFonts w:eastAsia="Times New Roman" w:cs="Times New Roman"/>
+                <w:bCs/>
+                <w:color w:val="000000"/>
+                <w:spacing w:val="5"/>
+                <w:sz w:val="22"/>
+                <w:shd w:val="clear" w:color="auto" w:fill="FFFFFF"/>
+              </w:rPr>
+              <w:t>Входящие</w:t>
+            </w:r>
+          </w:p>
+          <w:p>
+            <w:pPr>
+              <w:widowControl w:val="0"/>
+              <w:spacing w:after="0" w:line="240" w:lineRule="auto"/>
+              <w:contextualSpacing/>
+              <w:jc w:val="center"/>
+              <w:rPr>
+                <w:rFonts w:eastAsia="Times New Roman" w:cs="Times New Roman"/>
+                <w:spacing w:val="5"/>
+                <w:sz w:val="22"/>
+              </w:rPr>
+            </w:pPr>
+            <w:r>
+              <w:rPr>
+                <w:rFonts w:eastAsia="Times New Roman" w:cs="Times New Roman"/>
+                <w:bCs/>
+                <w:color w:val="000000"/>
+                <w:spacing w:val="5"/>
+                <w:sz w:val="22"/>
+                <w:shd w:val="clear" w:color="auto" w:fill="FFFFFF"/>
+              </w:rPr>
+              <w:t>документы</w:t>
+            </w:r>
+          </w:p>
+          <w:p>
+            <w:pPr>
+              <w:widowControl w:val="0"/>
+              <w:spacing w:after="0" w:line="240" w:lineRule="auto"/>
+              <w:contextualSpacing/>
+              <w:jc w:val="center"/>
+              <w:rPr>
+                <w:rFonts w:eastAsia="Times New Roman" w:cs="Times New Roman"/>
+                <w:spacing w:val="5"/>
+                <w:sz w:val="22"/>
+              </w:rPr>
+            </w:pPr>
+            <w:r>
+              <w:rPr>
+                <w:rFonts w:eastAsia="Times New Roman" w:cs="Times New Roman"/>
+                <w:bCs/>
+                <w:color w:val="000000"/>
+                <w:spacing w:val="5"/>
+                <w:sz w:val="22"/>
+                <w:shd w:val="clear" w:color="auto" w:fill="FFFFFF"/>
+              </w:rPr>
+              <w:t>(документы-</w:t>
+            </w:r>
+          </w:p>
+          <w:p>
+            <w:pPr>
+              <w:widowControl w:val="0"/>
+              <w:spacing w:after="0" w:line="240" w:lineRule="auto"/>
+              <w:contextualSpacing/>
+              <w:jc w:val="center"/>
+              <w:rPr>
+                <w:rFonts w:eastAsia="Times New Roman" w:cs="Times New Roman"/>
+                <w:spacing w:val="5"/>
+                <w:sz w:val="22"/>
+              </w:rPr>
+            </w:pPr>
+            <w:r>
+              <w:rPr>
+                <w:rFonts w:eastAsia="Times New Roman" w:cs="Times New Roman"/>
+                <w:bCs/>
+                <w:color w:val="000000"/>
+                <w:spacing w:val="5"/>
+                <w:sz w:val="22"/>
+                <w:shd w:val="clear" w:color="auto" w:fill="FFFFFF"/>
+              </w:rPr>
+              <w:t>основания)</w:t>
+            </w:r>
+          </w:p>
+        </w:tc>
+        <w:tc>
+          <w:tcPr>
+            <w:tcW w:w="2290" w:type="dxa"/>
+            <w:vAlign w:val="center"/>
+          </w:tcPr>
+          <w:p>
+            <w:pPr>
+              <w:widowControl w:val="0"/>
+              <w:spacing w:after="0" w:line="240" w:lineRule="auto"/>
+              <w:contextualSpacing/>
+              <w:jc w:val="center"/>
+              <w:rPr>
+                <w:rFonts w:eastAsia="Times New Roman" w:cs="Times New Roman"/>
+                <w:spacing w:val="5"/>
+                <w:sz w:val="22"/>
+              </w:rPr>
+            </w:pPr>
+            <w:r>
+              <w:rPr>
+                <w:rFonts w:eastAsia="Times New Roman" w:cs="Times New Roman"/>
+                <w:bCs/>
+                <w:color w:val="000000"/>
+                <w:spacing w:val="5"/>
+                <w:sz w:val="22"/>
+                <w:shd w:val="clear" w:color="auto" w:fill="FFFFFF"/>
+              </w:rPr>
+              <w:t>Исходящий</w:t>
+            </w:r>
+          </w:p>
+          <w:p>
+            <w:pPr>
+              <w:widowControl w:val="0"/>
+              <w:spacing w:after="0" w:line="240" w:lineRule="auto"/>
+              <w:contextualSpacing/>
+              <w:jc w:val="center"/>
+              <w:rPr>
+                <w:rFonts w:eastAsia="Times New Roman" w:cs="Times New Roman"/>
+                <w:spacing w:val="5"/>
+                <w:sz w:val="22"/>
+              </w:rPr>
+            </w:pPr>
+            <w:r>
+              <w:rPr>
+                <w:rFonts w:eastAsia="Times New Roman" w:cs="Times New Roman"/>
+                <w:bCs/>
+                <w:color w:val="000000"/>
+                <w:spacing w:val="5"/>
+                <w:sz w:val="22"/>
+                <w:shd w:val="clear" w:color="auto" w:fill="FFFFFF"/>
+              </w:rPr>
+              <w:t>документ</w:t>
+            </w:r>
+          </w:p>
+          <w:p>
+            <w:pPr>
+              <w:widowControl w:val="0"/>
+              <w:spacing w:after="0" w:line="240" w:lineRule="auto"/>
+              <w:contextualSpacing/>
+              <w:jc w:val="center"/>
+              <w:rPr>
+                <w:rFonts w:eastAsia="Times New Roman" w:cs="Times New Roman"/>
+                <w:spacing w:val="5"/>
+                <w:sz w:val="22"/>
+              </w:rPr>
+            </w:pPr>
+            <w:r>
+              <w:rPr>
+                <w:rFonts w:eastAsia="Times New Roman" w:cs="Times New Roman"/>
+                <w:bCs/>
+                <w:color w:val="000000"/>
+                <w:spacing w:val="5"/>
+                <w:sz w:val="22"/>
+                <w:shd w:val="clear" w:color="auto" w:fill="FFFFFF"/>
+              </w:rPr>
+              <w:t>(составляе</w:t>
+            </w:r>
+            <w:r>
+              <w:rPr>
+                <w:rFonts w:eastAsia="Times New Roman" w:cs="Times New Roman"/>
+                <w:bCs/>
+                <w:color w:val="000000"/>
+                <w:spacing w:val="5"/>
+                <w:sz w:val="22"/>
+                <w:shd w:val="clear" w:color="auto" w:fill="FFFFFF"/>
+              </w:rPr>
+              <w:softHyphen/>
+              <w:t>мый</w:t>
+            </w:r>
+          </w:p>
+          <w:p>
+            <w:pPr>
+              <w:widowControl w:val="0"/>
+              <w:spacing w:after="0" w:line="240" w:lineRule="auto"/>
+              <w:contextualSpacing/>
+              <w:jc w:val="center"/>
+              <w:rPr>
+                <w:rFonts w:eastAsia="Times New Roman" w:cs="Times New Roman"/>
+                <w:spacing w:val="5"/>
+                <w:sz w:val="22"/>
+              </w:rPr>
+            </w:pPr>
+            <w:r>
+              <w:rPr>
+                <w:rFonts w:eastAsia="Times New Roman" w:cs="Times New Roman"/>
+                <w:bCs/>
+                <w:color w:val="000000"/>
+                <w:spacing w:val="5"/>
+                <w:sz w:val="22"/>
+                <w:shd w:val="clear" w:color="auto" w:fill="FFFFFF"/>
+              </w:rPr>
+              <w:t>документ)</w:t>
+            </w:r>
+          </w:p>
+        </w:tc>
+        <w:tc>
+          <w:tcPr>
+            <w:tcW w:w="1994" w:type="dxa"/>
+            <w:vAlign w:val="center"/>
+          </w:tcPr>
+          <w:p>
+            <w:pPr>
+              <w:widowControl w:val="0"/>
+              <w:spacing w:after="0" w:line="240" w:lineRule="auto"/>
+              <w:ind w:firstLine="17"/>
+              <w:contextualSpacing/>
+              <w:jc w:val="center"/>
+              <w:rPr>
+                <w:rFonts w:eastAsia="Times New Roman" w:cs="Times New Roman"/>
+                <w:spacing w:val="5"/>
+                <w:sz w:val="22"/>
+              </w:rPr>
+            </w:pPr>
+            <w:r>
+              <w:rPr>
+                <w:rFonts w:eastAsia="Times New Roman" w:cs="Times New Roman"/>
+                <w:bCs/>
+                <w:color w:val="000000"/>
+                <w:spacing w:val="5"/>
+                <w:sz w:val="22"/>
+                <w:shd w:val="clear" w:color="auto" w:fill="FFFFFF"/>
+              </w:rPr>
+              <w:t>Проводка</w:t>
+            </w:r>
+          </w:p>
+          <w:p>
+            <w:pPr>
+              <w:widowControl w:val="0"/>
+              <w:spacing w:after="0" w:line="240" w:lineRule="auto"/>
+              <w:contextualSpacing/>
+              <w:jc w:val="center"/>
+              <w:rPr>
+                <w:rFonts w:eastAsia="Times New Roman" w:cs="Times New Roman"/>
+                <w:spacing w:val="5"/>
+                <w:sz w:val="22"/>
+              </w:rPr>
+            </w:pPr>
+            <w:r>
+              <w:rPr>
+                <w:rFonts w:eastAsia="Times New Roman" w:cs="Times New Roman"/>
+                <w:bCs/>
+                <w:color w:val="000000"/>
+                <w:spacing w:val="5"/>
+                <w:sz w:val="22"/>
+                <w:shd w:val="clear" w:color="auto" w:fill="FFFFFF"/>
+              </w:rPr>
+              <w:t>(дебет,</w:t>
+            </w:r>
+          </w:p>
+          <w:p>
+            <w:pPr>
+              <w:widowControl w:val="0"/>
+              <w:spacing w:after="0" w:line="240" w:lineRule="auto"/>
+              <w:contextualSpacing/>
+              <w:jc w:val="center"/>
+              <w:rPr>
+                <w:rFonts w:eastAsia="Times New Roman" w:cs="Times New Roman"/>
+                <w:spacing w:val="5"/>
+                <w:sz w:val="22"/>
+              </w:rPr>
+            </w:pPr>
+            <w:r>
+              <w:rPr>
+                <w:rFonts w:eastAsia="Times New Roman" w:cs="Times New Roman"/>
+                <w:bCs/>
+                <w:color w:val="000000"/>
+                <w:spacing w:val="5"/>
+                <w:sz w:val="22"/>
+                <w:shd w:val="clear" w:color="auto" w:fill="FFFFFF"/>
+              </w:rPr>
+              <w:t>кредит,</w:t>
+            </w:r>
+          </w:p>
+          <w:p>
+            <w:pPr>
+              <w:widowControl w:val="0"/>
+              <w:spacing w:after="0" w:line="240" w:lineRule="auto"/>
+              <w:contextualSpacing/>
+              <w:jc w:val="center"/>
+              <w:rPr>
+                <w:rFonts w:eastAsia="Times New Roman" w:cs="Times New Roman"/>
+                <w:spacing w:val="5"/>
+                <w:sz w:val="22"/>
+              </w:rPr>
+            </w:pPr>
+            <w:r>
+              <w:rPr>
+                <w:rFonts w:eastAsia="Times New Roman" w:cs="Times New Roman"/>
+                <w:bCs/>
+                <w:color w:val="000000"/>
+                <w:spacing w:val="5"/>
+                <w:sz w:val="22"/>
+                <w:shd w:val="clear" w:color="auto" w:fill="FFFFFF"/>
+              </w:rPr>
+              <w:t>сумма,</w:t>
+            </w:r>
+          </w:p>
+          <w:p>
+            <w:pPr>
+              <w:widowControl w:val="0"/>
+              <w:spacing w:after="0" w:line="240" w:lineRule="auto"/>
+              <w:contextualSpacing/>
+              <w:jc w:val="center"/>
+              <w:rPr>
+                <w:rFonts w:eastAsia="Times New Roman" w:cs="Times New Roman"/>
+                <w:spacing w:val="5"/>
+                <w:sz w:val="22"/>
+              </w:rPr>
+            </w:pPr>
+            <w:r>
+              <w:rPr>
+                <w:rFonts w:eastAsia="Times New Roman" w:cs="Times New Roman"/>
+                <w:bCs/>
+                <w:color w:val="000000"/>
+                <w:spacing w:val="5"/>
+                <w:sz w:val="22"/>
+                <w:shd w:val="clear" w:color="auto" w:fill="FFFFFF"/>
+              </w:rPr>
+              <w:t>аналитика)</w:t>
             </w:r>
           </w:p>
         </w:tc>
@@ -4850,110 +6697,190 @@
       <w:tr>
         <w:tc>
           <w:tcPr>
-            <w:tcW w:w="534" w:type="dxa"/>
-          </w:tcPr>
-          <w:p>
-            <w:pPr>
-              <w:pStyle w:val="ad"/>
-              <w:spacing w:after="0" w:line="240" w:lineRule="auto"/>
-              <w:ind w:left="0"/>
-              <w:rPr>
-                <w:color w:val="FF0000"/>
-              </w:rPr>
-            </w:pPr>
-            <w:r>
-              <w:rPr>
-                <w:color w:val="FF0000"/>
-                <w:lang w:val="en-US"/>
+            <w:tcW w:w="2044" w:type="dxa"/>
+            <w:vAlign w:val="center"/>
+          </w:tcPr>
+          <w:p>
+            <w:pPr>
+              <w:widowControl w:val="0"/>
+              <w:spacing w:after="0" w:line="240" w:lineRule="auto"/>
+              <w:contextualSpacing/>
+              <w:jc w:val="center"/>
+              <w:rPr>
+                <w:rFonts w:eastAsia="Times New Roman" w:cs="Times New Roman"/>
+                <w:spacing w:val="5"/>
+                <w:sz w:val="22"/>
+              </w:rPr>
+            </w:pPr>
+            <w:r>
+              <w:rPr>
+                <w:rFonts w:eastAsia="Times New Roman" w:cs="Times New Roman"/>
+                <w:spacing w:val="5"/>
+                <w:sz w:val="22"/>
               </w:rPr>
               <w:t>1</w:t>
             </w:r>
-            <w:r>
-              <w:rPr>
-                <w:color w:val="FF0000"/>
-              </w:rPr>
-              <w:t>.</w:t>
-            </w:r>
-          </w:p>
-        </w:tc>
-        <w:tc>
-          <w:tcPr>
-            <w:tcW w:w="2143" w:type="dxa"/>
-          </w:tcPr>
-          <w:p>
-            <w:pPr>
-              <w:pStyle w:val="ad"/>
-              <w:spacing w:after="0" w:line="240" w:lineRule="auto"/>
-              <w:ind w:left="0"/>
-              <w:rPr>
-                <w:color w:val="FF0000"/>
-                <w:lang w:val="en-US"/>
-              </w:rPr>
-            </w:pPr>
-            <w:proofErr w:type="spellStart"/>
-            <w:r>
-              <w:rPr>
-                <w:color w:val="FF0000"/>
-                <w:lang w:val="en-US"/>
-              </w:rPr>
-              <w:t>BPWin</w:t>
-            </w:r>
-            <w:proofErr w:type="spellEnd"/>
-          </w:p>
-        </w:tc>
-        <w:tc>
-          <w:tcPr>
-            <w:tcW w:w="2186" w:type="dxa"/>
-          </w:tcPr>
-          <w:p>
-            <w:pPr>
-              <w:pStyle w:val="ad"/>
-              <w:spacing w:after="0" w:line="240" w:lineRule="auto"/>
-              <w:ind w:left="0"/>
-              <w:rPr>
-                <w:color w:val="FF0000"/>
-              </w:rPr>
-            </w:pPr>
-            <w:r>
-              <w:rPr>
-                <w:color w:val="FF0000"/>
-                <w:lang w:val="en-US"/>
-              </w:rPr>
-              <w:t>IDEF</w:t>
-            </w:r>
-            <w:r>
-              <w:rPr>
-                <w:color w:val="FF0000"/>
-              </w:rPr>
-              <w:t xml:space="preserve"> (),  </w:t>
-            </w:r>
-            <w:r>
-              <w:rPr>
-                <w:color w:val="FF0000"/>
-                <w:lang w:val="en-US"/>
-              </w:rPr>
-              <w:t>DFD</w:t>
-            </w:r>
-          </w:p>
-        </w:tc>
-        <w:tc>
-          <w:tcPr>
-            <w:tcW w:w="4193" w:type="dxa"/>
-          </w:tcPr>
-          <w:p>
-            <w:pPr>
-              <w:pStyle w:val="ad"/>
-              <w:spacing w:after="0" w:line="240" w:lineRule="auto"/>
-              <w:ind w:left="0"/>
-              <w:rPr>
-                <w:color w:val="FF0000"/>
-              </w:rPr>
-            </w:pPr>
-            <w:r>
-              <w:rPr>
-                <w:color w:val="FF0000"/>
-              </w:rPr>
-              <w:t>Глубина 3 уровня, хранилище данных</w:t>
+          </w:p>
+        </w:tc>
+        <w:tc>
+          <w:tcPr>
+            <w:tcW w:w="2068" w:type="dxa"/>
+            <w:vAlign w:val="center"/>
+          </w:tcPr>
+          <w:p>
+            <w:pPr>
+              <w:widowControl w:val="0"/>
+              <w:spacing w:after="0" w:line="240" w:lineRule="auto"/>
+              <w:contextualSpacing/>
+              <w:jc w:val="center"/>
+              <w:rPr>
+                <w:rFonts w:eastAsia="Times New Roman" w:cs="Times New Roman"/>
+                <w:spacing w:val="5"/>
+                <w:sz w:val="22"/>
+              </w:rPr>
+            </w:pPr>
+            <w:r>
+              <w:rPr>
+                <w:rFonts w:eastAsia="Times New Roman" w:cs="Times New Roman"/>
+                <w:spacing w:val="5"/>
+                <w:sz w:val="22"/>
+              </w:rPr>
+              <w:t>2</w:t>
+            </w:r>
+          </w:p>
+        </w:tc>
+        <w:tc>
+          <w:tcPr>
+            <w:tcW w:w="2042" w:type="dxa"/>
+            <w:vAlign w:val="center"/>
+          </w:tcPr>
+          <w:p>
+            <w:pPr>
+              <w:widowControl w:val="0"/>
+              <w:spacing w:after="0" w:line="240" w:lineRule="auto"/>
+              <w:contextualSpacing/>
+              <w:jc w:val="center"/>
+              <w:rPr>
+                <w:rFonts w:eastAsia="Times New Roman" w:cs="Times New Roman"/>
+                <w:spacing w:val="5"/>
+                <w:sz w:val="22"/>
+              </w:rPr>
+            </w:pPr>
+            <w:r>
+              <w:rPr>
+                <w:rFonts w:eastAsia="Times New Roman" w:cs="Times New Roman"/>
+                <w:spacing w:val="5"/>
+                <w:sz w:val="22"/>
+              </w:rPr>
+              <w:t>3</w:t>
+            </w:r>
+          </w:p>
+        </w:tc>
+        <w:tc>
+          <w:tcPr>
+            <w:tcW w:w="2047" w:type="dxa"/>
+            <w:vAlign w:val="center"/>
+          </w:tcPr>
+          <w:p>
+            <w:pPr>
+              <w:widowControl w:val="0"/>
+              <w:spacing w:after="0" w:line="240" w:lineRule="auto"/>
+              <w:contextualSpacing/>
+              <w:jc w:val="center"/>
+              <w:rPr>
+                <w:rFonts w:eastAsia="Times New Roman" w:cs="Times New Roman"/>
+                <w:spacing w:val="5"/>
+                <w:sz w:val="22"/>
+              </w:rPr>
+            </w:pPr>
+            <w:r>
+              <w:rPr>
+                <w:rFonts w:eastAsia="Times New Roman" w:cs="Times New Roman"/>
+                <w:spacing w:val="5"/>
+                <w:sz w:val="22"/>
+              </w:rPr>
+              <w:t>4</w:t>
+            </w:r>
+          </w:p>
+        </w:tc>
+        <w:tc>
+          <w:tcPr>
+            <w:tcW w:w="2075" w:type="dxa"/>
+            <w:vAlign w:val="center"/>
+          </w:tcPr>
+          <w:p>
+            <w:pPr>
+              <w:widowControl w:val="0"/>
+              <w:spacing w:after="0" w:line="240" w:lineRule="auto"/>
+              <w:contextualSpacing/>
+              <w:jc w:val="center"/>
+              <w:rPr>
+                <w:rFonts w:eastAsia="Times New Roman" w:cs="Times New Roman"/>
+                <w:spacing w:val="5"/>
+                <w:sz w:val="22"/>
+              </w:rPr>
+            </w:pPr>
+            <w:r>
+              <w:rPr>
+                <w:rFonts w:eastAsia="Times New Roman" w:cs="Times New Roman"/>
+                <w:spacing w:val="5"/>
+                <w:sz w:val="22"/>
+              </w:rPr>
+              <w:t>5</w:t>
+            </w:r>
+          </w:p>
+        </w:tc>
+        <w:tc>
+          <w:tcPr>
+            <w:tcW w:w="2290" w:type="dxa"/>
+            <w:vAlign w:val="center"/>
+          </w:tcPr>
+          <w:p>
+            <w:pPr>
+              <w:widowControl w:val="0"/>
+              <w:spacing w:after="0" w:line="240" w:lineRule="auto"/>
+              <w:contextualSpacing/>
+              <w:jc w:val="center"/>
+              <w:rPr>
+                <w:rFonts w:eastAsia="Times New Roman" w:cs="Times New Roman"/>
+                <w:spacing w:val="5"/>
+                <w:sz w:val="22"/>
+              </w:rPr>
+            </w:pPr>
+            <w:r>
+              <w:rPr>
+                <w:rFonts w:eastAsia="Times New Roman" w:cs="Times New Roman"/>
+                <w:spacing w:val="5"/>
+                <w:sz w:val="22"/>
+              </w:rPr>
+              <w:t>6</w:t>
+            </w:r>
+          </w:p>
+        </w:tc>
+        <w:tc>
+          <w:tcPr>
+            <w:tcW w:w="1994" w:type="dxa"/>
+            <w:vAlign w:val="center"/>
+          </w:tcPr>
+          <w:p>
+            <w:pPr>
+              <w:widowControl w:val="0"/>
+              <w:spacing w:after="0" w:line="240" w:lineRule="auto"/>
+              <w:contextualSpacing/>
+              <w:jc w:val="center"/>
+              <w:rPr>
+                <w:rFonts w:eastAsia="Times New Roman" w:cs="Times New Roman"/>
+                <w:spacing w:val="5"/>
+                <w:sz w:val="22"/>
+              </w:rPr>
+            </w:pPr>
+            <w:r>
+              <w:rPr>
+                <w:rFonts w:eastAsia="Times New Roman" w:cs="Times New Roman"/>
+                <w:spacing w:val="5"/>
+                <w:sz w:val="22"/>
+              </w:rPr>
+              <w:t>7</w:t>
             </w:r>
           </w:p>
         </w:tc>
@@ -4961,116 +6888,827 @@
       <w:tr>
         <w:tc>
           <w:tcPr>
-            <w:tcW w:w="534" w:type="dxa"/>
-          </w:tcPr>
-          <w:p>
-            <w:pPr>
-              <w:pStyle w:val="ad"/>
-              <w:spacing w:after="0" w:line="240" w:lineRule="auto"/>
-              <w:ind w:left="0"/>
-              <w:rPr>
-                <w:color w:val="FF0000"/>
-              </w:rPr>
-            </w:pPr>
-            <w:r>
-              <w:rPr>
-                <w:color w:val="FF0000"/>
-              </w:rPr>
-              <w:t>2.</w:t>
-            </w:r>
-          </w:p>
-        </w:tc>
-        <w:tc>
-          <w:tcPr>
-            <w:tcW w:w="2143" w:type="dxa"/>
-          </w:tcPr>
-          <w:p>
-            <w:pPr>
-              <w:pStyle w:val="ad"/>
-              <w:spacing w:after="0" w:line="240" w:lineRule="auto"/>
-              <w:ind w:left="0"/>
-              <w:rPr>
-                <w:color w:val="FF0000"/>
-              </w:rPr>
-            </w:pPr>
-            <w:r>
-              <w:rPr>
-                <w:color w:val="FF0000"/>
-                <w:lang w:val="en-US"/>
-              </w:rPr>
-              <w:t>Visio</w:t>
-            </w:r>
-            <w:r>
-              <w:rPr>
-                <w:color w:val="FF0000"/>
-              </w:rPr>
-              <w:t xml:space="preserve"> </w:t>
-            </w:r>
-            <w:r>
-              <w:rPr>
-                <w:color w:val="FF0000"/>
-                <w:lang w:val="en-US"/>
-              </w:rPr>
-              <w:t>Draw</w:t>
-            </w:r>
-            <w:r>
-              <w:rPr>
-                <w:color w:val="FF0000"/>
-              </w:rPr>
-              <w:t xml:space="preserve"> </w:t>
-            </w:r>
-            <w:proofErr w:type="spellStart"/>
-            <w:r>
-              <w:rPr>
-                <w:color w:val="FF0000"/>
-                <w:lang w:val="en-US"/>
-              </w:rPr>
-              <w:t>io</w:t>
-            </w:r>
-            <w:proofErr w:type="spellEnd"/>
-          </w:p>
-        </w:tc>
-        <w:tc>
-          <w:tcPr>
-            <w:tcW w:w="2186" w:type="dxa"/>
-          </w:tcPr>
-          <w:p>
-            <w:pPr>
-              <w:pStyle w:val="ad"/>
-              <w:spacing w:after="0" w:line="240" w:lineRule="auto"/>
-              <w:ind w:left="0"/>
-              <w:rPr>
-                <w:color w:val="FF0000"/>
-                <w:lang w:val="en-US"/>
-              </w:rPr>
-            </w:pPr>
-            <w:r>
-              <w:rPr>
-                <w:color w:val="FF0000"/>
-                <w:lang w:val="en-US"/>
-              </w:rPr>
-              <w:t xml:space="preserve">UML </w:t>
-            </w:r>
-          </w:p>
-        </w:tc>
-        <w:tc>
-          <w:tcPr>
-            <w:tcW w:w="4193" w:type="dxa"/>
-          </w:tcPr>
-          <w:p>
-            <w:pPr>
-              <w:pStyle w:val="ad"/>
-              <w:spacing w:after="0" w:line="240" w:lineRule="auto"/>
-              <w:ind w:left="0"/>
-              <w:rPr>
-                <w:color w:val="FF0000"/>
-              </w:rPr>
-            </w:pPr>
-            <w:r>
-              <w:rPr>
-                <w:color w:val="FF0000"/>
-              </w:rPr>
-              <w:t>Диаграмма прецедентов, диаграмма действий бизнес-процесса</w:t>
+            <w:tcW w:w="2044" w:type="dxa"/>
+          </w:tcPr>
+          <w:p>
+            <w:pPr>
+              <w:spacing w:after="0" w:line="240" w:lineRule="auto"/>
+              <w:jc w:val="both"/>
+            </w:pPr>
+            <w:r>
+              <w:t>1-Пр-Тст_1a</w:t>
+            </w:r>
+          </w:p>
+        </w:tc>
+        <w:tc>
+          <w:tcPr>
+            <w:tcW w:w="2068" w:type="dxa"/>
+          </w:tcPr>
+          <w:p>
+            <w:pPr>
+              <w:spacing w:after="0" w:line="240" w:lineRule="auto"/>
+              <w:jc w:val="both"/>
+            </w:pPr>
+            <w:r>
+              <w:t xml:space="preserve">Сбор заполненных студентами </w:t>
+            </w:r>
+            <w:r>
+              <w:t>бланков</w:t>
+            </w:r>
+          </w:p>
+        </w:tc>
+        <w:tc>
+          <w:tcPr>
+            <w:tcW w:w="2042" w:type="dxa"/>
+          </w:tcPr>
+          <w:p>
+            <w:pPr>
+              <w:spacing w:after="0" w:line="240" w:lineRule="auto"/>
+              <w:jc w:val="both"/>
+            </w:pPr>
+            <w:r>
+              <w:t>Преподаватель</w:t>
+            </w:r>
+          </w:p>
+        </w:tc>
+        <w:tc>
+          <w:tcPr>
+            <w:tcW w:w="2047" w:type="dxa"/>
+          </w:tcPr>
+          <w:p>
+            <w:pPr>
+              <w:spacing w:after="0" w:line="240" w:lineRule="auto"/>
+              <w:jc w:val="both"/>
+            </w:pPr>
+            <w:r>
+              <w:t>После окончания времени теста</w:t>
+            </w:r>
+          </w:p>
+        </w:tc>
+        <w:tc>
+          <w:tcPr>
+            <w:tcW w:w="2075" w:type="dxa"/>
+          </w:tcPr>
+          <w:p>
+            <w:pPr>
+              <w:spacing w:after="0" w:line="240" w:lineRule="auto"/>
+              <w:jc w:val="both"/>
+            </w:pPr>
+            <w:r>
+              <w:t>Список группы</w:t>
+            </w:r>
+          </w:p>
+        </w:tc>
+        <w:tc>
+          <w:tcPr>
+            <w:tcW w:w="2290" w:type="dxa"/>
+          </w:tcPr>
+          <w:p>
+            <w:pPr>
+              <w:spacing w:after="0" w:line="240" w:lineRule="auto"/>
+              <w:jc w:val="both"/>
+            </w:pPr>
+            <w:r>
+              <w:t>Б</w:t>
+            </w:r>
+            <w:r>
+              <w:t>ланк</w:t>
+            </w:r>
+            <w:r>
+              <w:t xml:space="preserve"> ответов</w:t>
+            </w:r>
+          </w:p>
+        </w:tc>
+        <w:tc>
+          <w:tcPr>
+            <w:tcW w:w="1994" w:type="dxa"/>
+          </w:tcPr>
+          <w:p>
+            <w:pPr>
+              <w:spacing w:after="0" w:line="240" w:lineRule="auto"/>
+              <w:jc w:val="both"/>
+            </w:pPr>
+            <w:r>
+              <w:t>Нет</w:t>
+            </w:r>
+          </w:p>
+        </w:tc>
+      </w:tr>
+      <w:tr>
+        <w:tc>
+          <w:tcPr>
+            <w:tcW w:w="2044" w:type="dxa"/>
+          </w:tcPr>
+          <w:p>
+            <w:pPr>
+              <w:spacing w:after="0" w:line="240" w:lineRule="auto"/>
+              <w:jc w:val="both"/>
+            </w:pPr>
+            <w:r>
+              <w:t>1-Пр-Тст_1b</w:t>
+            </w:r>
+          </w:p>
+        </w:tc>
+        <w:tc>
+          <w:tcPr>
+            <w:tcW w:w="2068" w:type="dxa"/>
+          </w:tcPr>
+          <w:p>
+            <w:pPr>
+              <w:spacing w:after="0" w:line="240" w:lineRule="auto"/>
+              <w:jc w:val="both"/>
+            </w:pPr>
+            <w:r>
+              <w:t>Сортировка</w:t>
+            </w:r>
+            <w:r>
+              <w:t xml:space="preserve"> бланков </w:t>
+            </w:r>
+            <w:r>
+              <w:t>по группе</w:t>
+            </w:r>
+          </w:p>
+        </w:tc>
+        <w:tc>
+          <w:tcPr>
+            <w:tcW w:w="2042" w:type="dxa"/>
+          </w:tcPr>
+          <w:p>
+            <w:pPr>
+              <w:spacing w:after="0" w:line="240" w:lineRule="auto"/>
+              <w:jc w:val="both"/>
+            </w:pPr>
+            <w:r>
+              <w:t>Преподаватель</w:t>
+            </w:r>
+          </w:p>
+        </w:tc>
+        <w:tc>
+          <w:tcPr>
+            <w:tcW w:w="2047" w:type="dxa"/>
+          </w:tcPr>
+          <w:p>
+            <w:pPr>
+              <w:spacing w:after="0" w:line="240" w:lineRule="auto"/>
+              <w:jc w:val="both"/>
+            </w:pPr>
+            <w:r>
+              <w:t>После сбора работ</w:t>
+            </w:r>
+          </w:p>
+        </w:tc>
+        <w:tc>
+          <w:tcPr>
+            <w:tcW w:w="2075" w:type="dxa"/>
+          </w:tcPr>
+          <w:p>
+            <w:pPr>
+              <w:spacing w:after="0" w:line="240" w:lineRule="auto"/>
+              <w:jc w:val="both"/>
+            </w:pPr>
+            <w:r>
+              <w:t>Нет</w:t>
+            </w:r>
+          </w:p>
+        </w:tc>
+        <w:tc>
+          <w:tcPr>
+            <w:tcW w:w="2290" w:type="dxa"/>
+          </w:tcPr>
+          <w:p>
+            <w:pPr>
+              <w:spacing w:after="0" w:line="240" w:lineRule="auto"/>
+              <w:jc w:val="both"/>
+            </w:pPr>
+            <w:r>
+              <w:t>Нет</w:t>
+            </w:r>
+          </w:p>
+        </w:tc>
+        <w:tc>
+          <w:tcPr>
+            <w:tcW w:w="1994" w:type="dxa"/>
+          </w:tcPr>
+          <w:p>
+            <w:pPr>
+              <w:spacing w:after="0" w:line="240" w:lineRule="auto"/>
+              <w:jc w:val="both"/>
+            </w:pPr>
+            <w:r>
+              <w:t>Нет</w:t>
+            </w:r>
+          </w:p>
+        </w:tc>
+      </w:tr>
+      <w:tr>
+        <w:tc>
+          <w:tcPr>
+            <w:tcW w:w="2044" w:type="dxa"/>
+          </w:tcPr>
+          <w:p>
+            <w:pPr>
+              <w:spacing w:after="0" w:line="240" w:lineRule="auto"/>
+              <w:jc w:val="both"/>
+            </w:pPr>
+            <w:r>
+              <w:t>1-Пр-Тст_2a</w:t>
+            </w:r>
+          </w:p>
+        </w:tc>
+        <w:tc>
+          <w:tcPr>
+            <w:tcW w:w="2068" w:type="dxa"/>
+          </w:tcPr>
+          <w:p>
+            <w:pPr>
+              <w:spacing w:after="0" w:line="240" w:lineRule="auto"/>
+              <w:jc w:val="both"/>
+            </w:pPr>
+            <w:r>
+              <w:t>Проверка части теста с вариантами ответов</w:t>
+            </w:r>
+          </w:p>
+        </w:tc>
+        <w:tc>
+          <w:tcPr>
+            <w:tcW w:w="2042" w:type="dxa"/>
+          </w:tcPr>
+          <w:p>
+            <w:pPr>
+              <w:spacing w:after="0" w:line="240" w:lineRule="auto"/>
+              <w:jc w:val="both"/>
+            </w:pPr>
+            <w:r>
+              <w:t>Преподаватель</w:t>
+            </w:r>
+          </w:p>
+        </w:tc>
+        <w:tc>
+          <w:tcPr>
+            <w:tcW w:w="2047" w:type="dxa"/>
+          </w:tcPr>
+          <w:p>
+            <w:pPr>
+              <w:spacing w:after="0" w:line="240" w:lineRule="auto"/>
+              <w:jc w:val="both"/>
+            </w:pPr>
+            <w:r>
+              <w:t>По мере необходимости</w:t>
+            </w:r>
+          </w:p>
+        </w:tc>
+        <w:tc>
+          <w:tcPr>
+            <w:tcW w:w="2075" w:type="dxa"/>
+          </w:tcPr>
+          <w:p>
+            <w:pPr>
+              <w:spacing w:after="0" w:line="240" w:lineRule="auto"/>
+              <w:jc w:val="both"/>
+            </w:pPr>
+            <w:r>
+              <w:t>Бланк</w:t>
+            </w:r>
+            <w:r>
+              <w:t xml:space="preserve"> ответов</w:t>
+            </w:r>
+            <w:r>
+              <w:t>, Ключ теста</w:t>
+            </w:r>
+          </w:p>
+        </w:tc>
+        <w:tc>
+          <w:tcPr>
+            <w:tcW w:w="2290" w:type="dxa"/>
+          </w:tcPr>
+          <w:p>
+            <w:pPr>
+              <w:spacing w:after="0" w:line="240" w:lineRule="auto"/>
+              <w:jc w:val="both"/>
+            </w:pPr>
+            <w:r>
+              <w:t>Нет</w:t>
+            </w:r>
+          </w:p>
+        </w:tc>
+        <w:tc>
+          <w:tcPr>
+            <w:tcW w:w="1994" w:type="dxa"/>
+          </w:tcPr>
+          <w:p>
+            <w:pPr>
+              <w:spacing w:after="0" w:line="240" w:lineRule="auto"/>
+              <w:jc w:val="both"/>
+            </w:pPr>
+            <w:r>
+              <w:t>Нет</w:t>
+            </w:r>
+          </w:p>
+        </w:tc>
+      </w:tr>
+      <w:tr>
+        <w:tc>
+          <w:tcPr>
+            <w:tcW w:w="2044" w:type="dxa"/>
+          </w:tcPr>
+          <w:p>
+            <w:pPr>
+              <w:spacing w:after="0" w:line="240" w:lineRule="auto"/>
+              <w:jc w:val="both"/>
+            </w:pPr>
+            <w:r>
+              <w:t>1-Пр-Тст_2b</w:t>
+            </w:r>
+          </w:p>
+        </w:tc>
+        <w:tc>
+          <w:tcPr>
+            <w:tcW w:w="2068" w:type="dxa"/>
+          </w:tcPr>
+          <w:p>
+            <w:pPr>
+              <w:spacing w:after="0" w:line="240" w:lineRule="auto"/>
+              <w:jc w:val="both"/>
+            </w:pPr>
+            <w:r>
+              <w:t>Рецензирование (чтение) развернутых ответов</w:t>
+            </w:r>
+          </w:p>
+        </w:tc>
+        <w:tc>
+          <w:tcPr>
+            <w:tcW w:w="2042" w:type="dxa"/>
+          </w:tcPr>
+          <w:p>
+            <w:pPr>
+              <w:spacing w:after="0" w:line="240" w:lineRule="auto"/>
+              <w:jc w:val="both"/>
+            </w:pPr>
+            <w:r>
+              <w:t>Преподаватель</w:t>
+            </w:r>
+          </w:p>
+        </w:tc>
+        <w:tc>
+          <w:tcPr>
+            <w:tcW w:w="2047" w:type="dxa"/>
+          </w:tcPr>
+          <w:p>
+            <w:pPr>
+              <w:spacing w:after="0" w:line="240" w:lineRule="auto"/>
+              <w:jc w:val="both"/>
+            </w:pPr>
+            <w:r>
+              <w:t>По мере необходимости</w:t>
+            </w:r>
+          </w:p>
+        </w:tc>
+        <w:tc>
+          <w:tcPr>
+            <w:tcW w:w="2075" w:type="dxa"/>
+          </w:tcPr>
+          <w:p>
+            <w:pPr>
+              <w:spacing w:after="0" w:line="240" w:lineRule="auto"/>
+              <w:jc w:val="both"/>
+            </w:pPr>
+            <w:r>
+              <w:t>Бланк</w:t>
+            </w:r>
+            <w:r>
+              <w:t xml:space="preserve"> ответов</w:t>
+            </w:r>
+          </w:p>
+        </w:tc>
+        <w:tc>
+          <w:tcPr>
+            <w:tcW w:w="2290" w:type="dxa"/>
+          </w:tcPr>
+          <w:p>
+            <w:pPr>
+              <w:spacing w:after="0" w:line="240" w:lineRule="auto"/>
+              <w:jc w:val="both"/>
+            </w:pPr>
+            <w:r>
+              <w:t>Нет</w:t>
+            </w:r>
+          </w:p>
+        </w:tc>
+        <w:tc>
+          <w:tcPr>
+            <w:tcW w:w="1994" w:type="dxa"/>
+          </w:tcPr>
+          <w:p>
+            <w:pPr>
+              <w:spacing w:after="0" w:line="240" w:lineRule="auto"/>
+              <w:jc w:val="both"/>
+            </w:pPr>
+            <w:r>
+              <w:t>Нет</w:t>
+            </w:r>
+          </w:p>
+        </w:tc>
+      </w:tr>
+      <w:tr>
+        <w:tc>
+          <w:tcPr>
+            <w:tcW w:w="2044" w:type="dxa"/>
+          </w:tcPr>
+          <w:p>
+            <w:pPr>
+              <w:spacing w:after="0" w:line="240" w:lineRule="auto"/>
+              <w:jc w:val="both"/>
+            </w:pPr>
+            <w:r>
+              <w:t>1-Пр-Тст_3a</w:t>
+            </w:r>
+          </w:p>
+        </w:tc>
+        <w:tc>
+          <w:tcPr>
+            <w:tcW w:w="2068" w:type="dxa"/>
+          </w:tcPr>
+          <w:p>
+            <w:pPr>
+              <w:spacing w:after="0" w:line="240" w:lineRule="auto"/>
+              <w:jc w:val="both"/>
+            </w:pPr>
+            <w:r>
+              <w:t>Подсчет баллов (арифметическое сложение за задания)</w:t>
+            </w:r>
+          </w:p>
+        </w:tc>
+        <w:tc>
+          <w:tcPr>
+            <w:tcW w:w="2042" w:type="dxa"/>
+          </w:tcPr>
+          <w:p>
+            <w:pPr>
+              <w:spacing w:after="0" w:line="240" w:lineRule="auto"/>
+              <w:jc w:val="both"/>
+            </w:pPr>
+            <w:r>
+              <w:t>Преподаватель</w:t>
+            </w:r>
+          </w:p>
+        </w:tc>
+        <w:tc>
+          <w:tcPr>
+            <w:tcW w:w="2047" w:type="dxa"/>
+          </w:tcPr>
+          <w:p>
+            <w:pPr>
+              <w:spacing w:after="0" w:line="240" w:lineRule="auto"/>
+              <w:jc w:val="both"/>
+            </w:pPr>
+            <w:r>
+              <w:t>По мере необходимости</w:t>
+            </w:r>
+          </w:p>
+        </w:tc>
+        <w:tc>
+          <w:tcPr>
+            <w:tcW w:w="2075" w:type="dxa"/>
+          </w:tcPr>
+          <w:p>
+            <w:pPr>
+              <w:spacing w:after="0" w:line="240" w:lineRule="auto"/>
+              <w:jc w:val="both"/>
+            </w:pPr>
+            <w:r>
+              <w:t>Бланк</w:t>
+            </w:r>
+            <w:r>
+              <w:t xml:space="preserve"> ответов</w:t>
+            </w:r>
+          </w:p>
+        </w:tc>
+        <w:tc>
+          <w:tcPr>
+            <w:tcW w:w="2290" w:type="dxa"/>
+          </w:tcPr>
+          <w:p>
+            <w:pPr>
+              <w:spacing w:after="0" w:line="240" w:lineRule="auto"/>
+              <w:jc w:val="both"/>
+            </w:pPr>
+            <w:r>
+              <w:t>Нет</w:t>
+            </w:r>
+          </w:p>
+        </w:tc>
+        <w:tc>
+          <w:tcPr>
+            <w:tcW w:w="1994" w:type="dxa"/>
+          </w:tcPr>
+          <w:p>
+            <w:pPr>
+              <w:spacing w:after="0" w:line="240" w:lineRule="auto"/>
+              <w:jc w:val="both"/>
+            </w:pPr>
+            <w:r>
+              <w:t>Нет</w:t>
+            </w:r>
+          </w:p>
+        </w:tc>
+      </w:tr>
+      <w:tr>
+        <w:tc>
+          <w:tcPr>
+            <w:tcW w:w="2044" w:type="dxa"/>
+          </w:tcPr>
+          <w:p>
+            <w:pPr>
+              <w:spacing w:after="0" w:line="240" w:lineRule="auto"/>
+              <w:jc w:val="both"/>
+            </w:pPr>
+            <w:r>
+              <w:t>1-Пр-Тст_3b</w:t>
+            </w:r>
+          </w:p>
+        </w:tc>
+        <w:tc>
+          <w:tcPr>
+            <w:tcW w:w="2068" w:type="dxa"/>
+          </w:tcPr>
+          <w:p>
+            <w:pPr>
+              <w:spacing w:after="0" w:line="240" w:lineRule="auto"/>
+              <w:jc w:val="both"/>
+            </w:pPr>
+            <w:r>
+              <w:t>Определение итоговой суммы и сравнение с нормами</w:t>
+            </w:r>
+          </w:p>
+        </w:tc>
+        <w:tc>
+          <w:tcPr>
+            <w:tcW w:w="2042" w:type="dxa"/>
+          </w:tcPr>
+          <w:p>
+            <w:pPr>
+              <w:spacing w:after="0" w:line="240" w:lineRule="auto"/>
+              <w:jc w:val="both"/>
+            </w:pPr>
+            <w:r>
+              <w:t>Преподаватель</w:t>
+            </w:r>
+          </w:p>
+        </w:tc>
+        <w:tc>
+          <w:tcPr>
+            <w:tcW w:w="2047" w:type="dxa"/>
+          </w:tcPr>
+          <w:p>
+            <w:pPr>
+              <w:spacing w:after="0" w:line="240" w:lineRule="auto"/>
+              <w:jc w:val="both"/>
+            </w:pPr>
+            <w:r>
+              <w:t>По мере необходимости</w:t>
+            </w:r>
+          </w:p>
+        </w:tc>
+        <w:tc>
+          <w:tcPr>
+            <w:tcW w:w="2075" w:type="dxa"/>
+          </w:tcPr>
+          <w:p>
+            <w:pPr>
+              <w:spacing w:after="0" w:line="240" w:lineRule="auto"/>
+              <w:jc w:val="both"/>
+            </w:pPr>
+            <w:r>
+              <w:t>Критерии оценивания</w:t>
+            </w:r>
+          </w:p>
+        </w:tc>
+        <w:tc>
+          <w:tcPr>
+            <w:tcW w:w="2290" w:type="dxa"/>
+          </w:tcPr>
+          <w:p>
+            <w:pPr>
+              <w:spacing w:after="0" w:line="240" w:lineRule="auto"/>
+              <w:jc w:val="both"/>
+            </w:pPr>
+            <w:r>
+              <w:t>Нет</w:t>
+            </w:r>
+          </w:p>
+        </w:tc>
+        <w:tc>
+          <w:tcPr>
+            <w:tcW w:w="1994" w:type="dxa"/>
+          </w:tcPr>
+          <w:p>
+            <w:pPr>
+              <w:spacing w:after="0" w:line="240" w:lineRule="auto"/>
+              <w:jc w:val="both"/>
+            </w:pPr>
+            <w:r>
+              <w:t>Нет</w:t>
+            </w:r>
+          </w:p>
+        </w:tc>
+      </w:tr>
+      <w:tr>
+        <w:tc>
+          <w:tcPr>
+            <w:tcW w:w="2044" w:type="dxa"/>
+          </w:tcPr>
+          <w:p>
+            <w:pPr>
+              <w:spacing w:after="0" w:line="240" w:lineRule="auto"/>
+              <w:jc w:val="both"/>
+            </w:pPr>
+            <w:r>
+              <w:lastRenderedPageBreak/>
+              <w:t>1-Пр-Тст_4</w:t>
+            </w:r>
+          </w:p>
+        </w:tc>
+        <w:tc>
+          <w:tcPr>
+            <w:tcW w:w="2068" w:type="dxa"/>
+          </w:tcPr>
+          <w:p>
+            <w:pPr>
+              <w:spacing w:after="0" w:line="240" w:lineRule="auto"/>
+              <w:jc w:val="both"/>
+            </w:pPr>
+            <w:r>
+              <w:t>Вписывание итоговой оценки в официальный бланк</w:t>
+            </w:r>
+          </w:p>
+        </w:tc>
+        <w:tc>
+          <w:tcPr>
+            <w:tcW w:w="2042" w:type="dxa"/>
+          </w:tcPr>
+          <w:p>
+            <w:pPr>
+              <w:spacing w:after="0" w:line="240" w:lineRule="auto"/>
+              <w:jc w:val="both"/>
+            </w:pPr>
+            <w:r>
+              <w:t>Преподаватель</w:t>
+            </w:r>
+          </w:p>
+        </w:tc>
+        <w:tc>
+          <w:tcPr>
+            <w:tcW w:w="2047" w:type="dxa"/>
+          </w:tcPr>
+          <w:p>
+            <w:pPr>
+              <w:spacing w:after="0" w:line="240" w:lineRule="auto"/>
+              <w:jc w:val="both"/>
+            </w:pPr>
+            <w:r>
+              <w:t>После завершения оценки всех работ</w:t>
+            </w:r>
+          </w:p>
+        </w:tc>
+        <w:tc>
+          <w:tcPr>
+            <w:tcW w:w="2075" w:type="dxa"/>
+          </w:tcPr>
+          <w:p>
+            <w:pPr>
+              <w:spacing w:after="0" w:line="240" w:lineRule="auto"/>
+              <w:jc w:val="both"/>
+            </w:pPr>
+            <w:r>
+              <w:t>Нет</w:t>
+            </w:r>
+          </w:p>
+        </w:tc>
+        <w:tc>
+          <w:tcPr>
+            <w:tcW w:w="2290" w:type="dxa"/>
+          </w:tcPr>
+          <w:p>
+            <w:pPr>
+              <w:spacing w:after="0" w:line="240" w:lineRule="auto"/>
+              <w:jc w:val="both"/>
+            </w:pPr>
+            <w:r>
+              <w:t>Экзаменационная ведомость</w:t>
+            </w:r>
+          </w:p>
+        </w:tc>
+        <w:tc>
+          <w:tcPr>
+            <w:tcW w:w="1994" w:type="dxa"/>
+          </w:tcPr>
+          <w:p>
+            <w:pPr>
+              <w:spacing w:after="0" w:line="240" w:lineRule="auto"/>
+              <w:jc w:val="both"/>
+            </w:pPr>
+            <w:r>
+              <w:t>Нет</w:t>
+            </w:r>
+          </w:p>
+        </w:tc>
+      </w:tr>
+      <w:tr>
+        <w:tc>
+          <w:tcPr>
+            <w:tcW w:w="2044" w:type="dxa"/>
+          </w:tcPr>
+          <w:p>
+            <w:pPr>
+              <w:spacing w:after="0" w:line="240" w:lineRule="auto"/>
+              <w:jc w:val="both"/>
+            </w:pPr>
+            <w:r>
+              <w:t>1-Пр-Тст_5</w:t>
+            </w:r>
+          </w:p>
+        </w:tc>
+        <w:tc>
+          <w:tcPr>
+            <w:tcW w:w="2068" w:type="dxa"/>
+          </w:tcPr>
+          <w:p>
+            <w:pPr>
+              <w:spacing w:after="0" w:line="240" w:lineRule="auto"/>
+              <w:jc w:val="both"/>
+            </w:pPr>
+            <w:r>
+              <w:t>Проверка корректности заполнения и регистрация</w:t>
+            </w:r>
+          </w:p>
+        </w:tc>
+        <w:tc>
+          <w:tcPr>
+            <w:tcW w:w="2042" w:type="dxa"/>
+          </w:tcPr>
+          <w:p>
+            <w:pPr>
+              <w:spacing w:after="0" w:line="240" w:lineRule="auto"/>
+              <w:jc w:val="both"/>
+            </w:pPr>
+            <w:r>
+              <w:t>Секретарь деканата</w:t>
+            </w:r>
+          </w:p>
+        </w:tc>
+        <w:tc>
+          <w:tcPr>
+            <w:tcW w:w="2047" w:type="dxa"/>
+          </w:tcPr>
+          <w:p>
+            <w:pPr>
+              <w:spacing w:after="0" w:line="240" w:lineRule="auto"/>
+              <w:jc w:val="both"/>
+            </w:pPr>
+            <w:r>
+              <w:t>По мере поступления ведомостей</w:t>
+            </w:r>
+          </w:p>
+        </w:tc>
+        <w:tc>
+          <w:tcPr>
+            <w:tcW w:w="2075" w:type="dxa"/>
+          </w:tcPr>
+          <w:p>
+            <w:pPr>
+              <w:spacing w:after="0" w:line="240" w:lineRule="auto"/>
+              <w:jc w:val="both"/>
+            </w:pPr>
+            <w:r>
+              <w:t>Экзаменационная ведомость</w:t>
+            </w:r>
+          </w:p>
+        </w:tc>
+        <w:tc>
+          <w:tcPr>
+            <w:tcW w:w="2290" w:type="dxa"/>
+          </w:tcPr>
+          <w:p>
+            <w:pPr>
+              <w:spacing w:after="0" w:line="240" w:lineRule="auto"/>
+              <w:jc w:val="both"/>
+            </w:pPr>
+            <w:r>
+              <w:t>Нет</w:t>
+            </w:r>
+          </w:p>
+        </w:tc>
+        <w:tc>
+          <w:tcPr>
+            <w:tcW w:w="1994" w:type="dxa"/>
+          </w:tcPr>
+          <w:p>
+            <w:pPr>
+              <w:spacing w:after="0" w:line="240" w:lineRule="auto"/>
+              <w:jc w:val="both"/>
+            </w:pPr>
+            <w:r>
+              <w:t>Нет</w:t>
             </w:r>
           </w:p>
         </w:tc>
@@ -5078,49 +7716,48 @@
     </w:tbl>
     <w:p>
       <w:pPr>
+        <w:widowControl w:val="0"/>
         <w:rPr>
-          <w:color w:val="FF0000"/>
-          <w:sz w:val="28"/>
-          <w:szCs w:val="28"/>
+          <w:rFonts w:eastAsia="Arial" w:cs="Times New Roman"/>
+          <w:b/>
+          <w:color w:val="000000"/>
+          <w:spacing w:val="-3"/>
+          <w:szCs w:val="24"/>
+          <w:highlight w:val="yellow"/>
+          <w:u w:val="single"/>
+          <w:shd w:val="clear" w:color="auto" w:fill="FFFFFF"/>
         </w:rPr>
-      </w:pPr>
-      <w:r>
-        <w:rPr>
-          <w:color w:val="FF0000"/>
-          <w:sz w:val="28"/>
-          <w:szCs w:val="28"/>
-        </w:rPr>
-        <w:t>Описание представлено в папке</w:t>
-      </w:r>
+        <w:sectPr>
+          <w:pgSz w:w="16838" w:h="11906" w:orient="landscape"/>
+          <w:pgMar w:top="1701" w:right="1134" w:bottom="850" w:left="1134" w:header="708" w:footer="708" w:gutter="0"/>
+          <w:cols w:space="708"/>
+          <w:titlePg/>
+          <w:docGrid w:linePitch="360"/>
+        </w:sectPr>
+      </w:pPr>
     </w:p>
     <w:p>
       <w:pPr>
         <w:pStyle w:val="2"/>
-        <w:rPr>
-          <w:color w:val="FF0000"/>
-        </w:rPr>
-      </w:pPr>
-      <w:bookmarkStart w:id="11" w:name="_Toc214279684"/>
-      <w:r>
-        <w:rPr>
-          <w:color w:val="FF0000"/>
-        </w:rPr>
+      </w:pPr>
+      <w:r>
+        <w:lastRenderedPageBreak/>
         <w:t>Структурный анализ</w:t>
       </w:r>
-      <w:bookmarkEnd w:id="11"/>
+      <w:bookmarkEnd w:id="10"/>
     </w:p>
     <w:p>
       <w:pPr>
         <w:spacing w:after="0" w:line="276" w:lineRule="auto"/>
         <w:jc w:val="right"/>
         <w:rPr>
-          <w:color w:val="FF0000"/>
+          <w:color w:val="000000" w:themeColor="text1"/>
           <w:szCs w:val="24"/>
         </w:rPr>
       </w:pPr>
       <w:r>
         <w:rPr>
-          <w:color w:val="FF0000"/>
+          <w:color w:val="000000" w:themeColor="text1"/>
           <w:szCs w:val="24"/>
         </w:rPr>
         <w:t>Таблица №5 «Структурный анализ по 5 направлениям на 3 уровнях»</w:t>
@@ -5152,13 +7789,13 @@
               <w:jc w:val="center"/>
               <w:rPr>
                 <w:b/>
-                <w:color w:val="FF0000"/>
+                <w:color w:val="000000" w:themeColor="text1"/>
               </w:rPr>
             </w:pPr>
             <w:r>
               <w:rPr>
                 <w:b/>
-                <w:color w:val="FF0000"/>
+                <w:color w:val="000000" w:themeColor="text1"/>
               </w:rPr>
               <w:t>Внешний уровень</w:t>
             </w:r>
@@ -5178,13 +7815,13 @@
               <w:jc w:val="center"/>
               <w:rPr>
                 <w:b/>
-                <w:color w:val="FF0000"/>
+                <w:color w:val="000000" w:themeColor="text1"/>
               </w:rPr>
             </w:pPr>
             <w:r>
               <w:rPr>
                 <w:b/>
-                <w:color w:val="FF0000"/>
+                <w:color w:val="000000" w:themeColor="text1"/>
               </w:rPr>
               <w:t>Концептуальный уровень</w:t>
             </w:r>
@@ -5204,13 +7841,13 @@
               <w:jc w:val="center"/>
               <w:rPr>
                 <w:b/>
-                <w:color w:val="FF0000"/>
+                <w:color w:val="000000" w:themeColor="text1"/>
               </w:rPr>
             </w:pPr>
             <w:r>
               <w:rPr>
                 <w:b/>
-                <w:color w:val="FF0000"/>
+                <w:color w:val="000000" w:themeColor="text1"/>
               </w:rPr>
               <w:t>Внутренний уровень</w:t>
             </w:r>
@@ -5231,14 +7868,14 @@
               <w:rPr>
                 <w:b/>
                 <w:bCs/>
-                <w:color w:val="FF0000"/>
+                <w:color w:val="000000" w:themeColor="text1"/>
               </w:rPr>
             </w:pPr>
             <w:r>
               <w:rPr>
                 <w:b/>
                 <w:bCs/>
-                <w:color w:val="FF0000"/>
+                <w:color w:val="000000" w:themeColor="text1"/>
               </w:rPr>
               <w:t>Объектная структура</w:t>
             </w:r>
@@ -5256,9 +7893,23 @@
               <w:spacing w:after="0" w:line="240" w:lineRule="auto"/>
               <w:jc w:val="center"/>
               <w:rPr>
-                <w:color w:val="FF0000"/>
-              </w:rPr>
-            </w:pPr>
+                <w:color w:val="000000" w:themeColor="text1"/>
+              </w:rPr>
+            </w:pPr>
+            <w:r>
+              <w:rPr>
+                <w:color w:val="000000" w:themeColor="text1"/>
+              </w:rPr>
+              <w:t>Бланк</w:t>
+            </w:r>
+            <w:bookmarkStart w:id="12" w:name="_GoBack"/>
+            <w:bookmarkEnd w:id="12"/>
+            <w:r>
+              <w:rPr>
+                <w:color w:val="000000" w:themeColor="text1"/>
+              </w:rPr>
+              <w:t xml:space="preserve"> ответов, Ключ теста, Критерии оценивания, Экзаменационная ведомость, Списки групп.</w:t>
+            </w:r>
           </w:p>
         </w:tc>
         <w:tc>
@@ -5271,9 +7922,12 @@
               <w:spacing w:after="0" w:line="240" w:lineRule="auto"/>
               <w:jc w:val="center"/>
               <w:rPr>
-                <w:color w:val="FF0000"/>
-              </w:rPr>
-            </w:pPr>
+                <w:color w:val="000000" w:themeColor="text1"/>
+              </w:rPr>
+            </w:pPr>
+            <w:r>
+              <w:t>Студент (ФИО, гр.), Преподаватель (кафедра), Тест (ID, вопросы), Ведомость (оценки, дата).</w:t>
+            </w:r>
           </w:p>
         </w:tc>
         <w:tc>
@@ -5286,9 +7940,28 @@
               <w:spacing w:after="0" w:line="240" w:lineRule="auto"/>
               <w:jc w:val="center"/>
               <w:rPr>
-                <w:color w:val="FF0000"/>
-              </w:rPr>
-            </w:pPr>
+                <w:color w:val="000000" w:themeColor="text1"/>
+              </w:rPr>
+            </w:pPr>
+            <w:r>
+              <w:t>Физическая реализация данных в таблицах БД (SQL), структура входных форм (JSON/XML) и шаблоны выходных отчетов (.</w:t>
+            </w:r>
+            <w:proofErr w:type="spellStart"/>
+            <w:r>
+              <w:t>docx</w:t>
+            </w:r>
+            <w:proofErr w:type="spellEnd"/>
+            <w:r>
+              <w:t>/.</w:t>
+            </w:r>
+            <w:proofErr w:type="spellStart"/>
+            <w:r>
+              <w:t>pdf</w:t>
+            </w:r>
+            <w:proofErr w:type="spellEnd"/>
+            <w:r>
+              <w:t>) для печати ведомостей.</w:t>
+            </w:r>
           </w:p>
         </w:tc>
       </w:tr>
@@ -5309,14 +7982,14 @@
               <w:rPr>
                 <w:b/>
                 <w:bCs/>
-                <w:color w:val="FF0000"/>
+                <w:color w:val="000000" w:themeColor="text1"/>
               </w:rPr>
             </w:pPr>
             <w:r>
               <w:rPr>
                 <w:b/>
                 <w:bCs/>
-                <w:color w:val="FF0000"/>
+                <w:color w:val="000000" w:themeColor="text1"/>
               </w:rPr>
               <w:t>Функциональная структура</w:t>
             </w:r>
@@ -5337,9 +8010,12 @@
               <w:spacing w:after="0" w:line="240" w:lineRule="auto"/>
               <w:jc w:val="center"/>
               <w:rPr>
-                <w:color w:val="FF0000"/>
-              </w:rPr>
-            </w:pPr>
+                <w:color w:val="000000" w:themeColor="text1"/>
+              </w:rPr>
+            </w:pPr>
+            <w:r>
+              <w:t>Управление тестами, назначение тестирования, Прохождение тестирования, Проверка результатов тестирования, документирование результатов тестирования</w:t>
+            </w:r>
           </w:p>
         </w:tc>
         <w:tc>
@@ -5355,9 +8031,12 @@
               <w:spacing w:after="0" w:line="240" w:lineRule="auto"/>
               <w:jc w:val="center"/>
               <w:rPr>
-                <w:color w:val="FF0000"/>
-              </w:rPr>
-            </w:pPr>
+                <w:color w:val="000000" w:themeColor="text1"/>
+              </w:rPr>
+            </w:pPr>
+            <w:r>
+              <w:t>Разделение процесса проверки на подфункции: сравнение ответа с эталоном, расчет процента верных ответов и интерпретация результата согласно выбранным критериям.</w:t>
+            </w:r>
           </w:p>
         </w:tc>
         <w:tc>
@@ -5373,9 +8052,36 @@
               <w:spacing w:after="0" w:line="240" w:lineRule="auto"/>
               <w:jc w:val="center"/>
               <w:rPr>
-                <w:color w:val="FF0000"/>
-              </w:rPr>
-            </w:pPr>
+                <w:color w:val="000000" w:themeColor="text1"/>
+              </w:rPr>
+            </w:pPr>
+            <w:r>
+              <w:t>Реализация функций в виде программных библиотек: «</w:t>
+            </w:r>
+            <w:proofErr w:type="spellStart"/>
+            <w:r>
+              <w:t>Logic_Grader</w:t>
+            </w:r>
+            <w:proofErr w:type="spellEnd"/>
+            <w:r>
+              <w:t>» для расчетов, «</w:t>
+            </w:r>
+            <w:proofErr w:type="spellStart"/>
+            <w:r>
+              <w:t>Module_UI</w:t>
+            </w:r>
+            <w:proofErr w:type="spellEnd"/>
+            <w:r>
+              <w:t>» для ввода данных и «</w:t>
+            </w:r>
+            <w:proofErr w:type="spellStart"/>
+            <w:r>
+              <w:t>DB_Connector</w:t>
+            </w:r>
+            <w:proofErr w:type="spellEnd"/>
+            <w:r>
+              <w:t>» для сохранения результатов в базу.</w:t>
+            </w:r>
           </w:p>
         </w:tc>
       </w:tr>
@@ -5393,14 +8099,14 @@
               <w:rPr>
                 <w:b/>
                 <w:bCs/>
-                <w:color w:val="FF0000"/>
+                <w:color w:val="000000" w:themeColor="text1"/>
               </w:rPr>
             </w:pPr>
             <w:r>
               <w:rPr>
                 <w:b/>
                 <w:bCs/>
-                <w:color w:val="FF0000"/>
+                <w:color w:val="000000" w:themeColor="text1"/>
               </w:rPr>
               <w:t>Структура управления</w:t>
             </w:r>
@@ -5418,9 +8124,12 @@
               <w:spacing w:after="0" w:line="240" w:lineRule="auto"/>
               <w:jc w:val="center"/>
               <w:rPr>
-                <w:color w:val="FF0000"/>
-              </w:rPr>
-            </w:pPr>
+                <w:color w:val="000000" w:themeColor="text1"/>
+              </w:rPr>
+            </w:pPr>
+            <w:r>
+              <w:t>Событие «Завершение теста студентом», вызывающее старт проверки; требование к соблюдению регламента сроков выставления оценок в сессию.</w:t>
+            </w:r>
           </w:p>
         </w:tc>
         <w:tc>
@@ -5433,9 +8142,12 @@
               <w:spacing w:after="0" w:line="240" w:lineRule="auto"/>
               <w:jc w:val="center"/>
               <w:rPr>
-                <w:color w:val="FF0000"/>
-              </w:rPr>
-            </w:pPr>
+                <w:color w:val="000000" w:themeColor="text1"/>
+              </w:rPr>
+            </w:pPr>
+            <w:r>
+              <w:t>Определение условий: оценка «Зачет» выставляется только при &gt;60% верных ответов; переход прав на редактирование ведомости от преподавателя к секретарю.</w:t>
+            </w:r>
           </w:p>
         </w:tc>
         <w:tc>
@@ -5448,9 +8160,12 @@
               <w:spacing w:after="0" w:line="240" w:lineRule="auto"/>
               <w:jc w:val="center"/>
               <w:rPr>
-                <w:color w:val="FF0000"/>
-              </w:rPr>
-            </w:pPr>
+                <w:color w:val="000000" w:themeColor="text1"/>
+              </w:rPr>
+            </w:pPr>
+            <w:r>
+              <w:t>Автоматический вызов процедуры пересчета рейтинга при изменении балла; системные прерывания и триггеры БД на обновление статуса документа.</w:t>
+            </w:r>
           </w:p>
         </w:tc>
       </w:tr>
@@ -5468,16 +8183,15 @@
               <w:rPr>
                 <w:b/>
                 <w:bCs/>
-                <w:color w:val="FF0000"/>
+                <w:color w:val="000000" w:themeColor="text1"/>
               </w:rPr>
             </w:pPr>
             <w:r>
               <w:rPr>
                 <w:b/>
                 <w:bCs/>
-                <w:color w:val="FF0000"/>
-              </w:rPr>
-              <w:lastRenderedPageBreak/>
+                <w:color w:val="000000" w:themeColor="text1"/>
+              </w:rPr>
               <w:t>Организационная структура</w:t>
             </w:r>
           </w:p>
@@ -5494,9 +8208,12 @@
               <w:spacing w:after="0" w:line="240" w:lineRule="auto"/>
               <w:jc w:val="center"/>
               <w:rPr>
-                <w:color w:val="FF0000"/>
-              </w:rPr>
-            </w:pPr>
+                <w:color w:val="000000" w:themeColor="text1"/>
+              </w:rPr>
+            </w:pPr>
+            <w:r>
+              <w:t>Иерархия подчинения: Деканат (контроль), Методический отдел (контент) и Кафедры (исполнение в лице преподавателей).</w:t>
+            </w:r>
           </w:p>
         </w:tc>
         <w:tc>
@@ -5509,9 +8226,12 @@
               <w:spacing w:after="0" w:line="240" w:lineRule="auto"/>
               <w:jc w:val="center"/>
               <w:rPr>
-                <w:color w:val="FF0000"/>
-              </w:rPr>
-            </w:pPr>
+                <w:color w:val="000000" w:themeColor="text1"/>
+              </w:rPr>
+            </w:pPr>
+            <w:r>
+              <w:t>Описание полномочий: Методист готовит тесты, Преподаватель рецензирует работы, Секретарь регистрирует итоговые документы.</w:t>
+            </w:r>
           </w:p>
         </w:tc>
         <w:tc>
@@ -5524,9 +8244,36 @@
               <w:spacing w:after="0" w:line="240" w:lineRule="auto"/>
               <w:jc w:val="center"/>
               <w:rPr>
-                <w:color w:val="FF0000"/>
-              </w:rPr>
-            </w:pPr>
+                <w:color w:val="000000" w:themeColor="text1"/>
+              </w:rPr>
+            </w:pPr>
+            <w:r>
+              <w:t>Техническая настройка уровней доступа к функциям системы (</w:t>
+            </w:r>
+            <w:proofErr w:type="spellStart"/>
+            <w:r>
+              <w:t>Role-Based</w:t>
+            </w:r>
+            <w:proofErr w:type="spellEnd"/>
+            <w:r>
+              <w:t xml:space="preserve"> </w:t>
+            </w:r>
+            <w:proofErr w:type="spellStart"/>
+            <w:r>
+              <w:t>Access</w:t>
+            </w:r>
+            <w:proofErr w:type="spellEnd"/>
+            <w:r>
+              <w:t xml:space="preserve"> </w:t>
+            </w:r>
+            <w:proofErr w:type="spellStart"/>
+            <w:r>
+              <w:t>Control</w:t>
+            </w:r>
+            <w:proofErr w:type="spellEnd"/>
+            <w:r>
+              <w:t>): чтение, запись или полное администрирование баз данных.</w:t>
+            </w:r>
           </w:p>
         </w:tc>
       </w:tr>
@@ -5543,13 +8290,13 @@
               <w:jc w:val="center"/>
               <w:rPr>
                 <w:b/>
-                <w:color w:val="FF0000"/>
+                <w:color w:val="000000" w:themeColor="text1"/>
               </w:rPr>
             </w:pPr>
             <w:r>
               <w:rPr>
                 <w:b/>
-                <w:color w:val="FF0000"/>
+                <w:color w:val="000000" w:themeColor="text1"/>
               </w:rPr>
               <w:t>Техническая структура</w:t>
             </w:r>
@@ -5567,9 +8314,12 @@
               <w:spacing w:after="0" w:line="240" w:lineRule="auto"/>
               <w:jc w:val="center"/>
               <w:rPr>
-                <w:color w:val="FF0000"/>
-              </w:rPr>
-            </w:pPr>
+                <w:color w:val="000000" w:themeColor="text1"/>
+              </w:rPr>
+            </w:pPr>
+            <w:r>
+              <w:t>Типовые рабочие места (АРМ) на базе персональных компьютеров, серверная станция для БД и сетевая инфраструктура (маршрутизаторы, кабели).</w:t>
+            </w:r>
           </w:p>
         </w:tc>
         <w:tc>
@@ -5582,9 +8332,12 @@
               <w:spacing w:after="0" w:line="240" w:lineRule="auto"/>
               <w:jc w:val="center"/>
               <w:rPr>
-                <w:color w:val="FF0000"/>
-              </w:rPr>
-            </w:pPr>
+                <w:color w:val="000000" w:themeColor="text1"/>
+              </w:rPr>
+            </w:pPr>
+            <w:r>
+              <w:t>Передача данных по защищенным каналам связи (локальная сеть), физическое перемещение распечатанных ведомостей и экспорт данных через API.</w:t>
+            </w:r>
           </w:p>
         </w:tc>
         <w:tc>
@@ -5597,9 +8350,12 @@
               <w:spacing w:after="0" w:line="240" w:lineRule="auto"/>
               <w:jc w:val="center"/>
               <w:rPr>
-                <w:color w:val="FF0000"/>
-              </w:rPr>
-            </w:pPr>
+                <w:color w:val="000000" w:themeColor="text1"/>
+              </w:rPr>
+            </w:pPr>
+            <w:r>
+              <w:t>Построение системы по модели «клиент-сервер» (веб-интерфейс или десктоп-клиент), обеспечивающей централизованное хранение данных и удаленный доступ.</w:t>
+            </w:r>
           </w:p>
         </w:tc>
       </w:tr>
@@ -5702,7 +8458,7 @@
             <w:sz w:val="28"/>
             <w:szCs w:val="28"/>
           </w:rPr>
-          <w:t>6</w:t>
+          <w:t>10</w:t>
         </w:r>
         <w:r>
           <w:rPr>
@@ -5746,6 +8502,268 @@
 <file path=word/numbering.xml><?xml version="1.0" encoding="utf-8"?>
 <w:numbering xmlns:wpc="http://schemas.microsoft.com/office/word/2010/wordprocessingCanvas" xmlns:cx="http://schemas.microsoft.com/office/drawing/2014/chartex" xmlns:mc="http://schemas.openxmlformats.org/markup-compatibility/2006" xmlns:o="urn:schemas-microsoft-com:office:office" xmlns:r="http://schemas.openxmlformats.org/officeDocument/2006/relationships" xmlns:m="http://schemas.openxmlformats.org/officeDocument/2006/math" xmlns:v="urn:schemas-microsoft-com:vml" xmlns:wp14="http://schemas.microsoft.com/office/word/2010/wordprocessingDrawing" xmlns:wp="http://schemas.openxmlformats.org/drawingml/2006/wordprocessingDrawing" xmlns:w10="urn:schemas-microsoft-com:office:word" xmlns:w="http://schemas.openxmlformats.org/wordprocessingml/2006/main" xmlns:w14="http://schemas.microsoft.com/office/word/2010/wordml" xmlns:w15="http://schemas.microsoft.com/office/word/2012/wordml" xmlns:w16se="http://schemas.microsoft.com/office/word/2015/wordml/symex" xmlns:wpg="http://schemas.microsoft.com/office/word/2010/wordprocessingGroup" xmlns:wpi="http://schemas.microsoft.com/office/word/2010/wordprocessingInk" xmlns:wne="http://schemas.microsoft.com/office/word/2006/wordml" xmlns:wps="http://schemas.microsoft.com/office/word/2010/wordprocessingShape" mc:Ignorable="w14 w15 w16se wp14">
   <w:abstractNum w:abstractNumId="0" w15:restartNumberingAfterBreak="0">
+    <w:nsid w:val="15CF69A6"/>
+    <w:multiLevelType w:val="multilevel"/>
+    <w:tmpl w:val="A6965AD8"/>
+    <w:lvl w:ilvl="0">
+      <w:start w:val="1"/>
+      <w:numFmt w:val="decimal"/>
+      <w:lvlText w:val="%1."/>
+      <w:lvlJc w:val="left"/>
+      <w:pPr>
+        <w:tabs>
+          <w:tab w:val="num" w:pos="720"/>
+        </w:tabs>
+        <w:ind w:left="720" w:hanging="360"/>
+      </w:pPr>
+    </w:lvl>
+    <w:lvl w:ilvl="1" w:tentative="1">
+      <w:start w:val="1"/>
+      <w:numFmt w:val="decimal"/>
+      <w:lvlText w:val="%2."/>
+      <w:lvlJc w:val="left"/>
+      <w:pPr>
+        <w:tabs>
+          <w:tab w:val="num" w:pos="1440"/>
+        </w:tabs>
+        <w:ind w:left="1440" w:hanging="360"/>
+      </w:pPr>
+    </w:lvl>
+    <w:lvl w:ilvl="2" w:tentative="1">
+      <w:start w:val="1"/>
+      <w:numFmt w:val="decimal"/>
+      <w:lvlText w:val="%3."/>
+      <w:lvlJc w:val="left"/>
+      <w:pPr>
+        <w:tabs>
+          <w:tab w:val="num" w:pos="2160"/>
+        </w:tabs>
+        <w:ind w:left="2160" w:hanging="360"/>
+      </w:pPr>
+    </w:lvl>
+    <w:lvl w:ilvl="3" w:tentative="1">
+      <w:start w:val="1"/>
+      <w:numFmt w:val="decimal"/>
+      <w:lvlText w:val="%4."/>
+      <w:lvlJc w:val="left"/>
+      <w:pPr>
+        <w:tabs>
+          <w:tab w:val="num" w:pos="2880"/>
+        </w:tabs>
+        <w:ind w:left="2880" w:hanging="360"/>
+      </w:pPr>
+    </w:lvl>
+    <w:lvl w:ilvl="4" w:tentative="1">
+      <w:start w:val="1"/>
+      <w:numFmt w:val="decimal"/>
+      <w:lvlText w:val="%5."/>
+      <w:lvlJc w:val="left"/>
+      <w:pPr>
+        <w:tabs>
+          <w:tab w:val="num" w:pos="3600"/>
+        </w:tabs>
+        <w:ind w:left="3600" w:hanging="360"/>
+      </w:pPr>
+    </w:lvl>
+    <w:lvl w:ilvl="5" w:tentative="1">
+      <w:start w:val="1"/>
+      <w:numFmt w:val="decimal"/>
+      <w:lvlText w:val="%6."/>
+      <w:lvlJc w:val="left"/>
+      <w:pPr>
+        <w:tabs>
+          <w:tab w:val="num" w:pos="4320"/>
+        </w:tabs>
+        <w:ind w:left="4320" w:hanging="360"/>
+      </w:pPr>
+    </w:lvl>
+    <w:lvl w:ilvl="6" w:tentative="1">
+      <w:start w:val="1"/>
+      <w:numFmt w:val="decimal"/>
+      <w:lvlText w:val="%7."/>
+      <w:lvlJc w:val="left"/>
+      <w:pPr>
+        <w:tabs>
+          <w:tab w:val="num" w:pos="5040"/>
+        </w:tabs>
+        <w:ind w:left="5040" w:hanging="360"/>
+      </w:pPr>
+    </w:lvl>
+    <w:lvl w:ilvl="7" w:tentative="1">
+      <w:start w:val="1"/>
+      <w:numFmt w:val="decimal"/>
+      <w:lvlText w:val="%8."/>
+      <w:lvlJc w:val="left"/>
+      <w:pPr>
+        <w:tabs>
+          <w:tab w:val="num" w:pos="5760"/>
+        </w:tabs>
+        <w:ind w:left="5760" w:hanging="360"/>
+      </w:pPr>
+    </w:lvl>
+    <w:lvl w:ilvl="8" w:tentative="1">
+      <w:start w:val="1"/>
+      <w:numFmt w:val="decimal"/>
+      <w:lvlText w:val="%9."/>
+      <w:lvlJc w:val="left"/>
+      <w:pPr>
+        <w:tabs>
+          <w:tab w:val="num" w:pos="6480"/>
+        </w:tabs>
+        <w:ind w:left="6480" w:hanging="360"/>
+      </w:pPr>
+    </w:lvl>
+  </w:abstractNum>
+  <w:abstractNum w:abstractNumId="1" w15:restartNumberingAfterBreak="0">
+    <w:nsid w:val="1A7359A7"/>
+    <w:multiLevelType w:val="multilevel"/>
+    <w:tmpl w:val="63C26CCA"/>
+    <w:lvl w:ilvl="0">
+      <w:start w:val="1"/>
+      <w:numFmt w:val="bullet"/>
+      <w:lvlText w:val=""/>
+      <w:lvlJc w:val="left"/>
+      <w:pPr>
+        <w:tabs>
+          <w:tab w:val="num" w:pos="720"/>
+        </w:tabs>
+        <w:ind w:left="720" w:hanging="360"/>
+      </w:pPr>
+      <w:rPr>
+        <w:rFonts w:ascii="Symbol" w:hAnsi="Symbol" w:hint="default"/>
+        <w:sz w:val="20"/>
+      </w:rPr>
+    </w:lvl>
+    <w:lvl w:ilvl="1" w:tentative="1">
+      <w:start w:val="1"/>
+      <w:numFmt w:val="bullet"/>
+      <w:lvlText w:val="o"/>
+      <w:lvlJc w:val="left"/>
+      <w:pPr>
+        <w:tabs>
+          <w:tab w:val="num" w:pos="1440"/>
+        </w:tabs>
+        <w:ind w:left="1440" w:hanging="360"/>
+      </w:pPr>
+      <w:rPr>
+        <w:rFonts w:ascii="Courier New" w:hAnsi="Courier New" w:hint="default"/>
+        <w:sz w:val="20"/>
+      </w:rPr>
+    </w:lvl>
+    <w:lvl w:ilvl="2" w:tentative="1">
+      <w:start w:val="1"/>
+      <w:numFmt w:val="bullet"/>
+      <w:lvlText w:val=""/>
+      <w:lvlJc w:val="left"/>
+      <w:pPr>
+        <w:tabs>
+          <w:tab w:val="num" w:pos="2160"/>
+        </w:tabs>
+        <w:ind w:left="2160" w:hanging="360"/>
+      </w:pPr>
+      <w:rPr>
+        <w:rFonts w:ascii="Wingdings" w:hAnsi="Wingdings" w:hint="default"/>
+        <w:sz w:val="20"/>
+      </w:rPr>
+    </w:lvl>
+    <w:lvl w:ilvl="3" w:tentative="1">
+      <w:start w:val="1"/>
+      <w:numFmt w:val="bullet"/>
+      <w:lvlText w:val=""/>
+      <w:lvlJc w:val="left"/>
+      <w:pPr>
+        <w:tabs>
+          <w:tab w:val="num" w:pos="2880"/>
+        </w:tabs>
+        <w:ind w:left="2880" w:hanging="360"/>
+      </w:pPr>
+      <w:rPr>
+        <w:rFonts w:ascii="Wingdings" w:hAnsi="Wingdings" w:hint="default"/>
+        <w:sz w:val="20"/>
+      </w:rPr>
+    </w:lvl>
+    <w:lvl w:ilvl="4" w:tentative="1">
+      <w:start w:val="1"/>
+      <w:numFmt w:val="bullet"/>
+      <w:lvlText w:val=""/>
+      <w:lvlJc w:val="left"/>
+      <w:pPr>
+        <w:tabs>
+          <w:tab w:val="num" w:pos="3600"/>
+        </w:tabs>
+        <w:ind w:left="3600" w:hanging="360"/>
+      </w:pPr>
+      <w:rPr>
+        <w:rFonts w:ascii="Wingdings" w:hAnsi="Wingdings" w:hint="default"/>
+        <w:sz w:val="20"/>
+      </w:rPr>
+    </w:lvl>
+    <w:lvl w:ilvl="5" w:tentative="1">
+      <w:start w:val="1"/>
+      <w:numFmt w:val="bullet"/>
+      <w:lvlText w:val=""/>
+      <w:lvlJc w:val="left"/>
+      <w:pPr>
+        <w:tabs>
+          <w:tab w:val="num" w:pos="4320"/>
+        </w:tabs>
+        <w:ind w:left="4320" w:hanging="360"/>
+      </w:pPr>
+      <w:rPr>
+        <w:rFonts w:ascii="Wingdings" w:hAnsi="Wingdings" w:hint="default"/>
+        <w:sz w:val="20"/>
+      </w:rPr>
+    </w:lvl>
+    <w:lvl w:ilvl="6" w:tentative="1">
+      <w:start w:val="1"/>
+      <w:numFmt w:val="bullet"/>
+      <w:lvlText w:val=""/>
+      <w:lvlJc w:val="left"/>
+      <w:pPr>
+        <w:tabs>
+          <w:tab w:val="num" w:pos="5040"/>
+        </w:tabs>
+        <w:ind w:left="5040" w:hanging="360"/>
+      </w:pPr>
+      <w:rPr>
+        <w:rFonts w:ascii="Wingdings" w:hAnsi="Wingdings" w:hint="default"/>
+        <w:sz w:val="20"/>
+      </w:rPr>
+    </w:lvl>
+    <w:lvl w:ilvl="7" w:tentative="1">
+      <w:start w:val="1"/>
+      <w:numFmt w:val="bullet"/>
+      <w:lvlText w:val=""/>
+      <w:lvlJc w:val="left"/>
+      <w:pPr>
+        <w:tabs>
+          <w:tab w:val="num" w:pos="5760"/>
+        </w:tabs>
+        <w:ind w:left="5760" w:hanging="360"/>
+      </w:pPr>
+      <w:rPr>
+        <w:rFonts w:ascii="Wingdings" w:hAnsi="Wingdings" w:hint="default"/>
+        <w:sz w:val="20"/>
+      </w:rPr>
+    </w:lvl>
+    <w:lvl w:ilvl="8" w:tentative="1">
+      <w:start w:val="1"/>
+      <w:numFmt w:val="bullet"/>
+      <w:lvlText w:val=""/>
+      <w:lvlJc w:val="left"/>
+      <w:pPr>
+        <w:tabs>
+          <w:tab w:val="num" w:pos="6480"/>
+        </w:tabs>
+        <w:ind w:left="6480" w:hanging="360"/>
+      </w:pPr>
+      <w:rPr>
+        <w:rFonts w:ascii="Wingdings" w:hAnsi="Wingdings" w:hint="default"/>
+        <w:sz w:val="20"/>
+      </w:rPr>
+    </w:lvl>
+  </w:abstractNum>
+  <w:abstractNum w:abstractNumId="2" w15:restartNumberingAfterBreak="0">
     <w:nsid w:val="1B5379C8"/>
     <w:multiLevelType w:val="multilevel"/>
     <w:tmpl w:val="1B5379C8"/>
@@ -5765,7 +8783,6 @@
     <w:lvl w:ilvl="1">
       <w:start w:val="1"/>
       <w:numFmt w:val="decimal"/>
-      <w:pStyle w:val="2"/>
       <w:isLgl/>
       <w:lvlText w:val="%1.%2."/>
       <w:lvlJc w:val="left"/>
@@ -5868,8 +8885,1291 @@
       </w:rPr>
     </w:lvl>
   </w:abstractNum>
+  <w:abstractNum w:abstractNumId="3" w15:restartNumberingAfterBreak="0">
+    <w:nsid w:val="1BBE0ABD"/>
+    <w:multiLevelType w:val="hybridMultilevel"/>
+    <w:tmpl w:val="48E4A96A"/>
+    <w:lvl w:ilvl="0" w:tplc="04190001">
+      <w:start w:val="1"/>
+      <w:numFmt w:val="bullet"/>
+      <w:lvlText w:val=""/>
+      <w:lvlJc w:val="left"/>
+      <w:pPr>
+        <w:ind w:left="720" w:hanging="360"/>
+      </w:pPr>
+      <w:rPr>
+        <w:rFonts w:ascii="Symbol" w:hAnsi="Symbol" w:hint="default"/>
+      </w:rPr>
+    </w:lvl>
+    <w:lvl w:ilvl="1" w:tplc="04190003" w:tentative="1">
+      <w:start w:val="1"/>
+      <w:numFmt w:val="bullet"/>
+      <w:lvlText w:val="o"/>
+      <w:lvlJc w:val="left"/>
+      <w:pPr>
+        <w:ind w:left="1440" w:hanging="360"/>
+      </w:pPr>
+      <w:rPr>
+        <w:rFonts w:ascii="Courier New" w:hAnsi="Courier New" w:cs="Courier New" w:hint="default"/>
+      </w:rPr>
+    </w:lvl>
+    <w:lvl w:ilvl="2" w:tplc="04190005" w:tentative="1">
+      <w:start w:val="1"/>
+      <w:numFmt w:val="bullet"/>
+      <w:lvlText w:val=""/>
+      <w:lvlJc w:val="left"/>
+      <w:pPr>
+        <w:ind w:left="2160" w:hanging="360"/>
+      </w:pPr>
+      <w:rPr>
+        <w:rFonts w:ascii="Wingdings" w:hAnsi="Wingdings" w:hint="default"/>
+      </w:rPr>
+    </w:lvl>
+    <w:lvl w:ilvl="3" w:tplc="04190001" w:tentative="1">
+      <w:start w:val="1"/>
+      <w:numFmt w:val="bullet"/>
+      <w:lvlText w:val=""/>
+      <w:lvlJc w:val="left"/>
+      <w:pPr>
+        <w:ind w:left="2880" w:hanging="360"/>
+      </w:pPr>
+      <w:rPr>
+        <w:rFonts w:ascii="Symbol" w:hAnsi="Symbol" w:hint="default"/>
+      </w:rPr>
+    </w:lvl>
+    <w:lvl w:ilvl="4" w:tplc="04190003" w:tentative="1">
+      <w:start w:val="1"/>
+      <w:numFmt w:val="bullet"/>
+      <w:lvlText w:val="o"/>
+      <w:lvlJc w:val="left"/>
+      <w:pPr>
+        <w:ind w:left="3600" w:hanging="360"/>
+      </w:pPr>
+      <w:rPr>
+        <w:rFonts w:ascii="Courier New" w:hAnsi="Courier New" w:cs="Courier New" w:hint="default"/>
+      </w:rPr>
+    </w:lvl>
+    <w:lvl w:ilvl="5" w:tplc="04190005" w:tentative="1">
+      <w:start w:val="1"/>
+      <w:numFmt w:val="bullet"/>
+      <w:lvlText w:val=""/>
+      <w:lvlJc w:val="left"/>
+      <w:pPr>
+        <w:ind w:left="4320" w:hanging="360"/>
+      </w:pPr>
+      <w:rPr>
+        <w:rFonts w:ascii="Wingdings" w:hAnsi="Wingdings" w:hint="default"/>
+      </w:rPr>
+    </w:lvl>
+    <w:lvl w:ilvl="6" w:tplc="04190001" w:tentative="1">
+      <w:start w:val="1"/>
+      <w:numFmt w:val="bullet"/>
+      <w:lvlText w:val=""/>
+      <w:lvlJc w:val="left"/>
+      <w:pPr>
+        <w:ind w:left="5040" w:hanging="360"/>
+      </w:pPr>
+      <w:rPr>
+        <w:rFonts w:ascii="Symbol" w:hAnsi="Symbol" w:hint="default"/>
+      </w:rPr>
+    </w:lvl>
+    <w:lvl w:ilvl="7" w:tplc="04190003" w:tentative="1">
+      <w:start w:val="1"/>
+      <w:numFmt w:val="bullet"/>
+      <w:lvlText w:val="o"/>
+      <w:lvlJc w:val="left"/>
+      <w:pPr>
+        <w:ind w:left="5760" w:hanging="360"/>
+      </w:pPr>
+      <w:rPr>
+        <w:rFonts w:ascii="Courier New" w:hAnsi="Courier New" w:cs="Courier New" w:hint="default"/>
+      </w:rPr>
+    </w:lvl>
+    <w:lvl w:ilvl="8" w:tplc="04190005" w:tentative="1">
+      <w:start w:val="1"/>
+      <w:numFmt w:val="bullet"/>
+      <w:lvlText w:val=""/>
+      <w:lvlJc w:val="left"/>
+      <w:pPr>
+        <w:ind w:left="6480" w:hanging="360"/>
+      </w:pPr>
+      <w:rPr>
+        <w:rFonts w:ascii="Wingdings" w:hAnsi="Wingdings" w:hint="default"/>
+      </w:rPr>
+    </w:lvl>
+  </w:abstractNum>
+  <w:abstractNum w:abstractNumId="4" w15:restartNumberingAfterBreak="0">
+    <w:nsid w:val="20BB5173"/>
+    <w:multiLevelType w:val="hybridMultilevel"/>
+    <w:tmpl w:val="D098D27E"/>
+    <w:lvl w:ilvl="0" w:tplc="0419000F">
+      <w:start w:val="1"/>
+      <w:numFmt w:val="decimal"/>
+      <w:lvlText w:val="%1."/>
+      <w:lvlJc w:val="left"/>
+      <w:pPr>
+        <w:ind w:left="720" w:hanging="360"/>
+      </w:pPr>
+    </w:lvl>
+    <w:lvl w:ilvl="1" w:tplc="04190019" w:tentative="1">
+      <w:start w:val="1"/>
+      <w:numFmt w:val="lowerLetter"/>
+      <w:lvlText w:val="%2."/>
+      <w:lvlJc w:val="left"/>
+      <w:pPr>
+        <w:ind w:left="1440" w:hanging="360"/>
+      </w:pPr>
+    </w:lvl>
+    <w:lvl w:ilvl="2" w:tplc="0419001B" w:tentative="1">
+      <w:start w:val="1"/>
+      <w:numFmt w:val="lowerRoman"/>
+      <w:lvlText w:val="%3."/>
+      <w:lvlJc w:val="right"/>
+      <w:pPr>
+        <w:ind w:left="2160" w:hanging="180"/>
+      </w:pPr>
+    </w:lvl>
+    <w:lvl w:ilvl="3" w:tplc="0419000F" w:tentative="1">
+      <w:start w:val="1"/>
+      <w:numFmt w:val="decimal"/>
+      <w:lvlText w:val="%4."/>
+      <w:lvlJc w:val="left"/>
+      <w:pPr>
+        <w:ind w:left="2880" w:hanging="360"/>
+      </w:pPr>
+    </w:lvl>
+    <w:lvl w:ilvl="4" w:tplc="04190019" w:tentative="1">
+      <w:start w:val="1"/>
+      <w:numFmt w:val="lowerLetter"/>
+      <w:lvlText w:val="%5."/>
+      <w:lvlJc w:val="left"/>
+      <w:pPr>
+        <w:ind w:left="3600" w:hanging="360"/>
+      </w:pPr>
+    </w:lvl>
+    <w:lvl w:ilvl="5" w:tplc="0419001B" w:tentative="1">
+      <w:start w:val="1"/>
+      <w:numFmt w:val="lowerRoman"/>
+      <w:lvlText w:val="%6."/>
+      <w:lvlJc w:val="right"/>
+      <w:pPr>
+        <w:ind w:left="4320" w:hanging="180"/>
+      </w:pPr>
+    </w:lvl>
+    <w:lvl w:ilvl="6" w:tplc="0419000F" w:tentative="1">
+      <w:start w:val="1"/>
+      <w:numFmt w:val="decimal"/>
+      <w:lvlText w:val="%7."/>
+      <w:lvlJc w:val="left"/>
+      <w:pPr>
+        <w:ind w:left="5040" w:hanging="360"/>
+      </w:pPr>
+    </w:lvl>
+    <w:lvl w:ilvl="7" w:tplc="04190019" w:tentative="1">
+      <w:start w:val="1"/>
+      <w:numFmt w:val="lowerLetter"/>
+      <w:lvlText w:val="%8."/>
+      <w:lvlJc w:val="left"/>
+      <w:pPr>
+        <w:ind w:left="5760" w:hanging="360"/>
+      </w:pPr>
+    </w:lvl>
+    <w:lvl w:ilvl="8" w:tplc="0419001B" w:tentative="1">
+      <w:start w:val="1"/>
+      <w:numFmt w:val="lowerRoman"/>
+      <w:lvlText w:val="%9."/>
+      <w:lvlJc w:val="right"/>
+      <w:pPr>
+        <w:ind w:left="6480" w:hanging="180"/>
+      </w:pPr>
+    </w:lvl>
+  </w:abstractNum>
+  <w:abstractNum w:abstractNumId="5" w15:restartNumberingAfterBreak="0">
+    <w:nsid w:val="46091752"/>
+    <w:multiLevelType w:val="multilevel"/>
+    <w:tmpl w:val="D7D6E546"/>
+    <w:lvl w:ilvl="0">
+      <w:start w:val="1"/>
+      <w:numFmt w:val="bullet"/>
+      <w:lvlText w:val=""/>
+      <w:lvlJc w:val="left"/>
+      <w:pPr>
+        <w:tabs>
+          <w:tab w:val="num" w:pos="720"/>
+        </w:tabs>
+        <w:ind w:left="720" w:hanging="360"/>
+      </w:pPr>
+      <w:rPr>
+        <w:rFonts w:ascii="Symbol" w:hAnsi="Symbol" w:hint="default"/>
+        <w:sz w:val="20"/>
+      </w:rPr>
+    </w:lvl>
+    <w:lvl w:ilvl="1" w:tentative="1">
+      <w:start w:val="1"/>
+      <w:numFmt w:val="bullet"/>
+      <w:lvlText w:val="o"/>
+      <w:lvlJc w:val="left"/>
+      <w:pPr>
+        <w:tabs>
+          <w:tab w:val="num" w:pos="1440"/>
+        </w:tabs>
+        <w:ind w:left="1440" w:hanging="360"/>
+      </w:pPr>
+      <w:rPr>
+        <w:rFonts w:ascii="Courier New" w:hAnsi="Courier New" w:hint="default"/>
+        <w:sz w:val="20"/>
+      </w:rPr>
+    </w:lvl>
+    <w:lvl w:ilvl="2" w:tentative="1">
+      <w:start w:val="1"/>
+      <w:numFmt w:val="bullet"/>
+      <w:lvlText w:val=""/>
+      <w:lvlJc w:val="left"/>
+      <w:pPr>
+        <w:tabs>
+          <w:tab w:val="num" w:pos="2160"/>
+        </w:tabs>
+        <w:ind w:left="2160" w:hanging="360"/>
+      </w:pPr>
+      <w:rPr>
+        <w:rFonts w:ascii="Wingdings" w:hAnsi="Wingdings" w:hint="default"/>
+        <w:sz w:val="20"/>
+      </w:rPr>
+    </w:lvl>
+    <w:lvl w:ilvl="3" w:tentative="1">
+      <w:start w:val="1"/>
+      <w:numFmt w:val="bullet"/>
+      <w:lvlText w:val=""/>
+      <w:lvlJc w:val="left"/>
+      <w:pPr>
+        <w:tabs>
+          <w:tab w:val="num" w:pos="2880"/>
+        </w:tabs>
+        <w:ind w:left="2880" w:hanging="360"/>
+      </w:pPr>
+      <w:rPr>
+        <w:rFonts w:ascii="Wingdings" w:hAnsi="Wingdings" w:hint="default"/>
+        <w:sz w:val="20"/>
+      </w:rPr>
+    </w:lvl>
+    <w:lvl w:ilvl="4" w:tentative="1">
+      <w:start w:val="1"/>
+      <w:numFmt w:val="bullet"/>
+      <w:lvlText w:val=""/>
+      <w:lvlJc w:val="left"/>
+      <w:pPr>
+        <w:tabs>
+          <w:tab w:val="num" w:pos="3600"/>
+        </w:tabs>
+        <w:ind w:left="3600" w:hanging="360"/>
+      </w:pPr>
+      <w:rPr>
+        <w:rFonts w:ascii="Wingdings" w:hAnsi="Wingdings" w:hint="default"/>
+        <w:sz w:val="20"/>
+      </w:rPr>
+    </w:lvl>
+    <w:lvl w:ilvl="5" w:tentative="1">
+      <w:start w:val="1"/>
+      <w:numFmt w:val="bullet"/>
+      <w:lvlText w:val=""/>
+      <w:lvlJc w:val="left"/>
+      <w:pPr>
+        <w:tabs>
+          <w:tab w:val="num" w:pos="4320"/>
+        </w:tabs>
+        <w:ind w:left="4320" w:hanging="360"/>
+      </w:pPr>
+      <w:rPr>
+        <w:rFonts w:ascii="Wingdings" w:hAnsi="Wingdings" w:hint="default"/>
+        <w:sz w:val="20"/>
+      </w:rPr>
+    </w:lvl>
+    <w:lvl w:ilvl="6" w:tentative="1">
+      <w:start w:val="1"/>
+      <w:numFmt w:val="bullet"/>
+      <w:lvlText w:val=""/>
+      <w:lvlJc w:val="left"/>
+      <w:pPr>
+        <w:tabs>
+          <w:tab w:val="num" w:pos="5040"/>
+        </w:tabs>
+        <w:ind w:left="5040" w:hanging="360"/>
+      </w:pPr>
+      <w:rPr>
+        <w:rFonts w:ascii="Wingdings" w:hAnsi="Wingdings" w:hint="default"/>
+        <w:sz w:val="20"/>
+      </w:rPr>
+    </w:lvl>
+    <w:lvl w:ilvl="7" w:tentative="1">
+      <w:start w:val="1"/>
+      <w:numFmt w:val="bullet"/>
+      <w:lvlText w:val=""/>
+      <w:lvlJc w:val="left"/>
+      <w:pPr>
+        <w:tabs>
+          <w:tab w:val="num" w:pos="5760"/>
+        </w:tabs>
+        <w:ind w:left="5760" w:hanging="360"/>
+      </w:pPr>
+      <w:rPr>
+        <w:rFonts w:ascii="Wingdings" w:hAnsi="Wingdings" w:hint="default"/>
+        <w:sz w:val="20"/>
+      </w:rPr>
+    </w:lvl>
+    <w:lvl w:ilvl="8" w:tentative="1">
+      <w:start w:val="1"/>
+      <w:numFmt w:val="bullet"/>
+      <w:lvlText w:val=""/>
+      <w:lvlJc w:val="left"/>
+      <w:pPr>
+        <w:tabs>
+          <w:tab w:val="num" w:pos="6480"/>
+        </w:tabs>
+        <w:ind w:left="6480" w:hanging="360"/>
+      </w:pPr>
+      <w:rPr>
+        <w:rFonts w:ascii="Wingdings" w:hAnsi="Wingdings" w:hint="default"/>
+        <w:sz w:val="20"/>
+      </w:rPr>
+    </w:lvl>
+  </w:abstractNum>
+  <w:abstractNum w:abstractNumId="6" w15:restartNumberingAfterBreak="0">
+    <w:nsid w:val="565C469A"/>
+    <w:multiLevelType w:val="multilevel"/>
+    <w:tmpl w:val="808034D8"/>
+    <w:lvl w:ilvl="0">
+      <w:start w:val="1"/>
+      <w:numFmt w:val="bullet"/>
+      <w:lvlText w:val=""/>
+      <w:lvlJc w:val="left"/>
+      <w:pPr>
+        <w:tabs>
+          <w:tab w:val="num" w:pos="720"/>
+        </w:tabs>
+        <w:ind w:left="720" w:hanging="360"/>
+      </w:pPr>
+      <w:rPr>
+        <w:rFonts w:ascii="Symbol" w:hAnsi="Symbol" w:hint="default"/>
+        <w:sz w:val="20"/>
+      </w:rPr>
+    </w:lvl>
+    <w:lvl w:ilvl="1" w:tentative="1">
+      <w:start w:val="1"/>
+      <w:numFmt w:val="bullet"/>
+      <w:lvlText w:val="o"/>
+      <w:lvlJc w:val="left"/>
+      <w:pPr>
+        <w:tabs>
+          <w:tab w:val="num" w:pos="1440"/>
+        </w:tabs>
+        <w:ind w:left="1440" w:hanging="360"/>
+      </w:pPr>
+      <w:rPr>
+        <w:rFonts w:ascii="Courier New" w:hAnsi="Courier New" w:hint="default"/>
+        <w:sz w:val="20"/>
+      </w:rPr>
+    </w:lvl>
+    <w:lvl w:ilvl="2" w:tentative="1">
+      <w:start w:val="1"/>
+      <w:numFmt w:val="bullet"/>
+      <w:lvlText w:val=""/>
+      <w:lvlJc w:val="left"/>
+      <w:pPr>
+        <w:tabs>
+          <w:tab w:val="num" w:pos="2160"/>
+        </w:tabs>
+        <w:ind w:left="2160" w:hanging="360"/>
+      </w:pPr>
+      <w:rPr>
+        <w:rFonts w:ascii="Wingdings" w:hAnsi="Wingdings" w:hint="default"/>
+        <w:sz w:val="20"/>
+      </w:rPr>
+    </w:lvl>
+    <w:lvl w:ilvl="3" w:tentative="1">
+      <w:start w:val="1"/>
+      <w:numFmt w:val="bullet"/>
+      <w:lvlText w:val=""/>
+      <w:lvlJc w:val="left"/>
+      <w:pPr>
+        <w:tabs>
+          <w:tab w:val="num" w:pos="2880"/>
+        </w:tabs>
+        <w:ind w:left="2880" w:hanging="360"/>
+      </w:pPr>
+      <w:rPr>
+        <w:rFonts w:ascii="Wingdings" w:hAnsi="Wingdings" w:hint="default"/>
+        <w:sz w:val="20"/>
+      </w:rPr>
+    </w:lvl>
+    <w:lvl w:ilvl="4" w:tentative="1">
+      <w:start w:val="1"/>
+      <w:numFmt w:val="bullet"/>
+      <w:lvlText w:val=""/>
+      <w:lvlJc w:val="left"/>
+      <w:pPr>
+        <w:tabs>
+          <w:tab w:val="num" w:pos="3600"/>
+        </w:tabs>
+        <w:ind w:left="3600" w:hanging="360"/>
+      </w:pPr>
+      <w:rPr>
+        <w:rFonts w:ascii="Wingdings" w:hAnsi="Wingdings" w:hint="default"/>
+        <w:sz w:val="20"/>
+      </w:rPr>
+    </w:lvl>
+    <w:lvl w:ilvl="5" w:tentative="1">
+      <w:start w:val="1"/>
+      <w:numFmt w:val="bullet"/>
+      <w:lvlText w:val=""/>
+      <w:lvlJc w:val="left"/>
+      <w:pPr>
+        <w:tabs>
+          <w:tab w:val="num" w:pos="4320"/>
+        </w:tabs>
+        <w:ind w:left="4320" w:hanging="360"/>
+      </w:pPr>
+      <w:rPr>
+        <w:rFonts w:ascii="Wingdings" w:hAnsi="Wingdings" w:hint="default"/>
+        <w:sz w:val="20"/>
+      </w:rPr>
+    </w:lvl>
+    <w:lvl w:ilvl="6" w:tentative="1">
+      <w:start w:val="1"/>
+      <w:numFmt w:val="bullet"/>
+      <w:lvlText w:val=""/>
+      <w:lvlJc w:val="left"/>
+      <w:pPr>
+        <w:tabs>
+          <w:tab w:val="num" w:pos="5040"/>
+        </w:tabs>
+        <w:ind w:left="5040" w:hanging="360"/>
+      </w:pPr>
+      <w:rPr>
+        <w:rFonts w:ascii="Wingdings" w:hAnsi="Wingdings" w:hint="default"/>
+        <w:sz w:val="20"/>
+      </w:rPr>
+    </w:lvl>
+    <w:lvl w:ilvl="7" w:tentative="1">
+      <w:start w:val="1"/>
+      <w:numFmt w:val="bullet"/>
+      <w:lvlText w:val=""/>
+      <w:lvlJc w:val="left"/>
+      <w:pPr>
+        <w:tabs>
+          <w:tab w:val="num" w:pos="5760"/>
+        </w:tabs>
+        <w:ind w:left="5760" w:hanging="360"/>
+      </w:pPr>
+      <w:rPr>
+        <w:rFonts w:ascii="Wingdings" w:hAnsi="Wingdings" w:hint="default"/>
+        <w:sz w:val="20"/>
+      </w:rPr>
+    </w:lvl>
+    <w:lvl w:ilvl="8" w:tentative="1">
+      <w:start w:val="1"/>
+      <w:numFmt w:val="bullet"/>
+      <w:lvlText w:val=""/>
+      <w:lvlJc w:val="left"/>
+      <w:pPr>
+        <w:tabs>
+          <w:tab w:val="num" w:pos="6480"/>
+        </w:tabs>
+        <w:ind w:left="6480" w:hanging="360"/>
+      </w:pPr>
+      <w:rPr>
+        <w:rFonts w:ascii="Wingdings" w:hAnsi="Wingdings" w:hint="default"/>
+        <w:sz w:val="20"/>
+      </w:rPr>
+    </w:lvl>
+  </w:abstractNum>
+  <w:abstractNum w:abstractNumId="7" w15:restartNumberingAfterBreak="0">
+    <w:nsid w:val="61181281"/>
+    <w:multiLevelType w:val="hybridMultilevel"/>
+    <w:tmpl w:val="257446B0"/>
+    <w:lvl w:ilvl="0" w:tplc="04190001">
+      <w:start w:val="1"/>
+      <w:numFmt w:val="bullet"/>
+      <w:lvlText w:val=""/>
+      <w:lvlJc w:val="left"/>
+      <w:pPr>
+        <w:ind w:left="720" w:hanging="360"/>
+      </w:pPr>
+      <w:rPr>
+        <w:rFonts w:ascii="Symbol" w:hAnsi="Symbol" w:hint="default"/>
+      </w:rPr>
+    </w:lvl>
+    <w:lvl w:ilvl="1" w:tplc="04190003" w:tentative="1">
+      <w:start w:val="1"/>
+      <w:numFmt w:val="bullet"/>
+      <w:lvlText w:val="o"/>
+      <w:lvlJc w:val="left"/>
+      <w:pPr>
+        <w:ind w:left="1440" w:hanging="360"/>
+      </w:pPr>
+      <w:rPr>
+        <w:rFonts w:ascii="Courier New" w:hAnsi="Courier New" w:cs="Courier New" w:hint="default"/>
+      </w:rPr>
+    </w:lvl>
+    <w:lvl w:ilvl="2" w:tplc="04190005" w:tentative="1">
+      <w:start w:val="1"/>
+      <w:numFmt w:val="bullet"/>
+      <w:lvlText w:val=""/>
+      <w:lvlJc w:val="left"/>
+      <w:pPr>
+        <w:ind w:left="2160" w:hanging="360"/>
+      </w:pPr>
+      <w:rPr>
+        <w:rFonts w:ascii="Wingdings" w:hAnsi="Wingdings" w:hint="default"/>
+      </w:rPr>
+    </w:lvl>
+    <w:lvl w:ilvl="3" w:tplc="04190001" w:tentative="1">
+      <w:start w:val="1"/>
+      <w:numFmt w:val="bullet"/>
+      <w:lvlText w:val=""/>
+      <w:lvlJc w:val="left"/>
+      <w:pPr>
+        <w:ind w:left="2880" w:hanging="360"/>
+      </w:pPr>
+      <w:rPr>
+        <w:rFonts w:ascii="Symbol" w:hAnsi="Symbol" w:hint="default"/>
+      </w:rPr>
+    </w:lvl>
+    <w:lvl w:ilvl="4" w:tplc="04190003" w:tentative="1">
+      <w:start w:val="1"/>
+      <w:numFmt w:val="bullet"/>
+      <w:lvlText w:val="o"/>
+      <w:lvlJc w:val="left"/>
+      <w:pPr>
+        <w:ind w:left="3600" w:hanging="360"/>
+      </w:pPr>
+      <w:rPr>
+        <w:rFonts w:ascii="Courier New" w:hAnsi="Courier New" w:cs="Courier New" w:hint="default"/>
+      </w:rPr>
+    </w:lvl>
+    <w:lvl w:ilvl="5" w:tplc="04190005" w:tentative="1">
+      <w:start w:val="1"/>
+      <w:numFmt w:val="bullet"/>
+      <w:lvlText w:val=""/>
+      <w:lvlJc w:val="left"/>
+      <w:pPr>
+        <w:ind w:left="4320" w:hanging="360"/>
+      </w:pPr>
+      <w:rPr>
+        <w:rFonts w:ascii="Wingdings" w:hAnsi="Wingdings" w:hint="default"/>
+      </w:rPr>
+    </w:lvl>
+    <w:lvl w:ilvl="6" w:tplc="04190001" w:tentative="1">
+      <w:start w:val="1"/>
+      <w:numFmt w:val="bullet"/>
+      <w:lvlText w:val=""/>
+      <w:lvlJc w:val="left"/>
+      <w:pPr>
+        <w:ind w:left="5040" w:hanging="360"/>
+      </w:pPr>
+      <w:rPr>
+        <w:rFonts w:ascii="Symbol" w:hAnsi="Symbol" w:hint="default"/>
+      </w:rPr>
+    </w:lvl>
+    <w:lvl w:ilvl="7" w:tplc="04190003" w:tentative="1">
+      <w:start w:val="1"/>
+      <w:numFmt w:val="bullet"/>
+      <w:lvlText w:val="o"/>
+      <w:lvlJc w:val="left"/>
+      <w:pPr>
+        <w:ind w:left="5760" w:hanging="360"/>
+      </w:pPr>
+      <w:rPr>
+        <w:rFonts w:ascii="Courier New" w:hAnsi="Courier New" w:cs="Courier New" w:hint="default"/>
+      </w:rPr>
+    </w:lvl>
+    <w:lvl w:ilvl="8" w:tplc="04190005" w:tentative="1">
+      <w:start w:val="1"/>
+      <w:numFmt w:val="bullet"/>
+      <w:lvlText w:val=""/>
+      <w:lvlJc w:val="left"/>
+      <w:pPr>
+        <w:ind w:left="6480" w:hanging="360"/>
+      </w:pPr>
+      <w:rPr>
+        <w:rFonts w:ascii="Wingdings" w:hAnsi="Wingdings" w:hint="default"/>
+      </w:rPr>
+    </w:lvl>
+  </w:abstractNum>
+  <w:abstractNum w:abstractNumId="8" w15:restartNumberingAfterBreak="0">
+    <w:nsid w:val="63492C4E"/>
+    <w:multiLevelType w:val="hybridMultilevel"/>
+    <w:tmpl w:val="C4C40B9C"/>
+    <w:lvl w:ilvl="0" w:tplc="04190001">
+      <w:start w:val="1"/>
+      <w:numFmt w:val="bullet"/>
+      <w:lvlText w:val=""/>
+      <w:lvlJc w:val="left"/>
+      <w:pPr>
+        <w:ind w:left="720" w:hanging="360"/>
+      </w:pPr>
+      <w:rPr>
+        <w:rFonts w:ascii="Symbol" w:hAnsi="Symbol" w:hint="default"/>
+      </w:rPr>
+    </w:lvl>
+    <w:lvl w:ilvl="1" w:tplc="04190003" w:tentative="1">
+      <w:start w:val="1"/>
+      <w:numFmt w:val="bullet"/>
+      <w:lvlText w:val="o"/>
+      <w:lvlJc w:val="left"/>
+      <w:pPr>
+        <w:ind w:left="1440" w:hanging="360"/>
+      </w:pPr>
+      <w:rPr>
+        <w:rFonts w:ascii="Courier New" w:hAnsi="Courier New" w:cs="Courier New" w:hint="default"/>
+      </w:rPr>
+    </w:lvl>
+    <w:lvl w:ilvl="2" w:tplc="04190005" w:tentative="1">
+      <w:start w:val="1"/>
+      <w:numFmt w:val="bullet"/>
+      <w:lvlText w:val=""/>
+      <w:lvlJc w:val="left"/>
+      <w:pPr>
+        <w:ind w:left="2160" w:hanging="360"/>
+      </w:pPr>
+      <w:rPr>
+        <w:rFonts w:ascii="Wingdings" w:hAnsi="Wingdings" w:hint="default"/>
+      </w:rPr>
+    </w:lvl>
+    <w:lvl w:ilvl="3" w:tplc="04190001" w:tentative="1">
+      <w:start w:val="1"/>
+      <w:numFmt w:val="bullet"/>
+      <w:lvlText w:val=""/>
+      <w:lvlJc w:val="left"/>
+      <w:pPr>
+        <w:ind w:left="2880" w:hanging="360"/>
+      </w:pPr>
+      <w:rPr>
+        <w:rFonts w:ascii="Symbol" w:hAnsi="Symbol" w:hint="default"/>
+      </w:rPr>
+    </w:lvl>
+    <w:lvl w:ilvl="4" w:tplc="04190003" w:tentative="1">
+      <w:start w:val="1"/>
+      <w:numFmt w:val="bullet"/>
+      <w:lvlText w:val="o"/>
+      <w:lvlJc w:val="left"/>
+      <w:pPr>
+        <w:ind w:left="3600" w:hanging="360"/>
+      </w:pPr>
+      <w:rPr>
+        <w:rFonts w:ascii="Courier New" w:hAnsi="Courier New" w:cs="Courier New" w:hint="default"/>
+      </w:rPr>
+    </w:lvl>
+    <w:lvl w:ilvl="5" w:tplc="04190005" w:tentative="1">
+      <w:start w:val="1"/>
+      <w:numFmt w:val="bullet"/>
+      <w:lvlText w:val=""/>
+      <w:lvlJc w:val="left"/>
+      <w:pPr>
+        <w:ind w:left="4320" w:hanging="360"/>
+      </w:pPr>
+      <w:rPr>
+        <w:rFonts w:ascii="Wingdings" w:hAnsi="Wingdings" w:hint="default"/>
+      </w:rPr>
+    </w:lvl>
+    <w:lvl w:ilvl="6" w:tplc="04190001" w:tentative="1">
+      <w:start w:val="1"/>
+      <w:numFmt w:val="bullet"/>
+      <w:lvlText w:val=""/>
+      <w:lvlJc w:val="left"/>
+      <w:pPr>
+        <w:ind w:left="5040" w:hanging="360"/>
+      </w:pPr>
+      <w:rPr>
+        <w:rFonts w:ascii="Symbol" w:hAnsi="Symbol" w:hint="default"/>
+      </w:rPr>
+    </w:lvl>
+    <w:lvl w:ilvl="7" w:tplc="04190003" w:tentative="1">
+      <w:start w:val="1"/>
+      <w:numFmt w:val="bullet"/>
+      <w:lvlText w:val="o"/>
+      <w:lvlJc w:val="left"/>
+      <w:pPr>
+        <w:ind w:left="5760" w:hanging="360"/>
+      </w:pPr>
+      <w:rPr>
+        <w:rFonts w:ascii="Courier New" w:hAnsi="Courier New" w:cs="Courier New" w:hint="default"/>
+      </w:rPr>
+    </w:lvl>
+    <w:lvl w:ilvl="8" w:tplc="04190005" w:tentative="1">
+      <w:start w:val="1"/>
+      <w:numFmt w:val="bullet"/>
+      <w:lvlText w:val=""/>
+      <w:lvlJc w:val="left"/>
+      <w:pPr>
+        <w:ind w:left="6480" w:hanging="360"/>
+      </w:pPr>
+      <w:rPr>
+        <w:rFonts w:ascii="Wingdings" w:hAnsi="Wingdings" w:hint="default"/>
+      </w:rPr>
+    </w:lvl>
+  </w:abstractNum>
+  <w:abstractNum w:abstractNumId="9" w15:restartNumberingAfterBreak="0">
+    <w:nsid w:val="6BB2525F"/>
+    <w:multiLevelType w:val="multilevel"/>
+    <w:tmpl w:val="8564DB8E"/>
+    <w:lvl w:ilvl="0">
+      <w:start w:val="1"/>
+      <w:numFmt w:val="bullet"/>
+      <w:lvlText w:val=""/>
+      <w:lvlJc w:val="left"/>
+      <w:pPr>
+        <w:tabs>
+          <w:tab w:val="num" w:pos="720"/>
+        </w:tabs>
+        <w:ind w:left="720" w:hanging="360"/>
+      </w:pPr>
+      <w:rPr>
+        <w:rFonts w:ascii="Symbol" w:hAnsi="Symbol" w:hint="default"/>
+        <w:sz w:val="20"/>
+      </w:rPr>
+    </w:lvl>
+    <w:lvl w:ilvl="1" w:tentative="1">
+      <w:start w:val="1"/>
+      <w:numFmt w:val="bullet"/>
+      <w:lvlText w:val="o"/>
+      <w:lvlJc w:val="left"/>
+      <w:pPr>
+        <w:tabs>
+          <w:tab w:val="num" w:pos="1440"/>
+        </w:tabs>
+        <w:ind w:left="1440" w:hanging="360"/>
+      </w:pPr>
+      <w:rPr>
+        <w:rFonts w:ascii="Courier New" w:hAnsi="Courier New" w:hint="default"/>
+        <w:sz w:val="20"/>
+      </w:rPr>
+    </w:lvl>
+    <w:lvl w:ilvl="2" w:tentative="1">
+      <w:start w:val="1"/>
+      <w:numFmt w:val="bullet"/>
+      <w:lvlText w:val=""/>
+      <w:lvlJc w:val="left"/>
+      <w:pPr>
+        <w:tabs>
+          <w:tab w:val="num" w:pos="2160"/>
+        </w:tabs>
+        <w:ind w:left="2160" w:hanging="360"/>
+      </w:pPr>
+      <w:rPr>
+        <w:rFonts w:ascii="Wingdings" w:hAnsi="Wingdings" w:hint="default"/>
+        <w:sz w:val="20"/>
+      </w:rPr>
+    </w:lvl>
+    <w:lvl w:ilvl="3" w:tentative="1">
+      <w:start w:val="1"/>
+      <w:numFmt w:val="bullet"/>
+      <w:lvlText w:val=""/>
+      <w:lvlJc w:val="left"/>
+      <w:pPr>
+        <w:tabs>
+          <w:tab w:val="num" w:pos="2880"/>
+        </w:tabs>
+        <w:ind w:left="2880" w:hanging="360"/>
+      </w:pPr>
+      <w:rPr>
+        <w:rFonts w:ascii="Wingdings" w:hAnsi="Wingdings" w:hint="default"/>
+        <w:sz w:val="20"/>
+      </w:rPr>
+    </w:lvl>
+    <w:lvl w:ilvl="4" w:tentative="1">
+      <w:start w:val="1"/>
+      <w:numFmt w:val="bullet"/>
+      <w:lvlText w:val=""/>
+      <w:lvlJc w:val="left"/>
+      <w:pPr>
+        <w:tabs>
+          <w:tab w:val="num" w:pos="3600"/>
+        </w:tabs>
+        <w:ind w:left="3600" w:hanging="360"/>
+      </w:pPr>
+      <w:rPr>
+        <w:rFonts w:ascii="Wingdings" w:hAnsi="Wingdings" w:hint="default"/>
+        <w:sz w:val="20"/>
+      </w:rPr>
+    </w:lvl>
+    <w:lvl w:ilvl="5" w:tentative="1">
+      <w:start w:val="1"/>
+      <w:numFmt w:val="bullet"/>
+      <w:lvlText w:val=""/>
+      <w:lvlJc w:val="left"/>
+      <w:pPr>
+        <w:tabs>
+          <w:tab w:val="num" w:pos="4320"/>
+        </w:tabs>
+        <w:ind w:left="4320" w:hanging="360"/>
+      </w:pPr>
+      <w:rPr>
+        <w:rFonts w:ascii="Wingdings" w:hAnsi="Wingdings" w:hint="default"/>
+        <w:sz w:val="20"/>
+      </w:rPr>
+    </w:lvl>
+    <w:lvl w:ilvl="6" w:tentative="1">
+      <w:start w:val="1"/>
+      <w:numFmt w:val="bullet"/>
+      <w:lvlText w:val=""/>
+      <w:lvlJc w:val="left"/>
+      <w:pPr>
+        <w:tabs>
+          <w:tab w:val="num" w:pos="5040"/>
+        </w:tabs>
+        <w:ind w:left="5040" w:hanging="360"/>
+      </w:pPr>
+      <w:rPr>
+        <w:rFonts w:ascii="Wingdings" w:hAnsi="Wingdings" w:hint="default"/>
+        <w:sz w:val="20"/>
+      </w:rPr>
+    </w:lvl>
+    <w:lvl w:ilvl="7" w:tentative="1">
+      <w:start w:val="1"/>
+      <w:numFmt w:val="bullet"/>
+      <w:lvlText w:val=""/>
+      <w:lvlJc w:val="left"/>
+      <w:pPr>
+        <w:tabs>
+          <w:tab w:val="num" w:pos="5760"/>
+        </w:tabs>
+        <w:ind w:left="5760" w:hanging="360"/>
+      </w:pPr>
+      <w:rPr>
+        <w:rFonts w:ascii="Wingdings" w:hAnsi="Wingdings" w:hint="default"/>
+        <w:sz w:val="20"/>
+      </w:rPr>
+    </w:lvl>
+    <w:lvl w:ilvl="8" w:tentative="1">
+      <w:start w:val="1"/>
+      <w:numFmt w:val="bullet"/>
+      <w:lvlText w:val=""/>
+      <w:lvlJc w:val="left"/>
+      <w:pPr>
+        <w:tabs>
+          <w:tab w:val="num" w:pos="6480"/>
+        </w:tabs>
+        <w:ind w:left="6480" w:hanging="360"/>
+      </w:pPr>
+      <w:rPr>
+        <w:rFonts w:ascii="Wingdings" w:hAnsi="Wingdings" w:hint="default"/>
+        <w:sz w:val="20"/>
+      </w:rPr>
+    </w:lvl>
+  </w:abstractNum>
+  <w:abstractNum w:abstractNumId="10" w15:restartNumberingAfterBreak="0">
+    <w:nsid w:val="6FC0723C"/>
+    <w:multiLevelType w:val="multilevel"/>
+    <w:tmpl w:val="5C720A40"/>
+    <w:lvl w:ilvl="0">
+      <w:start w:val="1"/>
+      <w:numFmt w:val="bullet"/>
+      <w:lvlText w:val=""/>
+      <w:lvlJc w:val="left"/>
+      <w:pPr>
+        <w:tabs>
+          <w:tab w:val="num" w:pos="720"/>
+        </w:tabs>
+        <w:ind w:left="720" w:hanging="360"/>
+      </w:pPr>
+      <w:rPr>
+        <w:rFonts w:ascii="Symbol" w:hAnsi="Symbol" w:hint="default"/>
+        <w:sz w:val="20"/>
+      </w:rPr>
+    </w:lvl>
+    <w:lvl w:ilvl="1" w:tentative="1">
+      <w:start w:val="1"/>
+      <w:numFmt w:val="bullet"/>
+      <w:lvlText w:val="o"/>
+      <w:lvlJc w:val="left"/>
+      <w:pPr>
+        <w:tabs>
+          <w:tab w:val="num" w:pos="1440"/>
+        </w:tabs>
+        <w:ind w:left="1440" w:hanging="360"/>
+      </w:pPr>
+      <w:rPr>
+        <w:rFonts w:ascii="Courier New" w:hAnsi="Courier New" w:hint="default"/>
+        <w:sz w:val="20"/>
+      </w:rPr>
+    </w:lvl>
+    <w:lvl w:ilvl="2" w:tentative="1">
+      <w:start w:val="1"/>
+      <w:numFmt w:val="bullet"/>
+      <w:lvlText w:val=""/>
+      <w:lvlJc w:val="left"/>
+      <w:pPr>
+        <w:tabs>
+          <w:tab w:val="num" w:pos="2160"/>
+        </w:tabs>
+        <w:ind w:left="2160" w:hanging="360"/>
+      </w:pPr>
+      <w:rPr>
+        <w:rFonts w:ascii="Wingdings" w:hAnsi="Wingdings" w:hint="default"/>
+        <w:sz w:val="20"/>
+      </w:rPr>
+    </w:lvl>
+    <w:lvl w:ilvl="3" w:tentative="1">
+      <w:start w:val="1"/>
+      <w:numFmt w:val="bullet"/>
+      <w:lvlText w:val=""/>
+      <w:lvlJc w:val="left"/>
+      <w:pPr>
+        <w:tabs>
+          <w:tab w:val="num" w:pos="2880"/>
+        </w:tabs>
+        <w:ind w:left="2880" w:hanging="360"/>
+      </w:pPr>
+      <w:rPr>
+        <w:rFonts w:ascii="Wingdings" w:hAnsi="Wingdings" w:hint="default"/>
+        <w:sz w:val="20"/>
+      </w:rPr>
+    </w:lvl>
+    <w:lvl w:ilvl="4" w:tentative="1">
+      <w:start w:val="1"/>
+      <w:numFmt w:val="bullet"/>
+      <w:lvlText w:val=""/>
+      <w:lvlJc w:val="left"/>
+      <w:pPr>
+        <w:tabs>
+          <w:tab w:val="num" w:pos="3600"/>
+        </w:tabs>
+        <w:ind w:left="3600" w:hanging="360"/>
+      </w:pPr>
+      <w:rPr>
+        <w:rFonts w:ascii="Wingdings" w:hAnsi="Wingdings" w:hint="default"/>
+        <w:sz w:val="20"/>
+      </w:rPr>
+    </w:lvl>
+    <w:lvl w:ilvl="5" w:tentative="1">
+      <w:start w:val="1"/>
+      <w:numFmt w:val="bullet"/>
+      <w:lvlText w:val=""/>
+      <w:lvlJc w:val="left"/>
+      <w:pPr>
+        <w:tabs>
+          <w:tab w:val="num" w:pos="4320"/>
+        </w:tabs>
+        <w:ind w:left="4320" w:hanging="360"/>
+      </w:pPr>
+      <w:rPr>
+        <w:rFonts w:ascii="Wingdings" w:hAnsi="Wingdings" w:hint="default"/>
+        <w:sz w:val="20"/>
+      </w:rPr>
+    </w:lvl>
+    <w:lvl w:ilvl="6" w:tentative="1">
+      <w:start w:val="1"/>
+      <w:numFmt w:val="bullet"/>
+      <w:lvlText w:val=""/>
+      <w:lvlJc w:val="left"/>
+      <w:pPr>
+        <w:tabs>
+          <w:tab w:val="num" w:pos="5040"/>
+        </w:tabs>
+        <w:ind w:left="5040" w:hanging="360"/>
+      </w:pPr>
+      <w:rPr>
+        <w:rFonts w:ascii="Wingdings" w:hAnsi="Wingdings" w:hint="default"/>
+        <w:sz w:val="20"/>
+      </w:rPr>
+    </w:lvl>
+    <w:lvl w:ilvl="7" w:tentative="1">
+      <w:start w:val="1"/>
+      <w:numFmt w:val="bullet"/>
+      <w:lvlText w:val=""/>
+      <w:lvlJc w:val="left"/>
+      <w:pPr>
+        <w:tabs>
+          <w:tab w:val="num" w:pos="5760"/>
+        </w:tabs>
+        <w:ind w:left="5760" w:hanging="360"/>
+      </w:pPr>
+      <w:rPr>
+        <w:rFonts w:ascii="Wingdings" w:hAnsi="Wingdings" w:hint="default"/>
+        <w:sz w:val="20"/>
+      </w:rPr>
+    </w:lvl>
+    <w:lvl w:ilvl="8" w:tentative="1">
+      <w:start w:val="1"/>
+      <w:numFmt w:val="bullet"/>
+      <w:lvlText w:val=""/>
+      <w:lvlJc w:val="left"/>
+      <w:pPr>
+        <w:tabs>
+          <w:tab w:val="num" w:pos="6480"/>
+        </w:tabs>
+        <w:ind w:left="6480" w:hanging="360"/>
+      </w:pPr>
+      <w:rPr>
+        <w:rFonts w:ascii="Wingdings" w:hAnsi="Wingdings" w:hint="default"/>
+        <w:sz w:val="20"/>
+      </w:rPr>
+    </w:lvl>
+  </w:abstractNum>
+  <w:abstractNum w:abstractNumId="11" w15:restartNumberingAfterBreak="0">
+    <w:nsid w:val="74C32A91"/>
+    <w:multiLevelType w:val="hybridMultilevel"/>
+    <w:tmpl w:val="6DD26D9C"/>
+    <w:lvl w:ilvl="0" w:tplc="04190001">
+      <w:start w:val="1"/>
+      <w:numFmt w:val="bullet"/>
+      <w:lvlText w:val=""/>
+      <w:lvlJc w:val="left"/>
+      <w:pPr>
+        <w:ind w:left="720" w:hanging="360"/>
+      </w:pPr>
+      <w:rPr>
+        <w:rFonts w:ascii="Symbol" w:hAnsi="Symbol" w:hint="default"/>
+      </w:rPr>
+    </w:lvl>
+    <w:lvl w:ilvl="1" w:tplc="04190003" w:tentative="1">
+      <w:start w:val="1"/>
+      <w:numFmt w:val="bullet"/>
+      <w:lvlText w:val="o"/>
+      <w:lvlJc w:val="left"/>
+      <w:pPr>
+        <w:ind w:left="1440" w:hanging="360"/>
+      </w:pPr>
+      <w:rPr>
+        <w:rFonts w:ascii="Courier New" w:hAnsi="Courier New" w:cs="Courier New" w:hint="default"/>
+      </w:rPr>
+    </w:lvl>
+    <w:lvl w:ilvl="2" w:tplc="04190005" w:tentative="1">
+      <w:start w:val="1"/>
+      <w:numFmt w:val="bullet"/>
+      <w:lvlText w:val=""/>
+      <w:lvlJc w:val="left"/>
+      <w:pPr>
+        <w:ind w:left="2160" w:hanging="360"/>
+      </w:pPr>
+      <w:rPr>
+        <w:rFonts w:ascii="Wingdings" w:hAnsi="Wingdings" w:hint="default"/>
+      </w:rPr>
+    </w:lvl>
+    <w:lvl w:ilvl="3" w:tplc="04190001" w:tentative="1">
+      <w:start w:val="1"/>
+      <w:numFmt w:val="bullet"/>
+      <w:lvlText w:val=""/>
+      <w:lvlJc w:val="left"/>
+      <w:pPr>
+        <w:ind w:left="2880" w:hanging="360"/>
+      </w:pPr>
+      <w:rPr>
+        <w:rFonts w:ascii="Symbol" w:hAnsi="Symbol" w:hint="default"/>
+      </w:rPr>
+    </w:lvl>
+    <w:lvl w:ilvl="4" w:tplc="04190003" w:tentative="1">
+      <w:start w:val="1"/>
+      <w:numFmt w:val="bullet"/>
+      <w:lvlText w:val="o"/>
+      <w:lvlJc w:val="left"/>
+      <w:pPr>
+        <w:ind w:left="3600" w:hanging="360"/>
+      </w:pPr>
+      <w:rPr>
+        <w:rFonts w:ascii="Courier New" w:hAnsi="Courier New" w:cs="Courier New" w:hint="default"/>
+      </w:rPr>
+    </w:lvl>
+    <w:lvl w:ilvl="5" w:tplc="04190005" w:tentative="1">
+      <w:start w:val="1"/>
+      <w:numFmt w:val="bullet"/>
+      <w:lvlText w:val=""/>
+      <w:lvlJc w:val="left"/>
+      <w:pPr>
+        <w:ind w:left="4320" w:hanging="360"/>
+      </w:pPr>
+      <w:rPr>
+        <w:rFonts w:ascii="Wingdings" w:hAnsi="Wingdings" w:hint="default"/>
+      </w:rPr>
+    </w:lvl>
+    <w:lvl w:ilvl="6" w:tplc="04190001" w:tentative="1">
+      <w:start w:val="1"/>
+      <w:numFmt w:val="bullet"/>
+      <w:lvlText w:val=""/>
+      <w:lvlJc w:val="left"/>
+      <w:pPr>
+        <w:ind w:left="5040" w:hanging="360"/>
+      </w:pPr>
+      <w:rPr>
+        <w:rFonts w:ascii="Symbol" w:hAnsi="Symbol" w:hint="default"/>
+      </w:rPr>
+    </w:lvl>
+    <w:lvl w:ilvl="7" w:tplc="04190003" w:tentative="1">
+      <w:start w:val="1"/>
+      <w:numFmt w:val="bullet"/>
+      <w:lvlText w:val="o"/>
+      <w:lvlJc w:val="left"/>
+      <w:pPr>
+        <w:ind w:left="5760" w:hanging="360"/>
+      </w:pPr>
+      <w:rPr>
+        <w:rFonts w:ascii="Courier New" w:hAnsi="Courier New" w:cs="Courier New" w:hint="default"/>
+      </w:rPr>
+    </w:lvl>
+    <w:lvl w:ilvl="8" w:tplc="04190005" w:tentative="1">
+      <w:start w:val="1"/>
+      <w:numFmt w:val="bullet"/>
+      <w:lvlText w:val=""/>
+      <w:lvlJc w:val="left"/>
+      <w:pPr>
+        <w:ind w:left="6480" w:hanging="360"/>
+      </w:pPr>
+      <w:rPr>
+        <w:rFonts w:ascii="Wingdings" w:hAnsi="Wingdings" w:hint="default"/>
+      </w:rPr>
+    </w:lvl>
+  </w:abstractNum>
+  <w:abstractNum w:abstractNumId="12" w15:restartNumberingAfterBreak="0">
+    <w:nsid w:val="78D73251"/>
+    <w:multiLevelType w:val="hybridMultilevel"/>
+    <w:tmpl w:val="2B581820"/>
+    <w:lvl w:ilvl="0" w:tplc="04190001">
+      <w:start w:val="1"/>
+      <w:numFmt w:val="bullet"/>
+      <w:lvlText w:val=""/>
+      <w:lvlJc w:val="left"/>
+      <w:pPr>
+        <w:ind w:left="720" w:hanging="360"/>
+      </w:pPr>
+      <w:rPr>
+        <w:rFonts w:ascii="Symbol" w:hAnsi="Symbol" w:hint="default"/>
+      </w:rPr>
+    </w:lvl>
+    <w:lvl w:ilvl="1" w:tplc="04190003" w:tentative="1">
+      <w:start w:val="1"/>
+      <w:numFmt w:val="bullet"/>
+      <w:lvlText w:val="o"/>
+      <w:lvlJc w:val="left"/>
+      <w:pPr>
+        <w:ind w:left="1440" w:hanging="360"/>
+      </w:pPr>
+      <w:rPr>
+        <w:rFonts w:ascii="Courier New" w:hAnsi="Courier New" w:cs="Courier New" w:hint="default"/>
+      </w:rPr>
+    </w:lvl>
+    <w:lvl w:ilvl="2" w:tplc="04190005" w:tentative="1">
+      <w:start w:val="1"/>
+      <w:numFmt w:val="bullet"/>
+      <w:lvlText w:val=""/>
+      <w:lvlJc w:val="left"/>
+      <w:pPr>
+        <w:ind w:left="2160" w:hanging="360"/>
+      </w:pPr>
+      <w:rPr>
+        <w:rFonts w:ascii="Wingdings" w:hAnsi="Wingdings" w:hint="default"/>
+      </w:rPr>
+    </w:lvl>
+    <w:lvl w:ilvl="3" w:tplc="04190001" w:tentative="1">
+      <w:start w:val="1"/>
+      <w:numFmt w:val="bullet"/>
+      <w:lvlText w:val=""/>
+      <w:lvlJc w:val="left"/>
+      <w:pPr>
+        <w:ind w:left="2880" w:hanging="360"/>
+      </w:pPr>
+      <w:rPr>
+        <w:rFonts w:ascii="Symbol" w:hAnsi="Symbol" w:hint="default"/>
+      </w:rPr>
+    </w:lvl>
+    <w:lvl w:ilvl="4" w:tplc="04190003" w:tentative="1">
+      <w:start w:val="1"/>
+      <w:numFmt w:val="bullet"/>
+      <w:lvlText w:val="o"/>
+      <w:lvlJc w:val="left"/>
+      <w:pPr>
+        <w:ind w:left="3600" w:hanging="360"/>
+      </w:pPr>
+      <w:rPr>
+        <w:rFonts w:ascii="Courier New" w:hAnsi="Courier New" w:cs="Courier New" w:hint="default"/>
+      </w:rPr>
+    </w:lvl>
+    <w:lvl w:ilvl="5" w:tplc="04190005" w:tentative="1">
+      <w:start w:val="1"/>
+      <w:numFmt w:val="bullet"/>
+      <w:lvlText w:val=""/>
+      <w:lvlJc w:val="left"/>
+      <w:pPr>
+        <w:ind w:left="4320" w:hanging="360"/>
+      </w:pPr>
+      <w:rPr>
+        <w:rFonts w:ascii="Wingdings" w:hAnsi="Wingdings" w:hint="default"/>
+      </w:rPr>
+    </w:lvl>
+    <w:lvl w:ilvl="6" w:tplc="04190001" w:tentative="1">
+      <w:start w:val="1"/>
+      <w:numFmt w:val="bullet"/>
+      <w:lvlText w:val=""/>
+      <w:lvlJc w:val="left"/>
+      <w:pPr>
+        <w:ind w:left="5040" w:hanging="360"/>
+      </w:pPr>
+      <w:rPr>
+        <w:rFonts w:ascii="Symbol" w:hAnsi="Symbol" w:hint="default"/>
+      </w:rPr>
+    </w:lvl>
+    <w:lvl w:ilvl="7" w:tplc="04190003" w:tentative="1">
+      <w:start w:val="1"/>
+      <w:numFmt w:val="bullet"/>
+      <w:lvlText w:val="o"/>
+      <w:lvlJc w:val="left"/>
+      <w:pPr>
+        <w:ind w:left="5760" w:hanging="360"/>
+      </w:pPr>
+      <w:rPr>
+        <w:rFonts w:ascii="Courier New" w:hAnsi="Courier New" w:cs="Courier New" w:hint="default"/>
+      </w:rPr>
+    </w:lvl>
+    <w:lvl w:ilvl="8" w:tplc="04190005" w:tentative="1">
+      <w:start w:val="1"/>
+      <w:numFmt w:val="bullet"/>
+      <w:lvlText w:val=""/>
+      <w:lvlJc w:val="left"/>
+      <w:pPr>
+        <w:ind w:left="6480" w:hanging="360"/>
+      </w:pPr>
+      <w:rPr>
+        <w:rFonts w:ascii="Wingdings" w:hAnsi="Wingdings" w:hint="default"/>
+      </w:rPr>
+    </w:lvl>
+  </w:abstractNum>
   <w:num w:numId="1">
+    <w:abstractNumId w:val="2"/>
+  </w:num>
+  <w:num w:numId="2">
     <w:abstractNumId w:val="0"/>
+  </w:num>
+  <w:num w:numId="3">
+    <w:abstractNumId w:val="3"/>
+  </w:num>
+  <w:num w:numId="4">
+    <w:abstractNumId w:val="4"/>
+  </w:num>
+  <w:num w:numId="5">
+    <w:abstractNumId w:val="12"/>
+  </w:num>
+  <w:num w:numId="6">
+    <w:abstractNumId w:val="11"/>
+  </w:num>
+  <w:num w:numId="7">
+    <w:abstractNumId w:val="7"/>
+  </w:num>
+  <w:num w:numId="8">
+    <w:abstractNumId w:val="8"/>
+  </w:num>
+  <w:num w:numId="9">
+    <w:abstractNumId w:val="9"/>
+  </w:num>
+  <w:num w:numId="10">
+    <w:abstractNumId w:val="5"/>
+  </w:num>
+  <w:num w:numId="11">
+    <w:abstractNumId w:val="1"/>
+  </w:num>
+  <w:num w:numId="12">
+    <w:abstractNumId w:val="10"/>
+  </w:num>
+  <w:num w:numId="13">
+    <w:abstractNumId w:val="6"/>
   </w:num>
 </w:numbering>
 </file>
@@ -6258,6 +10558,7 @@
   <w:style w:type="paragraph" w:default="1" w:styleId="a">
     <w:name w:val="Normal"/>
     <w:qFormat/>
+    <w:rsid w:val="00981710"/>
     <w:pPr>
       <w:spacing w:after="160" w:line="259" w:lineRule="auto"/>
     </w:pPr>
@@ -6305,23 +10606,21 @@
     <w:uiPriority w:val="9"/>
     <w:unhideWhenUsed/>
     <w:qFormat/>
+    <w:rsid w:val="00EB4914"/>
     <w:pPr>
       <w:keepNext/>
       <w:keepLines/>
-      <w:numPr>
-        <w:ilvl w:val="1"/>
-        <w:numId w:val="1"/>
-      </w:numPr>
       <w:tabs>
         <w:tab w:val="left" w:pos="1276"/>
       </w:tabs>
       <w:spacing w:after="0" w:line="240" w:lineRule="auto"/>
-      <w:ind w:left="0" w:firstLine="709"/>
+      <w:ind w:left="709"/>
       <w:outlineLvl w:val="1"/>
     </w:pPr>
     <w:rPr>
       <w:rFonts w:eastAsiaTheme="majorEastAsia" w:cstheme="majorBidi"/>
       <w:b/>
+      <w:i/>
       <w:sz w:val="28"/>
       <w:szCs w:val="26"/>
     </w:rPr>
@@ -6335,6 +10634,7 @@
     <w:uiPriority w:val="9"/>
     <w:unhideWhenUsed/>
     <w:qFormat/>
+    <w:rsid w:val="00C315A7"/>
     <w:pPr>
       <w:keepNext/>
       <w:keepLines/>
@@ -6343,11 +10643,10 @@
       <w:outlineLvl w:val="2"/>
     </w:pPr>
     <w:rPr>
-      <w:rFonts w:eastAsiaTheme="majorEastAsia" w:cstheme="majorBidi"/>
+      <w:rFonts w:eastAsia="Arial" w:cstheme="majorBidi"/>
       <w:b/>
-      <w:i/>
-      <w:sz w:val="28"/>
       <w:szCs w:val="24"/>
+      <w:shd w:val="clear" w:color="auto" w:fill="FFFFFF"/>
     </w:rPr>
   </w:style>
   <w:style w:type="paragraph" w:styleId="4">
@@ -6589,11 +10888,16 @@
     <w:basedOn w:val="a0"/>
     <w:link w:val="2"/>
     <w:uiPriority w:val="9"/>
+    <w:rsid w:val="00EB4914"/>
     <w:rPr>
-      <w:rFonts w:ascii="Times New Roman" w:eastAsiaTheme="majorEastAsia" w:hAnsi="Times New Roman" w:cstheme="majorBidi"/>
+      <w:rFonts w:eastAsiaTheme="majorEastAsia" w:cstheme="majorBidi"/>
       <w:b/>
+      <w:i/>
+      <w:kern w:val="2"/>
       <w:sz w:val="28"/>
       <w:szCs w:val="26"/>
+      <w:lang w:eastAsia="en-US"/>
+      <w14:ligatures w14:val="standardContextual"/>
     </w:rPr>
   </w:style>
   <w:style w:type="character" w:customStyle="1" w:styleId="a5">
@@ -6625,12 +10929,15 @@
     <w:link w:val="3"/>
     <w:uiPriority w:val="9"/>
     <w:qFormat/>
+    <w:rsid w:val="00C315A7"/>
     <w:rPr>
-      <w:rFonts w:ascii="Times New Roman" w:eastAsiaTheme="majorEastAsia" w:hAnsi="Times New Roman" w:cstheme="majorBidi"/>
+      <w:rFonts w:eastAsia="Arial" w:cstheme="majorBidi"/>
       <w:b/>
-      <w:i/>
-      <w:sz w:val="28"/>
+      <w:kern w:val="2"/>
+      <w:sz w:val="24"/>
       <w:szCs w:val="24"/>
+      <w:lang w:eastAsia="en-US"/>
+      <w14:ligatures w14:val="standardContextual"/>
     </w:rPr>
   </w:style>
   <w:style w:type="character" w:customStyle="1" w:styleId="40">
@@ -6645,6 +10952,23 @@
       <w:iCs/>
       <w:sz w:val="28"/>
       <w:u w:val="single"/>
+    </w:rPr>
+  </w:style>
+  <w:style w:type="paragraph" w:styleId="ae">
+    <w:name w:val="Normal (Web)"/>
+    <w:basedOn w:val="a"/>
+    <w:uiPriority w:val="99"/>
+    <w:unhideWhenUsed/>
+    <w:rsid w:val="00087289"/>
+    <w:pPr>
+      <w:spacing w:before="100" w:beforeAutospacing="1" w:after="100" w:afterAutospacing="1" w:line="240" w:lineRule="auto"/>
+    </w:pPr>
+    <w:rPr>
+      <w:rFonts w:eastAsia="Times New Roman" w:cs="Times New Roman"/>
+      <w:kern w:val="0"/>
+      <w:szCs w:val="24"/>
+      <w:lang w:eastAsia="ru-RU"/>
+      <w14:ligatures w14:val="none"/>
     </w:rPr>
   </w:style>
 </w:styles>
@@ -6911,7 +11235,7 @@
 </file>
 
 <file path=customXml/itemProps1.xml><?xml version="1.0" encoding="utf-8"?>
-<ds:datastoreItem xmlns:ds="http://schemas.openxmlformats.org/officeDocument/2006/customXml" ds:itemID="{17B43B85-2E9D-4DD8-98A2-2096067A9CD9}">
+<ds:datastoreItem xmlns:ds="http://schemas.openxmlformats.org/officeDocument/2006/customXml" ds:itemID="{4FCC17B1-EE6E-4DE7-80D0-92AA10883991}">
   <ds:schemaRefs>
     <ds:schemaRef ds:uri="http://schemas.openxmlformats.org/officeDocument/2006/bibliography"/>
   </ds:schemaRefs>
